--- a/krakend-gateway-manager/docs/DBDD-Gateway-Manager.docx
+++ b/krakend-gateway-manager/docs/DBDD-Gateway-Manager.docx
@@ -46,7 +46,7 @@
       </w:r>
     </w:p>
     <w:bookmarkEnd w:id="9"/>
-    <w:bookmarkStart w:id="26" w:name="X7d194f7027d75cec4f1ff7a1663ac22a8320a4a"/>
+    <w:bookmarkStart w:id="27" w:name="X7d194f7027d75cec4f1ff7a1663ac22a8320a4a"/>
     <w:p>
       <w:pPr>
         <w:pStyle w:val="Heading1"/>
@@ -442,6 +442,103 @@
           </w:p>
         </w:tc>
       </w:tr>
+      <w:tr>
+        <w:tc>
+          <w:tcPr/>
+          <w:p>
+            <w:pPr>
+              <w:pStyle w:val="Compact"/>
+            </w:pPr>
+            <w:r>
+              <w:t xml:space="preserve">2.0</w:t>
+            </w:r>
+          </w:p>
+        </w:tc>
+        <w:tc>
+          <w:tcPr/>
+          <w:p>
+            <w:pPr>
+              <w:pStyle w:val="Compact"/>
+            </w:pPr>
+            <w:r>
+              <w:t xml:space="preserve">2026-09-09</w:t>
+            </w:r>
+          </w:p>
+        </w:tc>
+        <w:tc>
+          <w:tcPr/>
+          <w:p>
+            <w:pPr>
+              <w:pStyle w:val="Compact"/>
+            </w:pPr>
+            <w:r>
+              <w:t xml:space="preserve">Đội phát triển Gateway Manager</w:t>
+            </w:r>
+          </w:p>
+        </w:tc>
+        <w:tc>
+          <w:tcPr/>
+          <w:p>
+            <w:pPr>
+              <w:pStyle w:val="Compact"/>
+            </w:pPr>
+            <w:r>
+              <w:t xml:space="preserve">DB chuyển sang dùng CHUNG mọi đội (trước: mỗi đội 1 DB riêng) — thêm cột</w:t>
+            </w:r>
+            <w:r>
+              <w:t xml:space="preserve"> </w:t>
+            </w:r>
+            <w:r>
+              <w:rPr>
+                <w:rStyle w:val="VerbatimChar"/>
+              </w:rPr>
+              <w:t xml:space="preserve">TEAM_CODE</w:t>
+            </w:r>
+            <w:r>
+              <w:t xml:space="preserve"> </w:t>
+            </w:r>
+            <w:r>
+              <w:t xml:space="preserve">+ bảng</w:t>
+            </w:r>
+            <w:r>
+              <w:t xml:space="preserve"> </w:t>
+            </w:r>
+            <w:r>
+              <w:rPr>
+                <w:rStyle w:val="VerbatimChar"/>
+              </w:rPr>
+              <w:t xml:space="preserve">GWM_TEAM</w:t>
+            </w:r>
+            <w:r>
+              <w:t xml:space="preserve"> </w:t>
+            </w:r>
+            <w:r>
+              <w:t xml:space="preserve">mới (</w:t>
+            </w:r>
+            <w:r>
+              <w:rPr>
+                <w:rStyle w:val="VerbatimChar"/>
+              </w:rPr>
+              <w:t xml:space="preserve">V2__team_code.sql</w:t>
+            </w:r>
+            <w:r>
+              <w:t xml:space="preserve">), đổi 2 ràng buộc UNIQUE thành ghép</w:t>
+            </w:r>
+            <w:r>
+              <w:t xml:space="preserve"> </w:t>
+            </w:r>
+            <w:r>
+              <w:rPr>
+                <w:rStyle w:val="VerbatimChar"/>
+              </w:rPr>
+              <w:t xml:space="preserve">TEAM_CODE</w:t>
+            </w:r>
+            <w:r>
+              <w:t xml:space="preserve">, cập nhật ERD/mục 5/mục 7 (xem SAD-GWM-001 ADR-07)</w:t>
+            </w:r>
+          </w:p>
+        </w:tc>
+      </w:tr>
     </w:tbl>
     <w:p>
       <w:r>
@@ -498,37 +595,73 @@
         <w:t xml:space="preserve"> </w:t>
       </w:r>
       <w:r>
-        <w:t xml:space="preserve">(baseline) + các file</w:t>
-      </w:r>
-      <w:r>
-        <w:t xml:space="preserve"> </w:t>
-      </w:r>
-      <w:r>
-        <w:rPr>
-          <w:rStyle w:val="VerbatimChar"/>
-        </w:rPr>
-        <w:t xml:space="preserve">V2__...sql</w:t>
-      </w:r>
-      <w:r>
-        <w:t xml:space="preserve"> </w:t>
-      </w:r>
-      <w:r>
-        <w:t xml:space="preserve">kế</w:t>
-      </w:r>
-      <w:r>
-        <w:t xml:space="preserve"> </w:t>
-      </w:r>
-      <w:r>
-        <w:t xml:space="preserve">tiếp (nếu có) trong</w:t>
-      </w:r>
-      <w:r>
-        <w:t xml:space="preserve"> </w:t>
-      </w:r>
-      <w:r>
-        <w:rPr>
-          <w:rStyle w:val="VerbatimChar"/>
-        </w:rPr>
-        <w:t xml:space="preserve">backend/src/main/resources/db/migration/</w:t>
+        <w:t xml:space="preserve">(baseline) +</w:t>
+      </w:r>
+      <w:r>
+        <w:t xml:space="preserve"> </w:t>
+      </w:r>
+      <w:r>
+        <w:rPr>
+          <w:rStyle w:val="VerbatimChar"/>
+        </w:rPr>
+        <w:t xml:space="preserve">V2__team_code.sql</w:t>
+      </w:r>
+      <w:r>
+        <w:t xml:space="preserve"> </w:t>
+      </w:r>
+      <w:r>
+        <w:t xml:space="preserve">(thêm</w:t>
+      </w:r>
+      <w:r>
+        <w:t xml:space="preserve"> </w:t>
+      </w:r>
+      <w:r>
+        <w:rPr>
+          <w:rStyle w:val="VerbatimChar"/>
+        </w:rPr>
+        <w:t xml:space="preserve">TEAM_CODE</w:t>
+      </w:r>
+      <w:r>
+        <w:t xml:space="preserve">/</w:t>
+      </w:r>
+      <w:r>
+        <w:rPr>
+          <w:rStyle w:val="VerbatimChar"/>
+        </w:rPr>
+        <w:t xml:space="preserve">GWM_TEAM</w:t>
+      </w:r>
+      <w:r>
+        <w:t xml:space="preserve">, 2026-09) + các file</w:t>
+      </w:r>
+      <w:r>
+        <w:t xml:space="preserve"> </w:t>
+      </w:r>
+      <w:r>
+        <w:rPr>
+          <w:rStyle w:val="VerbatimChar"/>
+        </w:rPr>
+        <w:t xml:space="preserve">V3__...sql</w:t>
+      </w:r>
+      <w:r>
+        <w:t xml:space="preserve"> </w:t>
+      </w:r>
+      <w:r>
+        <w:t xml:space="preserve">kế tiếp (nếu có),</w:t>
+      </w:r>
+      <w:r>
+        <w:t xml:space="preserve"> </w:t>
+      </w:r>
+      <w:r>
+        <w:t xml:space="preserve">đặt trong</w:t>
+      </w:r>
+      <w:r>
+        <w:t xml:space="preserve"> </w:t>
+      </w:r>
+      <w:r>
+        <w:rPr>
+          <w:rStyle w:val="VerbatimChar"/>
+        </w:rPr>
+        <w:t xml:space="preserve">backend/src/main/resources/db/team-schema/</w:t>
       </w:r>
       <w:r>
         <w:t xml:space="preserve"> </w:t>
@@ -550,7 +683,13 @@
         <w:t xml:space="preserve"> </w:t>
       </w:r>
       <w:r>
-        <w:t xml:space="preserve">còn dùng Hibernate</w:t>
+        <w:t xml:space="preserve">còn dùng</w:t>
+      </w:r>
+      <w:r>
+        <w:t xml:space="preserve"> </w:t>
+      </w:r>
+      <w:r>
+        <w:t xml:space="preserve">Hibernate</w:t>
       </w:r>
       <w:r>
         <w:t xml:space="preserve"> </w:t>
@@ -565,13 +704,7 @@
         <w:t xml:space="preserve"> </w:t>
       </w:r>
       <w:r>
-        <w:t xml:space="preserve">để tự sinh/sửa schema (xem ADR-03,</w:t>
-      </w:r>
-      <w:r>
-        <w:t xml:space="preserve"> </w:t>
-      </w:r>
-      <w:r>
-        <w:t xml:space="preserve">SAD-GWM-001).</w:t>
+        <w:t xml:space="preserve">để tự sinh/sửa schema (xem ADR-03, SAD-GWM-001).</w:t>
       </w:r>
     </w:p>
     <w:p>
@@ -674,6 +807,140 @@
     </w:p>
     <w:p>
       <w:pPr>
+        <w:pStyle w:val="FirstParagraph"/>
+      </w:pPr>
+      <w:r>
+        <w:rPr>
+          <w:b/>
+          <w:bCs/>
+        </w:rPr>
+        <w:t xml:space="preserve">TỪ 2026-09 (xem</w:t>
+      </w:r>
+      <w:r>
+        <w:rPr>
+          <w:b/>
+          <w:bCs/>
+        </w:rPr>
+        <w:t xml:space="preserve"> </w:t>
+      </w:r>
+      <w:r>
+        <w:rPr>
+          <w:rStyle w:val="VerbatimChar"/>
+          <w:b/>
+          <w:bCs/>
+        </w:rPr>
+        <w:t xml:space="preserve">SAD-Gateway-Manager.md</w:t>
+      </w:r>
+      <w:r>
+        <w:rPr>
+          <w:b/>
+          <w:bCs/>
+        </w:rPr>
+        <w:t xml:space="preserve"> </w:t>
+      </w:r>
+      <w:r>
+        <w:rPr>
+          <w:b/>
+          <w:bCs/>
+        </w:rPr>
+        <w:t xml:space="preserve">ADR-07): DB dùng CHUNG cho MỌI đội</w:t>
+      </w:r>
+      <w:r>
+        <w:t xml:space="preserve"> </w:t>
+      </w:r>
+      <w:r>
+        <w:t xml:space="preserve">(khác trước — mỗi đội 1 DB riêng hoàn toàn). Cách ly dữ liệu giữa các đội qua</w:t>
+      </w:r>
+      <w:r>
+        <w:t xml:space="preserve"> </w:t>
+      </w:r>
+      <w:r>
+        <w:t xml:space="preserve">cột</w:t>
+      </w:r>
+      <w:r>
+        <w:t xml:space="preserve"> </w:t>
+      </w:r>
+      <w:r>
+        <w:rPr>
+          <w:rStyle w:val="VerbatimChar"/>
+        </w:rPr>
+        <w:t xml:space="preserve">TEAM_CODE</w:t>
+      </w:r>
+      <w:r>
+        <w:t xml:space="preserve"> </w:t>
+      </w:r>
+      <w:r>
+        <w:t xml:space="preserve">mới trên</w:t>
+      </w:r>
+      <w:r>
+        <w:t xml:space="preserve"> </w:t>
+      </w:r>
+      <w:r>
+        <w:rPr>
+          <w:rStyle w:val="VerbatimChar"/>
+        </w:rPr>
+        <w:t xml:space="preserve">UPSTREAM_SERVICE</w:t>
+      </w:r>
+      <w:r>
+        <w:t xml:space="preserve">/</w:t>
+      </w:r>
+      <w:r>
+        <w:rPr>
+          <w:rStyle w:val="VerbatimChar"/>
+        </w:rPr>
+        <w:t xml:space="preserve">ENDPOINT_CONFIG</w:t>
+      </w:r>
+      <w:r>
+        <w:t xml:space="preserve"> </w:t>
+      </w:r>
+      <w:r>
+        <w:t xml:space="preserve">+ bảng</w:t>
+      </w:r>
+      <w:r>
+        <w:t xml:space="preserve"> </w:t>
+      </w:r>
+      <w:r>
+        <w:rPr>
+          <w:rStyle w:val="VerbatimChar"/>
+        </w:rPr>
+        <w:t xml:space="preserve">GWM_TEAM</w:t>
+      </w:r>
+      <w:r>
+        <w:t xml:space="preserve"> </w:t>
+      </w:r>
+      <w:r>
+        <w:t xml:space="preserve">mới (danh sách đội, không có FK —</w:t>
+      </w:r>
+      <w:r>
+        <w:t xml:space="preserve"> </w:t>
+      </w:r>
+      <w:r>
+        <w:rPr>
+          <w:rStyle w:val="VerbatimChar"/>
+        </w:rPr>
+        <w:t xml:space="preserve">TEAM_CODE</w:t>
+      </w:r>
+      <w:r>
+        <w:t xml:space="preserve"> </w:t>
+      </w:r>
+      <w:r>
+        <w:t xml:space="preserve">chỉ là 1 chuỗi khớp</w:t>
+      </w:r>
+      <w:r>
+        <w:t xml:space="preserve"> </w:t>
+      </w:r>
+      <w:r>
+        <w:t xml:space="preserve">theo giá trị, KHÔNG ràng buộc khoá ngoại DB, để tránh phải sửa DDL của 6 bảng</w:t>
+      </w:r>
+      <w:r>
+        <w:t xml:space="preserve"> </w:t>
+      </w:r>
+      <w:r>
+        <w:t xml:space="preserve">hiện có).</w:t>
+      </w:r>
+    </w:p>
+    <w:p>
+      <w:pPr>
         <w:pStyle w:val="SourceCode"/>
       </w:pPr>
       <w:r>
@@ -689,6 +956,24 @@
         <w:rPr>
           <w:rStyle w:val="VerbatimChar"/>
         </w:rPr>
+        <w:t xml:space="preserve">    GWM_TEAM ||--o{ UPSTREAM_SERVICE : "so huu (TEAM_CODE, khop gia tri - KHONG FK)"</w:t>
+      </w:r>
+      <w:r>
+        <w:br/>
+      </w:r>
+      <w:r>
+        <w:rPr>
+          <w:rStyle w:val="VerbatimChar"/>
+        </w:rPr>
+        <w:t xml:space="preserve">    GWM_TEAM ||--o{ ENDPOINT_CONFIG : "so huu (TEAM_CODE, khop gia tri - KHONG FK)"</w:t>
+      </w:r>
+      <w:r>
+        <w:br/>
+      </w:r>
+      <w:r>
+        <w:rPr>
+          <w:rStyle w:val="VerbatimChar"/>
+        </w:rPr>
         <w:t xml:space="preserve">    UPSTREAM_SERVICE ||--o{ BACKEND_STEP : "duoc goi boi (UPSTREAM_SERVICE_ID)"</w:t>
       </w:r>
       <w:r>
@@ -764,6 +1049,63 @@
         <w:rPr>
           <w:rStyle w:val="VerbatimChar"/>
         </w:rPr>
+        <w:t xml:space="preserve">    GWM_TEAM {</w:t>
+      </w:r>
+      <w:r>
+        <w:br/>
+      </w:r>
+      <w:r>
+        <w:rPr>
+          <w:rStyle w:val="VerbatimChar"/>
+        </w:rPr>
+        <w:t xml:space="preserve">        varchar2 TEAM_CODE PK</w:t>
+      </w:r>
+      <w:r>
+        <w:br/>
+      </w:r>
+      <w:r>
+        <w:rPr>
+          <w:rStyle w:val="VerbatimChar"/>
+        </w:rPr>
+        <w:t xml:space="preserve">        varchar2 TEAM_NAME</w:t>
+      </w:r>
+      <w:r>
+        <w:br/>
+      </w:r>
+      <w:r>
+        <w:rPr>
+          <w:rStyle w:val="VerbatimChar"/>
+        </w:rPr>
+        <w:t xml:space="preserve">        varchar2 API_KEY UK</w:t>
+      </w:r>
+      <w:r>
+        <w:br/>
+      </w:r>
+      <w:r>
+        <w:rPr>
+          <w:rStyle w:val="VerbatimChar"/>
+        </w:rPr>
+        <w:t xml:space="preserve">        timestamp CREATED_AT</w:t>
+      </w:r>
+      <w:r>
+        <w:br/>
+      </w:r>
+      <w:r>
+        <w:rPr>
+          <w:rStyle w:val="VerbatimChar"/>
+        </w:rPr>
+        <w:t xml:space="preserve">    }</w:t>
+      </w:r>
+      <w:r>
+        <w:br/>
+      </w:r>
+      <w:r>
+        <w:br/>
+      </w:r>
+      <w:r>
+        <w:rPr>
+          <w:rStyle w:val="VerbatimChar"/>
+        </w:rPr>
         <w:t xml:space="preserve">    UPSTREAM_SERVICE {</w:t>
       </w:r>
       <w:r>
@@ -782,6 +1124,15 @@
         <w:rPr>
           <w:rStyle w:val="VerbatimChar"/>
         </w:rPr>
+        <w:t xml:space="preserve">        varchar2 TEAM_CODE "moi 2026-09"</w:t>
+      </w:r>
+      <w:r>
+        <w:br/>
+      </w:r>
+      <w:r>
+        <w:rPr>
+          <w:rStyle w:val="VerbatimChar"/>
+        </w:rPr>
         <w:t xml:space="preserve">        varchar2 NAME</w:t>
       </w:r>
       <w:r>
@@ -885,6 +1236,15 @@
           <w:rStyle w:val="VerbatimChar"/>
         </w:rPr>
         <w:t xml:space="preserve">        varchar2 ID PK</w:t>
+      </w:r>
+      <w:r>
+        <w:br/>
+      </w:r>
+      <w:r>
+        <w:rPr>
+          <w:rStyle w:val="VerbatimChar"/>
+        </w:rPr>
+        <w:t xml:space="preserve">        varchar2 TEAM_CODE "moi 2026-09"</w:t>
       </w:r>
       <w:r>
         <w:br/>
@@ -1435,7 +1795,7 @@
       </w:r>
     </w:p>
     <w:bookmarkEnd w:id="12"/>
-    <w:bookmarkStart w:id="19" w:name="đặc-tả-chi-tiết-từng-bảng"/>
+    <w:bookmarkStart w:id="20" w:name="đặc-tả-chi-tiết-từng-bảng"/>
     <w:p>
       <w:pPr>
         <w:pStyle w:val="Heading2"/>
@@ -1444,22 +1804,79 @@
         <w:t xml:space="preserve">4. Đặc tả chi tiết từng bảng</w:t>
       </w:r>
     </w:p>
-    <w:bookmarkStart w:id="13" w:name="upstream_service"/>
+    <w:bookmarkStart w:id="13" w:name="gwm_team-mới-2026-09"/>
     <w:p>
       <w:pPr>
         <w:pStyle w:val="Heading3"/>
       </w:pPr>
       <w:r>
-        <w:t xml:space="preserve">4.1.</w:t>
-      </w:r>
-      <w:r>
-        <w:t xml:space="preserve"> </w:t>
-      </w:r>
-      <w:r>
-        <w:rPr>
-          <w:rStyle w:val="VerbatimChar"/>
-        </w:rPr>
-        <w:t xml:space="preserve">UPSTREAM_SERVICE</w:t>
+        <w:t xml:space="preserve">4.0.</w:t>
+      </w:r>
+      <w:r>
+        <w:t xml:space="preserve"> </w:t>
+      </w:r>
+      <w:r>
+        <w:rPr>
+          <w:rStyle w:val="VerbatimChar"/>
+        </w:rPr>
+        <w:t xml:space="preserve">GWM_TEAM</w:t>
+      </w:r>
+      <w:r>
+        <w:t xml:space="preserve"> </w:t>
+      </w:r>
+      <w:r>
+        <w:t xml:space="preserve">(mới, 2026-09)</w:t>
+      </w:r>
+    </w:p>
+    <w:p>
+      <w:pPr>
+        <w:pStyle w:val="FirstParagraph"/>
+      </w:pPr>
+      <w:r>
+        <w:t xml:space="preserve">Danh sách đội BCCS đang dùng chung Control Plane — CRUD qua</w:t>
+      </w:r>
+      <w:r>
+        <w:t xml:space="preserve"> </w:t>
+      </w:r>
+      <w:r>
+        <w:rPr>
+          <w:rStyle w:val="VerbatimChar"/>
+        </w:rPr>
+        <w:t xml:space="preserve">TeamController</w:t>
+      </w:r>
+      <w:r>
+        <w:t xml:space="preserve">,</w:t>
+      </w:r>
+      <w:r>
+        <w:t xml:space="preserve"> </w:t>
+      </w:r>
+      <w:r>
+        <w:t xml:space="preserve">CHỈ gọi được bằng</w:t>
+      </w:r>
+      <w:r>
+        <w:t xml:space="preserve"> </w:t>
+      </w:r>
+      <w:r>
+        <w:rPr>
+          <w:b/>
+          <w:bCs/>
+        </w:rPr>
+        <w:t xml:space="preserve">platform-admin key</w:t>
+      </w:r>
+      <w:r>
+        <w:t xml:space="preserve"> </w:t>
+      </w:r>
+      <w:r>
+        <w:t xml:space="preserve">(</w:t>
+      </w:r>
+      <w:r>
+        <w:rPr>
+          <w:rStyle w:val="VerbatimChar"/>
+        </w:rPr>
+        <w:t xml:space="preserve">GATEWAY_ADMIN_API_KEY</w:t>
+      </w:r>
+      <w:r>
+        <w:t xml:space="preserve">).</w:t>
       </w:r>
     </w:p>
     <w:tbl>
@@ -1544,18 +1961,18 @@
               <w:pStyle w:val="Compact"/>
             </w:pPr>
             <w:r>
-              <w:t xml:space="preserve">ID</w:t>
-            </w:r>
-          </w:p>
-        </w:tc>
-        <w:tc>
-          <w:tcPr/>
-          <w:p>
-            <w:pPr>
-              <w:pStyle w:val="Compact"/>
-            </w:pPr>
-            <w:r>
-              <w:t xml:space="preserve">VARCHAR2(255 CHAR)</w:t>
+              <w:t xml:space="preserve">TEAM_CODE</w:t>
+            </w:r>
+          </w:p>
+        </w:tc>
+        <w:tc>
+          <w:tcPr/>
+          <w:p>
+            <w:pPr>
+              <w:pStyle w:val="Compact"/>
+            </w:pPr>
+            <w:r>
+              <w:t xml:space="preserve">VARCHAR2(50 CHAR)</w:t>
             </w:r>
           </w:p>
         </w:tc>
@@ -1583,7 +2000,7 @@
               <w:rPr>
                 <w:rStyle w:val="VerbatimChar"/>
               </w:rPr>
-              <w:t xml:space="preserve">UPSTREAM_SERVICE_PK</w:t>
+              <w:t xml:space="preserve">GWM_TEAM_PK</w:t>
             </w:r>
             <w:r>
               <w:t xml:space="preserve">)</w:t>
@@ -1597,86 +2014,32 @@
               <w:pStyle w:val="Compact"/>
             </w:pPr>
             <w:r>
-              <w:t xml:space="preserve">UUID</w:t>
-            </w:r>
-          </w:p>
-        </w:tc>
-      </w:tr>
-      <w:tr>
-        <w:tc>
-          <w:tcPr/>
-          <w:p>
-            <w:pPr>
-              <w:pStyle w:val="Compact"/>
-            </w:pPr>
-            <w:r>
-              <w:t xml:space="preserve">NAME</w:t>
-            </w:r>
-          </w:p>
-        </w:tc>
-        <w:tc>
-          <w:tcPr/>
-          <w:p>
-            <w:pPr>
-              <w:pStyle w:val="Compact"/>
-            </w:pPr>
-            <w:r>
-              <w:t xml:space="preserve">VARCHAR2(255 CHAR)</w:t>
-            </w:r>
-          </w:p>
-        </w:tc>
-        <w:tc>
-          <w:tcPr/>
-          <w:p>
-            <w:pPr>
-              <w:pStyle w:val="Compact"/>
-            </w:pPr>
-            <w:r>
-              <w:t xml:space="preserve">NOT NULL</w:t>
-            </w:r>
-          </w:p>
-        </w:tc>
-        <w:tc>
-          <w:tcPr/>
-          <w:p>
-            <w:pPr>
-              <w:pStyle w:val="Compact"/>
-            </w:pPr>
-            <w:r>
-              <w:t xml:space="preserve">UNIQUE (</w:t>
+              <w:t xml:space="preserve">Do đội nền tảng tự đặt lúc tạo (vd</w:t>
+            </w:r>
+            <w:r>
+              <w:t xml:space="preserve"> </w:t>
             </w:r>
             <w:r>
               <w:rPr>
                 <w:rStyle w:val="VerbatimChar"/>
               </w:rPr>
-              <w:t xml:space="preserve">UKR9K2UNQ519ISGPHWC5EMCHYUC</w:t>
-            </w:r>
-            <w:r>
-              <w:t xml:space="preserve">)</w:t>
-            </w:r>
-          </w:p>
-        </w:tc>
-        <w:tc>
-          <w:tcPr/>
-          <w:p>
-            <w:pPr>
-              <w:pStyle w:val="Compact"/>
-            </w:pPr>
-            <w:r>
-              <w:t xml:space="preserve">Tên hiển thị, duy nhất</w:t>
-            </w:r>
-          </w:p>
-        </w:tc>
-      </w:tr>
-      <w:tr>
-        <w:tc>
-          <w:tcPr/>
-          <w:p>
-            <w:pPr>
-              <w:pStyle w:val="Compact"/>
-            </w:pPr>
-            <w:r>
-              <w:t xml:space="preserve">BASE_HOST</w:t>
+              <w:t xml:space="preserve">VCOM</w:t>
+            </w:r>
+            <w:r>
+              <w:t xml:space="preserve">) — KHÔNG tự sinh UUID, cần dễ nhớ/tra cứu</w:t>
+            </w:r>
+          </w:p>
+        </w:tc>
+      </w:tr>
+      <w:tr>
+        <w:tc>
+          <w:tcPr/>
+          <w:p>
+            <w:pPr>
+              <w:pStyle w:val="Compact"/>
+            </w:pPr>
+            <w:r>
+              <w:t xml:space="preserve">TEAM_NAME</w:t>
             </w:r>
           </w:p>
         </w:tc>
@@ -1717,445 +2080,89 @@
               <w:pStyle w:val="Compact"/>
             </w:pPr>
             <w:r>
-              <w:t xml:space="preserve">vd</w:t>
-            </w:r>
-            <w:r>
-              <w:t xml:space="preserve"> </w:t>
+              <w:t xml:space="preserve">Tên hiển thị</w:t>
+            </w:r>
+          </w:p>
+        </w:tc>
+      </w:tr>
+      <w:tr>
+        <w:tc>
+          <w:tcPr/>
+          <w:p>
+            <w:pPr>
+              <w:pStyle w:val="Compact"/>
+            </w:pPr>
+            <w:r>
+              <w:t xml:space="preserve">API_KEY</w:t>
+            </w:r>
+          </w:p>
+        </w:tc>
+        <w:tc>
+          <w:tcPr/>
+          <w:p>
+            <w:pPr>
+              <w:pStyle w:val="Compact"/>
+            </w:pPr>
+            <w:r>
+              <w:t xml:space="preserve">VARCHAR2(255 CHAR)</w:t>
+            </w:r>
+          </w:p>
+        </w:tc>
+        <w:tc>
+          <w:tcPr/>
+          <w:p>
+            <w:pPr>
+              <w:pStyle w:val="Compact"/>
+            </w:pPr>
+            <w:r>
+              <w:t xml:space="preserve">NOT NULL</w:t>
+            </w:r>
+          </w:p>
+        </w:tc>
+        <w:tc>
+          <w:tcPr/>
+          <w:p>
+            <w:pPr>
+              <w:pStyle w:val="Compact"/>
+            </w:pPr>
+            <w:r>
+              <w:t xml:space="preserve">UNIQUE (</w:t>
             </w:r>
             <w:r>
               <w:rPr>
                 <w:rStyle w:val="VerbatimChar"/>
               </w:rPr>
-              <w:t xml:space="preserve">http://10.x.x.x:8045</w:t>
-            </w:r>
-          </w:p>
-        </w:tc>
-      </w:tr>
-      <w:tr>
-        <w:tc>
-          <w:tcPr/>
-          <w:p>
-            <w:pPr>
-              <w:pStyle w:val="Compact"/>
-            </w:pPr>
-            <w:r>
-              <w:t xml:space="preserve">DESCRIPTION</w:t>
-            </w:r>
-          </w:p>
-        </w:tc>
-        <w:tc>
-          <w:tcPr/>
-          <w:p>
-            <w:pPr>
-              <w:pStyle w:val="Compact"/>
-            </w:pPr>
-            <w:r>
-              <w:t xml:space="preserve">VARCHAR2(255 CHAR)</w:t>
-            </w:r>
-          </w:p>
-        </w:tc>
-        <w:tc>
-          <w:tcPr/>
-          <w:p>
-            <w:pPr>
-              <w:pStyle w:val="Compact"/>
-            </w:pPr>
-            <w:r>
-              <w:t xml:space="preserve">NULL</w:t>
-            </w:r>
-          </w:p>
-        </w:tc>
-        <w:tc>
-          <w:tcPr/>
-          <w:p>
-            <w:pPr>
-              <w:pStyle w:val="Compact"/>
-            </w:pPr>
-          </w:p>
-        </w:tc>
-        <w:tc>
-          <w:tcPr/>
-          <w:p>
-            <w:pPr>
-              <w:pStyle w:val="Compact"/>
-            </w:pPr>
-          </w:p>
-        </w:tc>
-      </w:tr>
-      <w:tr>
-        <w:tc>
-          <w:tcPr/>
-          <w:p>
-            <w:pPr>
-              <w:pStyle w:val="Compact"/>
-            </w:pPr>
-            <w:r>
-              <w:t xml:space="preserve">CONNECT_TIMEOUT_MS</w:t>
-            </w:r>
-          </w:p>
-        </w:tc>
-        <w:tc>
-          <w:tcPr/>
-          <w:p>
-            <w:pPr>
-              <w:pStyle w:val="Compact"/>
-            </w:pPr>
-            <w:r>
-              <w:t xml:space="preserve">NUMBER(10,0)</w:t>
-            </w:r>
-          </w:p>
-        </w:tc>
-        <w:tc>
-          <w:tcPr/>
-          <w:p>
-            <w:pPr>
-              <w:pStyle w:val="Compact"/>
-            </w:pPr>
-            <w:r>
-              <w:t xml:space="preserve">NOT NULL</w:t>
-            </w:r>
-          </w:p>
-        </w:tc>
-        <w:tc>
-          <w:tcPr/>
-          <w:p>
-            <w:pPr>
-              <w:pStyle w:val="Compact"/>
-            </w:pPr>
-          </w:p>
-        </w:tc>
-        <w:tc>
-          <w:tcPr/>
-          <w:p>
-            <w:pPr>
-              <w:pStyle w:val="Compact"/>
-            </w:pPr>
-          </w:p>
-        </w:tc>
-      </w:tr>
-      <w:tr>
-        <w:tc>
-          <w:tcPr/>
-          <w:p>
-            <w:pPr>
-              <w:pStyle w:val="Compact"/>
-            </w:pPr>
-            <w:r>
-              <w:t xml:space="preserve">READ_TIMEOUT_MS</w:t>
-            </w:r>
-          </w:p>
-        </w:tc>
-        <w:tc>
-          <w:tcPr/>
-          <w:p>
-            <w:pPr>
-              <w:pStyle w:val="Compact"/>
-            </w:pPr>
-            <w:r>
-              <w:t xml:space="preserve">NUMBER(10,0)</w:t>
-            </w:r>
-          </w:p>
-        </w:tc>
-        <w:tc>
-          <w:tcPr/>
-          <w:p>
-            <w:pPr>
-              <w:pStyle w:val="Compact"/>
-            </w:pPr>
-            <w:r>
-              <w:t xml:space="preserve">NOT NULL</w:t>
-            </w:r>
-          </w:p>
-        </w:tc>
-        <w:tc>
-          <w:tcPr/>
-          <w:p>
-            <w:pPr>
-              <w:pStyle w:val="Compact"/>
-            </w:pPr>
-          </w:p>
-        </w:tc>
-        <w:tc>
-          <w:tcPr/>
-          <w:p>
-            <w:pPr>
-              <w:pStyle w:val="Compact"/>
-            </w:pPr>
-          </w:p>
-        </w:tc>
-      </w:tr>
-      <w:tr>
-        <w:tc>
-          <w:tcPr/>
-          <w:p>
-            <w:pPr>
-              <w:pStyle w:val="Compact"/>
-            </w:pPr>
-            <w:r>
-              <w:t xml:space="preserve">CIRCUIT_BREAKER_ENABLED</w:t>
-            </w:r>
-          </w:p>
-        </w:tc>
-        <w:tc>
-          <w:tcPr/>
-          <w:p>
-            <w:pPr>
-              <w:pStyle w:val="Compact"/>
-            </w:pPr>
-            <w:r>
-              <w:t xml:space="preserve">NUMBER(1,0)</w:t>
-            </w:r>
-          </w:p>
-        </w:tc>
-        <w:tc>
-          <w:tcPr/>
-          <w:p>
-            <w:pPr>
-              <w:pStyle w:val="Compact"/>
-            </w:pPr>
-            <w:r>
-              <w:t xml:space="preserve">NOT NULL</w:t>
-            </w:r>
-          </w:p>
-        </w:tc>
-        <w:tc>
-          <w:tcPr/>
-          <w:p>
-            <w:pPr>
-              <w:pStyle w:val="Compact"/>
-            </w:pPr>
-            <w:r>
-              <w:t xml:space="preserve">CHECK IN (0,1)</w:t>
-            </w:r>
-          </w:p>
-        </w:tc>
-        <w:tc>
-          <w:tcPr/>
-          <w:p>
-            <w:pPr>
-              <w:pStyle w:val="Compact"/>
-            </w:pPr>
-          </w:p>
-        </w:tc>
-      </w:tr>
-      <w:tr>
-        <w:tc>
-          <w:tcPr/>
-          <w:p>
-            <w:pPr>
-              <w:pStyle w:val="Compact"/>
-            </w:pPr>
-            <w:r>
-              <w:t xml:space="preserve">FAILURE_RATE_THRESHOLD</w:t>
-            </w:r>
-          </w:p>
-        </w:tc>
-        <w:tc>
-          <w:tcPr/>
-          <w:p>
-            <w:pPr>
-              <w:pStyle w:val="Compact"/>
-            </w:pPr>
-            <w:r>
-              <w:t xml:space="preserve">NUMBER(10,0)</w:t>
-            </w:r>
-          </w:p>
-        </w:tc>
-        <w:tc>
-          <w:tcPr/>
-          <w:p>
-            <w:pPr>
-              <w:pStyle w:val="Compact"/>
-            </w:pPr>
-            <w:r>
-              <w:t xml:space="preserve">NOT NULL</w:t>
-            </w:r>
-          </w:p>
-        </w:tc>
-        <w:tc>
-          <w:tcPr/>
-          <w:p>
-            <w:pPr>
-              <w:pStyle w:val="Compact"/>
-            </w:pPr>
-          </w:p>
-        </w:tc>
-        <w:tc>
-          <w:tcPr/>
-          <w:p>
-            <w:pPr>
-              <w:pStyle w:val="Compact"/>
-            </w:pPr>
-            <w:r>
-              <w:t xml:space="preserve">%</w:t>
-            </w:r>
-          </w:p>
-        </w:tc>
-      </w:tr>
-      <w:tr>
-        <w:tc>
-          <w:tcPr/>
-          <w:p>
-            <w:pPr>
-              <w:pStyle w:val="Compact"/>
-            </w:pPr>
-            <w:r>
-              <w:t xml:space="preserve">RETRY_ENABLED</w:t>
-            </w:r>
-          </w:p>
-        </w:tc>
-        <w:tc>
-          <w:tcPr/>
-          <w:p>
-            <w:pPr>
-              <w:pStyle w:val="Compact"/>
-            </w:pPr>
-            <w:r>
-              <w:t xml:space="preserve">NUMBER(1,0)</w:t>
-            </w:r>
-          </w:p>
-        </w:tc>
-        <w:tc>
-          <w:tcPr/>
-          <w:p>
-            <w:pPr>
-              <w:pStyle w:val="Compact"/>
-            </w:pPr>
-            <w:r>
-              <w:t xml:space="preserve">NOT NULL</w:t>
-            </w:r>
-          </w:p>
-        </w:tc>
-        <w:tc>
-          <w:tcPr/>
-          <w:p>
-            <w:pPr>
-              <w:pStyle w:val="Compact"/>
-            </w:pPr>
-            <w:r>
-              <w:t xml:space="preserve">CHECK IN (0,1)</w:t>
-            </w:r>
-          </w:p>
-        </w:tc>
-        <w:tc>
-          <w:tcPr/>
-          <w:p>
-            <w:pPr>
-              <w:pStyle w:val="Compact"/>
-            </w:pPr>
-          </w:p>
-        </w:tc>
-      </w:tr>
-      <w:tr>
-        <w:tc>
-          <w:tcPr/>
-          <w:p>
-            <w:pPr>
-              <w:pStyle w:val="Compact"/>
-            </w:pPr>
-            <w:r>
-              <w:t xml:space="preserve">MAX_CONCURRENT_CALLS</w:t>
-            </w:r>
-          </w:p>
-        </w:tc>
-        <w:tc>
-          <w:tcPr/>
-          <w:p>
-            <w:pPr>
-              <w:pStyle w:val="Compact"/>
-            </w:pPr>
-            <w:r>
-              <w:t xml:space="preserve">NUMBER(10,0)</w:t>
-            </w:r>
-          </w:p>
-        </w:tc>
-        <w:tc>
-          <w:tcPr/>
-          <w:p>
-            <w:pPr>
-              <w:pStyle w:val="Compact"/>
-            </w:pPr>
-            <w:r>
-              <w:t xml:space="preserve">NOT NULL</w:t>
-            </w:r>
-          </w:p>
-        </w:tc>
-        <w:tc>
-          <w:tcPr/>
-          <w:p>
-            <w:pPr>
-              <w:pStyle w:val="Compact"/>
-            </w:pPr>
-            <w:r>
-              <w:t xml:space="preserve">DEFAULT 20</w:t>
-            </w:r>
-          </w:p>
-        </w:tc>
-        <w:tc>
-          <w:tcPr/>
-          <w:p>
-            <w:pPr>
-              <w:pStyle w:val="Compact"/>
-            </w:pPr>
-            <w:r>
-              <w:t xml:space="preserve">Bulkhead</w:t>
-            </w:r>
-          </w:p>
-        </w:tc>
-      </w:tr>
-      <w:tr>
-        <w:tc>
-          <w:tcPr/>
-          <w:p>
-            <w:pPr>
-              <w:pStyle w:val="Compact"/>
-            </w:pPr>
-            <w:r>
-              <w:t xml:space="preserve">MAX_WAIT_DURATION_MS</w:t>
-            </w:r>
-          </w:p>
-        </w:tc>
-        <w:tc>
-          <w:tcPr/>
-          <w:p>
-            <w:pPr>
-              <w:pStyle w:val="Compact"/>
-            </w:pPr>
-            <w:r>
-              <w:t xml:space="preserve">NUMBER(10,0)</w:t>
-            </w:r>
-          </w:p>
-        </w:tc>
-        <w:tc>
-          <w:tcPr/>
-          <w:p>
-            <w:pPr>
-              <w:pStyle w:val="Compact"/>
-            </w:pPr>
-            <w:r>
-              <w:t xml:space="preserve">NOT NULL</w:t>
-            </w:r>
-          </w:p>
-        </w:tc>
-        <w:tc>
-          <w:tcPr/>
-          <w:p>
-            <w:pPr>
-              <w:pStyle w:val="Compact"/>
-            </w:pPr>
-            <w:r>
-              <w:t xml:space="preserve">DEFAULT 500</w:t>
-            </w:r>
-          </w:p>
-        </w:tc>
-        <w:tc>
-          <w:tcPr/>
-          <w:p>
-            <w:pPr>
-              <w:pStyle w:val="Compact"/>
-            </w:pPr>
-            <w:r>
-              <w:t xml:space="preserve">Bulkhead</w:t>
+              <w:t xml:space="preserve">GWM_TEAM_API_KEY_UK</w:t>
+            </w:r>
+            <w:r>
+              <w:t xml:space="preserve">)</w:t>
+            </w:r>
+          </w:p>
+        </w:tc>
+        <w:tc>
+          <w:tcPr/>
+          <w:p>
+            <w:pPr>
+              <w:pStyle w:val="Compact"/>
+            </w:pPr>
+            <w:r>
+              <w:t xml:space="preserve">Sinh ngẫu nhiên 256-bit lúc tạo đội, dùng cho cả CRUD của đội LẪN đồng bộ Data Plane → Control Plane. Lưu</w:t>
+            </w:r>
+            <w:r>
+              <w:t xml:space="preserve"> </w:t>
+            </w:r>
+            <w:r>
+              <w:rPr>
+                <w:b/>
+                <w:bCs/>
+              </w:rPr>
+              <w:t xml:space="preserve">plaintext</w:t>
+            </w:r>
+            <w:r>
+              <w:t xml:space="preserve"> </w:t>
+            </w:r>
+            <w:r>
+              <w:t xml:space="preserve">(giới hạn đã biết — xem SAD ADR-07)</w:t>
             </w:r>
           </w:p>
         </w:tc>
@@ -2169,57 +2176,6 @@
             </w:pPr>
             <w:r>
               <w:t xml:space="preserve">CREATED_AT</w:t>
-            </w:r>
-          </w:p>
-        </w:tc>
-        <w:tc>
-          <w:tcPr/>
-          <w:p>
-            <w:pPr>
-              <w:pStyle w:val="Compact"/>
-            </w:pPr>
-            <w:r>
-              <w:t xml:space="preserve">TIMESTAMP(6) WITH TIME ZONE</w:t>
-            </w:r>
-          </w:p>
-        </w:tc>
-        <w:tc>
-          <w:tcPr/>
-          <w:p>
-            <w:pPr>
-              <w:pStyle w:val="Compact"/>
-            </w:pPr>
-            <w:r>
-              <w:t xml:space="preserve">NULL</w:t>
-            </w:r>
-          </w:p>
-        </w:tc>
-        <w:tc>
-          <w:tcPr/>
-          <w:p>
-            <w:pPr>
-              <w:pStyle w:val="Compact"/>
-            </w:pPr>
-          </w:p>
-        </w:tc>
-        <w:tc>
-          <w:tcPr/>
-          <w:p>
-            <w:pPr>
-              <w:pStyle w:val="Compact"/>
-            </w:pPr>
-          </w:p>
-        </w:tc>
-      </w:tr>
-      <w:tr>
-        <w:tc>
-          <w:tcPr/>
-          <w:p>
-            <w:pPr>
-              <w:pStyle w:val="Compact"/>
-            </w:pPr>
-            <w:r>
-              <w:t xml:space="preserve">UPDATED_AT</w:t>
             </w:r>
           </w:p>
         </w:tc>
@@ -2264,22 +2220,22 @@
       </w:tr>
     </w:tbl>
     <w:bookmarkEnd w:id="13"/>
-    <w:bookmarkStart w:id="14" w:name="endpoint_config"/>
+    <w:bookmarkStart w:id="14" w:name="upstream_service"/>
     <w:p>
       <w:pPr>
         <w:pStyle w:val="Heading3"/>
       </w:pPr>
       <w:r>
-        <w:t xml:space="preserve">4.2.</w:t>
-      </w:r>
-      <w:r>
-        <w:t xml:space="preserve"> </w:t>
-      </w:r>
-      <w:r>
-        <w:rPr>
-          <w:rStyle w:val="VerbatimChar"/>
-        </w:rPr>
-        <w:t xml:space="preserve">ENDPOINT_CONFIG</w:t>
+        <w:t xml:space="preserve">4.1.</w:t>
+      </w:r>
+      <w:r>
+        <w:t xml:space="preserve"> </w:t>
+      </w:r>
+      <w:r>
+        <w:rPr>
+          <w:rStyle w:val="VerbatimChar"/>
+        </w:rPr>
+        <w:t xml:space="preserve">UPSTREAM_SERVICE</w:t>
       </w:r>
     </w:p>
     <w:tbl>
@@ -2403,7 +2359,7 @@
               <w:rPr>
                 <w:rStyle w:val="VerbatimChar"/>
               </w:rPr>
-              <w:t xml:space="preserve">ENDPOINT_CONFIG_PK</w:t>
+              <w:t xml:space="preserve">UPSTREAM_SERVICE_PK</w:t>
             </w:r>
             <w:r>
               <w:t xml:space="preserve">)</w:t>
@@ -2430,18 +2386,18 @@
               <w:pStyle w:val="Compact"/>
             </w:pPr>
             <w:r>
-              <w:t xml:space="preserve">PATH</w:t>
-            </w:r>
-          </w:p>
-        </w:tc>
-        <w:tc>
-          <w:tcPr/>
-          <w:p>
-            <w:pPr>
-              <w:pStyle w:val="Compact"/>
-            </w:pPr>
-            <w:r>
-              <w:t xml:space="preserve">VARCHAR2(255 CHAR)</w:t>
+              <w:t xml:space="preserve">TEAM_CODE</w:t>
+            </w:r>
+          </w:p>
+        </w:tc>
+        <w:tc>
+          <w:tcPr/>
+          <w:p>
+            <w:pPr>
+              <w:pStyle w:val="Compact"/>
+            </w:pPr>
+            <w:r>
+              <w:t xml:space="preserve">VARCHAR2(50 CHAR)</w:t>
             </w:r>
           </w:p>
         </w:tc>
@@ -2463,27 +2419,27 @@
               <w:pStyle w:val="Compact"/>
             </w:pPr>
             <w:r>
-              <w:t xml:space="preserve">UNIQUE (</w:t>
+              <w:t xml:space="preserve">Thêm 2026-09 qua</w:t>
+            </w:r>
+            <w:r>
+              <w:t xml:space="preserve"> </w:t>
             </w:r>
             <w:r>
               <w:rPr>
                 <w:rStyle w:val="VerbatimChar"/>
               </w:rPr>
-              <w:t xml:space="preserve">UK5SBR9SP37R2WRGTA6BTBEE3XB</w:t>
-            </w:r>
-            <w:r>
-              <w:t xml:space="preserve">)</w:t>
-            </w:r>
-          </w:p>
-        </w:tc>
-        <w:tc>
-          <w:tcPr/>
-          <w:p>
-            <w:pPr>
-              <w:pStyle w:val="Compact"/>
-            </w:pPr>
-            <w:r>
-              <w:t xml:space="preserve">vd</w:t>
+              <w:t xml:space="preserve">V2__team_code.sql</w:t>
+            </w:r>
+          </w:p>
+        </w:tc>
+        <w:tc>
+          <w:tcPr/>
+          <w:p>
+            <w:pPr>
+              <w:pStyle w:val="Compact"/>
+            </w:pPr>
+            <w:r>
+              <w:t xml:space="preserve">Đội sở hữu — KHÔNG có FK tới</w:t>
             </w:r>
             <w:r>
               <w:t xml:space="preserve"> </w:t>
@@ -2492,20 +2448,26 @@
               <w:rPr>
                 <w:rStyle w:val="VerbatimChar"/>
               </w:rPr>
-              <w:t xml:space="preserve">/v1/orders/{orderId}</w:t>
-            </w:r>
-          </w:p>
-        </w:tc>
-      </w:tr>
-      <w:tr>
-        <w:tc>
-          <w:tcPr/>
-          <w:p>
-            <w:pPr>
-              <w:pStyle w:val="Compact"/>
-            </w:pPr>
-            <w:r>
-              <w:t xml:space="preserve">METHOD</w:t>
+              <w:t xml:space="preserve">GWM_TEAM</w:t>
+            </w:r>
+            <w:r>
+              <w:t xml:space="preserve"> </w:t>
+            </w:r>
+            <w:r>
+              <w:t xml:space="preserve">(khớp theo giá trị, xem đầu mục 3)</w:t>
+            </w:r>
+          </w:p>
+        </w:tc>
+      </w:tr>
+      <w:tr>
+        <w:tc>
+          <w:tcPr/>
+          <w:p>
+            <w:pPr>
+              <w:pStyle w:val="Compact"/>
+            </w:pPr>
+            <w:r>
+              <w:t xml:space="preserve">NAME</w:t>
             </w:r>
           </w:p>
         </w:tc>
@@ -2538,193 +2500,271 @@
               <w:pStyle w:val="Compact"/>
             </w:pPr>
             <w:r>
-              <w:t xml:space="preserve">CHECK IN (GET,POST,PUT,DELETE,PATCH)</w:t>
-            </w:r>
-          </w:p>
-        </w:tc>
-        <w:tc>
-          <w:tcPr/>
-          <w:p>
-            <w:pPr>
-              <w:pStyle w:val="Compact"/>
-            </w:pPr>
-          </w:p>
-        </w:tc>
-      </w:tr>
-      <w:tr>
-        <w:tc>
-          <w:tcPr/>
-          <w:p>
-            <w:pPr>
-              <w:pStyle w:val="Compact"/>
-            </w:pPr>
-            <w:r>
-              <w:t xml:space="preserve">NAME</w:t>
-            </w:r>
-          </w:p>
-        </w:tc>
-        <w:tc>
-          <w:tcPr/>
-          <w:p>
-            <w:pPr>
-              <w:pStyle w:val="Compact"/>
-            </w:pPr>
-            <w:r>
-              <w:t xml:space="preserve">VARCHAR2(255 CHAR)</w:t>
-            </w:r>
-          </w:p>
-        </w:tc>
-        <w:tc>
-          <w:tcPr/>
-          <w:p>
-            <w:pPr>
-              <w:pStyle w:val="Compact"/>
-            </w:pPr>
-            <w:r>
-              <w:t xml:space="preserve">NOT NULL</w:t>
-            </w:r>
-          </w:p>
-        </w:tc>
-        <w:tc>
-          <w:tcPr/>
-          <w:p>
-            <w:pPr>
-              <w:pStyle w:val="Compact"/>
-            </w:pPr>
-          </w:p>
-        </w:tc>
-        <w:tc>
-          <w:tcPr/>
-          <w:p>
-            <w:pPr>
-              <w:pStyle w:val="Compact"/>
-            </w:pPr>
-          </w:p>
-        </w:tc>
-      </w:tr>
-      <w:tr>
-        <w:tc>
-          <w:tcPr/>
-          <w:p>
-            <w:pPr>
-              <w:pStyle w:val="Compact"/>
-            </w:pPr>
-            <w:r>
-              <w:t xml:space="preserve">DESCRIPTION</w:t>
-            </w:r>
-          </w:p>
-        </w:tc>
-        <w:tc>
-          <w:tcPr/>
-          <w:p>
-            <w:pPr>
-              <w:pStyle w:val="Compact"/>
-            </w:pPr>
-            <w:r>
-              <w:t xml:space="preserve">VARCHAR2(255 CHAR)</w:t>
-            </w:r>
-          </w:p>
-        </w:tc>
-        <w:tc>
-          <w:tcPr/>
-          <w:p>
-            <w:pPr>
-              <w:pStyle w:val="Compact"/>
-            </w:pPr>
-            <w:r>
-              <w:t xml:space="preserve">NULL</w:t>
-            </w:r>
-          </w:p>
-        </w:tc>
-        <w:tc>
-          <w:tcPr/>
-          <w:p>
-            <w:pPr>
-              <w:pStyle w:val="Compact"/>
-            </w:pPr>
-          </w:p>
-        </w:tc>
-        <w:tc>
-          <w:tcPr/>
-          <w:p>
-            <w:pPr>
-              <w:pStyle w:val="Compact"/>
-            </w:pPr>
-          </w:p>
-        </w:tc>
-      </w:tr>
-      <w:tr>
-        <w:tc>
-          <w:tcPr/>
-          <w:p>
-            <w:pPr>
-              <w:pStyle w:val="Compact"/>
-            </w:pPr>
-            <w:r>
-              <w:t xml:space="preserve">OUTPUT_ENCODING</w:t>
-            </w:r>
-          </w:p>
-        </w:tc>
-        <w:tc>
-          <w:tcPr/>
-          <w:p>
-            <w:pPr>
-              <w:pStyle w:val="Compact"/>
-            </w:pPr>
-            <w:r>
-              <w:t xml:space="preserve">VARCHAR2(255 CHAR)</w:t>
-            </w:r>
-          </w:p>
-        </w:tc>
-        <w:tc>
-          <w:tcPr/>
-          <w:p>
-            <w:pPr>
-              <w:pStyle w:val="Compact"/>
-            </w:pPr>
-            <w:r>
-              <w:t xml:space="preserve">NULL</w:t>
-            </w:r>
-          </w:p>
-        </w:tc>
-        <w:tc>
-          <w:tcPr/>
-          <w:p>
-            <w:pPr>
-              <w:pStyle w:val="Compact"/>
-            </w:pPr>
-            <w:r>
-              <w:t xml:space="preserve">mặc định ứng dụng</w:t>
-            </w:r>
-            <w:r>
-              <w:t xml:space="preserve"> </w:t>
+              <w:t xml:space="preserve">UNIQUE ghép với TEAM_CODE (</w:t>
             </w:r>
             <w:r>
               <w:rPr>
                 <w:rStyle w:val="VerbatimChar"/>
               </w:rPr>
-              <w:t xml:space="preserve">json</w:t>
-            </w:r>
-          </w:p>
-        </w:tc>
-        <w:tc>
-          <w:tcPr/>
-          <w:p>
-            <w:pPr>
-              <w:pStyle w:val="Compact"/>
-            </w:pPr>
-          </w:p>
-        </w:tc>
-      </w:tr>
-      <w:tr>
-        <w:tc>
-          <w:tcPr/>
-          <w:p>
-            <w:pPr>
-              <w:pStyle w:val="Compact"/>
-            </w:pPr>
-            <w:r>
-              <w:t xml:space="preserve">IS_SEQUENTIAL</w:t>
+              <w:t xml:space="preserve">UPSTREAM_SERVICE_TEAM_NAME_UK</w:t>
+            </w:r>
+            <w:r>
+              <w:t xml:space="preserve">, thay thế</w:t>
+            </w:r>
+            <w:r>
+              <w:t xml:space="preserve"> </w:t>
+            </w:r>
+            <w:r>
+              <w:rPr>
+                <w:rStyle w:val="VerbatimChar"/>
+              </w:rPr>
+              <w:t xml:space="preserve">UKR9K2UNQ519ISGPHWC5EMCHYUC</w:t>
+            </w:r>
+            <w:r>
+              <w:t xml:space="preserve"> </w:t>
+            </w:r>
+            <w:r>
+              <w:t xml:space="preserve">cũ)</w:t>
+            </w:r>
+          </w:p>
+        </w:tc>
+        <w:tc>
+          <w:tcPr/>
+          <w:p>
+            <w:pPr>
+              <w:pStyle w:val="Compact"/>
+            </w:pPr>
+            <w:r>
+              <w:t xml:space="preserve">Tên hiển thị, duy nhất TRONG 1 đội — 2 đội khác nhau ĐƯỢC PHÉP trùng tên (khác hành vi trước 2026-09)</w:t>
+            </w:r>
+          </w:p>
+        </w:tc>
+      </w:tr>
+      <w:tr>
+        <w:tc>
+          <w:tcPr/>
+          <w:p>
+            <w:pPr>
+              <w:pStyle w:val="Compact"/>
+            </w:pPr>
+            <w:r>
+              <w:t xml:space="preserve">BASE_HOST</w:t>
+            </w:r>
+          </w:p>
+        </w:tc>
+        <w:tc>
+          <w:tcPr/>
+          <w:p>
+            <w:pPr>
+              <w:pStyle w:val="Compact"/>
+            </w:pPr>
+            <w:r>
+              <w:t xml:space="preserve">VARCHAR2(255 CHAR)</w:t>
+            </w:r>
+          </w:p>
+        </w:tc>
+        <w:tc>
+          <w:tcPr/>
+          <w:p>
+            <w:pPr>
+              <w:pStyle w:val="Compact"/>
+            </w:pPr>
+            <w:r>
+              <w:t xml:space="preserve">NOT NULL</w:t>
+            </w:r>
+          </w:p>
+        </w:tc>
+        <w:tc>
+          <w:tcPr/>
+          <w:p>
+            <w:pPr>
+              <w:pStyle w:val="Compact"/>
+            </w:pPr>
+          </w:p>
+        </w:tc>
+        <w:tc>
+          <w:tcPr/>
+          <w:p>
+            <w:pPr>
+              <w:pStyle w:val="Compact"/>
+            </w:pPr>
+            <w:r>
+              <w:t xml:space="preserve">vd</w:t>
+            </w:r>
+            <w:r>
+              <w:t xml:space="preserve"> </w:t>
+            </w:r>
+            <w:r>
+              <w:rPr>
+                <w:rStyle w:val="VerbatimChar"/>
+              </w:rPr>
+              <w:t xml:space="preserve">http://10.x.x.x:8045</w:t>
+            </w:r>
+          </w:p>
+        </w:tc>
+      </w:tr>
+      <w:tr>
+        <w:tc>
+          <w:tcPr/>
+          <w:p>
+            <w:pPr>
+              <w:pStyle w:val="Compact"/>
+            </w:pPr>
+            <w:r>
+              <w:t xml:space="preserve">DESCRIPTION</w:t>
+            </w:r>
+          </w:p>
+        </w:tc>
+        <w:tc>
+          <w:tcPr/>
+          <w:p>
+            <w:pPr>
+              <w:pStyle w:val="Compact"/>
+            </w:pPr>
+            <w:r>
+              <w:t xml:space="preserve">VARCHAR2(255 CHAR)</w:t>
+            </w:r>
+          </w:p>
+        </w:tc>
+        <w:tc>
+          <w:tcPr/>
+          <w:p>
+            <w:pPr>
+              <w:pStyle w:val="Compact"/>
+            </w:pPr>
+            <w:r>
+              <w:t xml:space="preserve">NULL</w:t>
+            </w:r>
+          </w:p>
+        </w:tc>
+        <w:tc>
+          <w:tcPr/>
+          <w:p>
+            <w:pPr>
+              <w:pStyle w:val="Compact"/>
+            </w:pPr>
+          </w:p>
+        </w:tc>
+        <w:tc>
+          <w:tcPr/>
+          <w:p>
+            <w:pPr>
+              <w:pStyle w:val="Compact"/>
+            </w:pPr>
+          </w:p>
+        </w:tc>
+      </w:tr>
+      <w:tr>
+        <w:tc>
+          <w:tcPr/>
+          <w:p>
+            <w:pPr>
+              <w:pStyle w:val="Compact"/>
+            </w:pPr>
+            <w:r>
+              <w:t xml:space="preserve">CONNECT_TIMEOUT_MS</w:t>
+            </w:r>
+          </w:p>
+        </w:tc>
+        <w:tc>
+          <w:tcPr/>
+          <w:p>
+            <w:pPr>
+              <w:pStyle w:val="Compact"/>
+            </w:pPr>
+            <w:r>
+              <w:t xml:space="preserve">NUMBER(10,0)</w:t>
+            </w:r>
+          </w:p>
+        </w:tc>
+        <w:tc>
+          <w:tcPr/>
+          <w:p>
+            <w:pPr>
+              <w:pStyle w:val="Compact"/>
+            </w:pPr>
+            <w:r>
+              <w:t xml:space="preserve">NOT NULL</w:t>
+            </w:r>
+          </w:p>
+        </w:tc>
+        <w:tc>
+          <w:tcPr/>
+          <w:p>
+            <w:pPr>
+              <w:pStyle w:val="Compact"/>
+            </w:pPr>
+          </w:p>
+        </w:tc>
+        <w:tc>
+          <w:tcPr/>
+          <w:p>
+            <w:pPr>
+              <w:pStyle w:val="Compact"/>
+            </w:pPr>
+          </w:p>
+        </w:tc>
+      </w:tr>
+      <w:tr>
+        <w:tc>
+          <w:tcPr/>
+          <w:p>
+            <w:pPr>
+              <w:pStyle w:val="Compact"/>
+            </w:pPr>
+            <w:r>
+              <w:t xml:space="preserve">READ_TIMEOUT_MS</w:t>
+            </w:r>
+          </w:p>
+        </w:tc>
+        <w:tc>
+          <w:tcPr/>
+          <w:p>
+            <w:pPr>
+              <w:pStyle w:val="Compact"/>
+            </w:pPr>
+            <w:r>
+              <w:t xml:space="preserve">NUMBER(10,0)</w:t>
+            </w:r>
+          </w:p>
+        </w:tc>
+        <w:tc>
+          <w:tcPr/>
+          <w:p>
+            <w:pPr>
+              <w:pStyle w:val="Compact"/>
+            </w:pPr>
+            <w:r>
+              <w:t xml:space="preserve">NOT NULL</w:t>
+            </w:r>
+          </w:p>
+        </w:tc>
+        <w:tc>
+          <w:tcPr/>
+          <w:p>
+            <w:pPr>
+              <w:pStyle w:val="Compact"/>
+            </w:pPr>
+          </w:p>
+        </w:tc>
+        <w:tc>
+          <w:tcPr/>
+          <w:p>
+            <w:pPr>
+              <w:pStyle w:val="Compact"/>
+            </w:pPr>
+          </w:p>
+        </w:tc>
+      </w:tr>
+      <w:tr>
+        <w:tc>
+          <w:tcPr/>
+          <w:p>
+            <w:pPr>
+              <w:pStyle w:val="Compact"/>
+            </w:pPr>
+            <w:r>
+              <w:t xml:space="preserve">CIRCUIT_BREAKER_ENABLED</w:t>
             </w:r>
           </w:p>
         </w:tc>
@@ -2778,7 +2818,61 @@
               <w:pStyle w:val="Compact"/>
             </w:pPr>
             <w:r>
-              <w:t xml:space="preserve">PARALLEL_EXECUTION</w:t>
+              <w:t xml:space="preserve">FAILURE_RATE_THRESHOLD</w:t>
+            </w:r>
+          </w:p>
+        </w:tc>
+        <w:tc>
+          <w:tcPr/>
+          <w:p>
+            <w:pPr>
+              <w:pStyle w:val="Compact"/>
+            </w:pPr>
+            <w:r>
+              <w:t xml:space="preserve">NUMBER(10,0)</w:t>
+            </w:r>
+          </w:p>
+        </w:tc>
+        <w:tc>
+          <w:tcPr/>
+          <w:p>
+            <w:pPr>
+              <w:pStyle w:val="Compact"/>
+            </w:pPr>
+            <w:r>
+              <w:t xml:space="preserve">NOT NULL</w:t>
+            </w:r>
+          </w:p>
+        </w:tc>
+        <w:tc>
+          <w:tcPr/>
+          <w:p>
+            <w:pPr>
+              <w:pStyle w:val="Compact"/>
+            </w:pPr>
+          </w:p>
+        </w:tc>
+        <w:tc>
+          <w:tcPr/>
+          <w:p>
+            <w:pPr>
+              <w:pStyle w:val="Compact"/>
+            </w:pPr>
+            <w:r>
+              <w:t xml:space="preserve">%</w:t>
+            </w:r>
+          </w:p>
+        </w:tc>
+      </w:tr>
+      <w:tr>
+        <w:tc>
+          <w:tcPr/>
+          <w:p>
+            <w:pPr>
+              <w:pStyle w:val="Compact"/>
+            </w:pPr>
+            <w:r>
+              <w:t xml:space="preserve">RETRY_ENABLED</w:t>
             </w:r>
           </w:p>
         </w:tc>
@@ -2811,42 +2905,39 @@
               <w:pStyle w:val="Compact"/>
             </w:pPr>
             <w:r>
-              <w:t xml:space="preserve">DEFAULT 0, CHECK IN (0,1)</w:t>
-            </w:r>
-          </w:p>
-        </w:tc>
-        <w:tc>
-          <w:tcPr/>
-          <w:p>
-            <w:pPr>
-              <w:pStyle w:val="Compact"/>
-            </w:pPr>
-            <w:r>
-              <w:t xml:space="preserve">Chỉ có ý nghĩa khi IS_SEQUENTIAL=0</w:t>
-            </w:r>
-          </w:p>
-        </w:tc>
-      </w:tr>
-      <w:tr>
-        <w:tc>
-          <w:tcPr/>
-          <w:p>
-            <w:pPr>
-              <w:pStyle w:val="Compact"/>
-            </w:pPr>
-            <w:r>
-              <w:t xml:space="preserve">IDEMPOTENCY_ENABLED</w:t>
-            </w:r>
-          </w:p>
-        </w:tc>
-        <w:tc>
-          <w:tcPr/>
-          <w:p>
-            <w:pPr>
-              <w:pStyle w:val="Compact"/>
-            </w:pPr>
-            <w:r>
-              <w:t xml:space="preserve">NUMBER(1,0)</w:t>
+              <w:t xml:space="preserve">CHECK IN (0,1)</w:t>
+            </w:r>
+          </w:p>
+        </w:tc>
+        <w:tc>
+          <w:tcPr/>
+          <w:p>
+            <w:pPr>
+              <w:pStyle w:val="Compact"/>
+            </w:pPr>
+          </w:p>
+        </w:tc>
+      </w:tr>
+      <w:tr>
+        <w:tc>
+          <w:tcPr/>
+          <w:p>
+            <w:pPr>
+              <w:pStyle w:val="Compact"/>
+            </w:pPr>
+            <w:r>
+              <w:t xml:space="preserve">MAX_CONCURRENT_CALLS</w:t>
+            </w:r>
+          </w:p>
+        </w:tc>
+        <w:tc>
+          <w:tcPr/>
+          <w:p>
+            <w:pPr>
+              <w:pStyle w:val="Compact"/>
+            </w:pPr>
+            <w:r>
+              <w:t xml:space="preserve">NUMBER(10,0)</w:t>
             </w:r>
           </w:p>
         </w:tc>
@@ -2868,28 +2959,31 @@
               <w:pStyle w:val="Compact"/>
             </w:pPr>
             <w:r>
-              <w:t xml:space="preserve">DEFAULT 0, CHECK IN (0,1)</w:t>
-            </w:r>
-          </w:p>
-        </w:tc>
-        <w:tc>
-          <w:tcPr/>
-          <w:p>
-            <w:pPr>
-              <w:pStyle w:val="Compact"/>
-            </w:pPr>
-          </w:p>
-        </w:tc>
-      </w:tr>
-      <w:tr>
-        <w:tc>
-          <w:tcPr/>
-          <w:p>
-            <w:pPr>
-              <w:pStyle w:val="Compact"/>
-            </w:pPr>
-            <w:r>
-              <w:t xml:space="preserve">IDEMPOTENCY_TTL_SECONDS</w:t>
+              <w:t xml:space="preserve">DEFAULT 20</w:t>
+            </w:r>
+          </w:p>
+        </w:tc>
+        <w:tc>
+          <w:tcPr/>
+          <w:p>
+            <w:pPr>
+              <w:pStyle w:val="Compact"/>
+            </w:pPr>
+            <w:r>
+              <w:t xml:space="preserve">Bulkhead</w:t>
+            </w:r>
+          </w:p>
+        </w:tc>
+      </w:tr>
+      <w:tr>
+        <w:tc>
+          <w:tcPr/>
+          <w:p>
+            <w:pPr>
+              <w:pStyle w:val="Compact"/>
+            </w:pPr>
+            <w:r>
+              <w:t xml:space="preserve">MAX_WAIT_DURATION_MS</w:t>
             </w:r>
           </w:p>
         </w:tc>
@@ -2922,124 +3016,19 @@
               <w:pStyle w:val="Compact"/>
             </w:pPr>
             <w:r>
-              <w:t xml:space="preserve">DEFAULT 86400</w:t>
-            </w:r>
-          </w:p>
-        </w:tc>
-        <w:tc>
-          <w:tcPr/>
-          <w:p>
-            <w:pPr>
-              <w:pStyle w:val="Compact"/>
-            </w:pPr>
-          </w:p>
-        </w:tc>
-      </w:tr>
-      <w:tr>
-        <w:tc>
-          <w:tcPr/>
-          <w:p>
-            <w:pPr>
-              <w:pStyle w:val="Compact"/>
-            </w:pPr>
-            <w:r>
-              <w:t xml:space="preserve">RESPONSE_CACHE_ENABLED</w:t>
-            </w:r>
-          </w:p>
-        </w:tc>
-        <w:tc>
-          <w:tcPr/>
-          <w:p>
-            <w:pPr>
-              <w:pStyle w:val="Compact"/>
-            </w:pPr>
-            <w:r>
-              <w:t xml:space="preserve">NUMBER(1,0)</w:t>
-            </w:r>
-          </w:p>
-        </w:tc>
-        <w:tc>
-          <w:tcPr/>
-          <w:p>
-            <w:pPr>
-              <w:pStyle w:val="Compact"/>
-            </w:pPr>
-            <w:r>
-              <w:t xml:space="preserve">NOT NULL</w:t>
-            </w:r>
-          </w:p>
-        </w:tc>
-        <w:tc>
-          <w:tcPr/>
-          <w:p>
-            <w:pPr>
-              <w:pStyle w:val="Compact"/>
-            </w:pPr>
-            <w:r>
-              <w:t xml:space="preserve">DEFAULT 0, CHECK IN (0,1)</w:t>
-            </w:r>
-          </w:p>
-        </w:tc>
-        <w:tc>
-          <w:tcPr/>
-          <w:p>
-            <w:pPr>
-              <w:pStyle w:val="Compact"/>
-            </w:pPr>
-          </w:p>
-        </w:tc>
-      </w:tr>
-      <w:tr>
-        <w:tc>
-          <w:tcPr/>
-          <w:p>
-            <w:pPr>
-              <w:pStyle w:val="Compact"/>
-            </w:pPr>
-            <w:r>
-              <w:t xml:space="preserve">RESPONSE_CACHE_TTL_SECONDS</w:t>
-            </w:r>
-          </w:p>
-        </w:tc>
-        <w:tc>
-          <w:tcPr/>
-          <w:p>
-            <w:pPr>
-              <w:pStyle w:val="Compact"/>
-            </w:pPr>
-            <w:r>
-              <w:t xml:space="preserve">NUMBER(10,0)</w:t>
-            </w:r>
-          </w:p>
-        </w:tc>
-        <w:tc>
-          <w:tcPr/>
-          <w:p>
-            <w:pPr>
-              <w:pStyle w:val="Compact"/>
-            </w:pPr>
-            <w:r>
-              <w:t xml:space="preserve">NOT NULL</w:t>
-            </w:r>
-          </w:p>
-        </w:tc>
-        <w:tc>
-          <w:tcPr/>
-          <w:p>
-            <w:pPr>
-              <w:pStyle w:val="Compact"/>
-            </w:pPr>
-            <w:r>
-              <w:t xml:space="preserve">DEFAULT 300</w:t>
-            </w:r>
-          </w:p>
-        </w:tc>
-        <w:tc>
-          <w:tcPr/>
-          <w:p>
-            <w:pPr>
-              <w:pStyle w:val="Compact"/>
-            </w:pPr>
+              <w:t xml:space="preserve">DEFAULT 500</w:t>
+            </w:r>
+          </w:p>
+        </w:tc>
+        <w:tc>
+          <w:tcPr/>
+          <w:p>
+            <w:pPr>
+              <w:pStyle w:val="Compact"/>
+            </w:pPr>
+            <w:r>
+              <w:t xml:space="preserve">Bulkhead</w:t>
+            </w:r>
           </w:p>
         </w:tc>
       </w:tr>
@@ -3147,22 +3136,22 @@
       </w:tr>
     </w:tbl>
     <w:bookmarkEnd w:id="14"/>
-    <w:bookmarkStart w:id="15" w:name="backend_step"/>
+    <w:bookmarkStart w:id="15" w:name="endpoint_config"/>
     <w:p>
       <w:pPr>
         <w:pStyle w:val="Heading3"/>
       </w:pPr>
       <w:r>
-        <w:t xml:space="preserve">4.3.</w:t>
-      </w:r>
-      <w:r>
-        <w:t xml:space="preserve"> </w:t>
-      </w:r>
-      <w:r>
-        <w:rPr>
-          <w:rStyle w:val="VerbatimChar"/>
-        </w:rPr>
-        <w:t xml:space="preserve">BACKEND_STEP</w:t>
+        <w:t xml:space="preserve">4.2.</w:t>
+      </w:r>
+      <w:r>
+        <w:t xml:space="preserve"> </w:t>
+      </w:r>
+      <w:r>
+        <w:rPr>
+          <w:rStyle w:val="VerbatimChar"/>
+        </w:rPr>
+        <w:t xml:space="preserve">ENDPOINT_CONFIG</w:t>
       </w:r>
     </w:p>
     <w:tbl>
@@ -3286,7 +3275,7 @@
               <w:rPr>
                 <w:rStyle w:val="VerbatimChar"/>
               </w:rPr>
-              <w:t xml:space="preserve">BACKEND_STEP_PK</w:t>
+              <w:t xml:space="preserve">ENDPOINT_CONFIG_PK</w:t>
             </w:r>
             <w:r>
               <w:t xml:space="preserve">)</w:t>
@@ -3299,281 +3288,74 @@
             <w:pPr>
               <w:pStyle w:val="Compact"/>
             </w:pPr>
-          </w:p>
-        </w:tc>
-      </w:tr>
-      <w:tr>
-        <w:tc>
-          <w:tcPr/>
-          <w:p>
-            <w:pPr>
-              <w:pStyle w:val="Compact"/>
-            </w:pPr>
-            <w:r>
-              <w:t xml:space="preserve">ENDPOINT_ID</w:t>
-            </w:r>
-          </w:p>
-        </w:tc>
-        <w:tc>
-          <w:tcPr/>
-          <w:p>
-            <w:pPr>
-              <w:pStyle w:val="Compact"/>
-            </w:pPr>
-            <w:r>
-              <w:t xml:space="preserve">VARCHAR2(255 CHAR)</w:t>
-            </w:r>
-          </w:p>
-        </w:tc>
-        <w:tc>
-          <w:tcPr/>
-          <w:p>
-            <w:pPr>
-              <w:pStyle w:val="Compact"/>
-            </w:pPr>
-            <w:r>
-              <w:t xml:space="preserve">NULL</w:t>
-            </w:r>
-          </w:p>
-        </w:tc>
-        <w:tc>
-          <w:tcPr/>
-          <w:p>
-            <w:pPr>
-              <w:pStyle w:val="Compact"/>
-            </w:pPr>
-            <w:r>
-              <w:t xml:space="preserve">FK → ENDPOINT_CONFIG.ID (</w:t>
+            <w:r>
+              <w:t xml:space="preserve">UUID</w:t>
+            </w:r>
+          </w:p>
+        </w:tc>
+      </w:tr>
+      <w:tr>
+        <w:tc>
+          <w:tcPr/>
+          <w:p>
+            <w:pPr>
+              <w:pStyle w:val="Compact"/>
+            </w:pPr>
+            <w:r>
+              <w:t xml:space="preserve">TEAM_CODE</w:t>
+            </w:r>
+          </w:p>
+        </w:tc>
+        <w:tc>
+          <w:tcPr/>
+          <w:p>
+            <w:pPr>
+              <w:pStyle w:val="Compact"/>
+            </w:pPr>
+            <w:r>
+              <w:t xml:space="preserve">VARCHAR2(50 CHAR)</w:t>
+            </w:r>
+          </w:p>
+        </w:tc>
+        <w:tc>
+          <w:tcPr/>
+          <w:p>
+            <w:pPr>
+              <w:pStyle w:val="Compact"/>
+            </w:pPr>
+            <w:r>
+              <w:t xml:space="preserve">NOT NULL</w:t>
+            </w:r>
+          </w:p>
+        </w:tc>
+        <w:tc>
+          <w:tcPr/>
+          <w:p>
+            <w:pPr>
+              <w:pStyle w:val="Compact"/>
+            </w:pPr>
+            <w:r>
+              <w:t xml:space="preserve">Thêm 2026-09 qua</w:t>
+            </w:r>
+            <w:r>
+              <w:t xml:space="preserve"> </w:t>
             </w:r>
             <w:r>
               <w:rPr>
                 <w:rStyle w:val="VerbatimChar"/>
               </w:rPr>
-              <w:t xml:space="preserve">FKRTN26VYRBRFLYH5FA838XWTL2</w:t>
-            </w:r>
-            <w:r>
-              <w:t xml:space="preserve">)</w:t>
-            </w:r>
-          </w:p>
-        </w:tc>
-        <w:tc>
-          <w:tcPr/>
-          <w:p>
-            <w:pPr>
-              <w:pStyle w:val="Compact"/>
-            </w:pPr>
-          </w:p>
-        </w:tc>
-      </w:tr>
-      <w:tr>
-        <w:tc>
-          <w:tcPr/>
-          <w:p>
-            <w:pPr>
-              <w:pStyle w:val="Compact"/>
-            </w:pPr>
-            <w:r>
-              <w:t xml:space="preserve">STEP_ORDER</w:t>
-            </w:r>
-          </w:p>
-        </w:tc>
-        <w:tc>
-          <w:tcPr/>
-          <w:p>
-            <w:pPr>
-              <w:pStyle w:val="Compact"/>
-            </w:pPr>
-            <w:r>
-              <w:t xml:space="preserve">NUMBER(10,0)</w:t>
-            </w:r>
-          </w:p>
-        </w:tc>
-        <w:tc>
-          <w:tcPr/>
-          <w:p>
-            <w:pPr>
-              <w:pStyle w:val="Compact"/>
-            </w:pPr>
-            <w:r>
-              <w:t xml:space="preserve">NOT NULL</w:t>
-            </w:r>
-          </w:p>
-        </w:tc>
-        <w:tc>
-          <w:tcPr/>
-          <w:p>
-            <w:pPr>
-              <w:pStyle w:val="Compact"/>
-            </w:pPr>
-          </w:p>
-        </w:tc>
-        <w:tc>
-          <w:tcPr/>
-          <w:p>
-            <w:pPr>
-              <w:pStyle w:val="Compact"/>
-            </w:pPr>
-            <w:r>
-              <w:t xml:space="preserve">Duy nhất trong phạm vi 1 Endpoint (ràng buộc mức ứng dụng, không phải UNIQUE composite DB)</w:t>
-            </w:r>
-          </w:p>
-        </w:tc>
-      </w:tr>
-      <w:tr>
-        <w:tc>
-          <w:tcPr/>
-          <w:p>
-            <w:pPr>
-              <w:pStyle w:val="Compact"/>
-            </w:pPr>
-            <w:r>
-              <w:t xml:space="preserve">NAME</w:t>
-            </w:r>
-          </w:p>
-        </w:tc>
-        <w:tc>
-          <w:tcPr/>
-          <w:p>
-            <w:pPr>
-              <w:pStyle w:val="Compact"/>
-            </w:pPr>
-            <w:r>
-              <w:t xml:space="preserve">VARCHAR2(255 CHAR)</w:t>
-            </w:r>
-          </w:p>
-        </w:tc>
-        <w:tc>
-          <w:tcPr/>
-          <w:p>
-            <w:pPr>
-              <w:pStyle w:val="Compact"/>
-            </w:pPr>
-            <w:r>
-              <w:t xml:space="preserve">NOT NULL</w:t>
-            </w:r>
-          </w:p>
-        </w:tc>
-        <w:tc>
-          <w:tcPr/>
-          <w:p>
-            <w:pPr>
-              <w:pStyle w:val="Compact"/>
-            </w:pPr>
-          </w:p>
-        </w:tc>
-        <w:tc>
-          <w:tcPr/>
-          <w:p>
-            <w:pPr>
-              <w:pStyle w:val="Compact"/>
-            </w:pPr>
-          </w:p>
-        </w:tc>
-      </w:tr>
-      <w:tr>
-        <w:tc>
-          <w:tcPr/>
-          <w:p>
-            <w:pPr>
-              <w:pStyle w:val="Compact"/>
-            </w:pPr>
-            <w:r>
-              <w:t xml:space="preserve">METHOD</w:t>
-            </w:r>
-          </w:p>
-        </w:tc>
-        <w:tc>
-          <w:tcPr/>
-          <w:p>
-            <w:pPr>
-              <w:pStyle w:val="Compact"/>
-            </w:pPr>
-            <w:r>
-              <w:t xml:space="preserve">VARCHAR2(255 CHAR)</w:t>
-            </w:r>
-          </w:p>
-        </w:tc>
-        <w:tc>
-          <w:tcPr/>
-          <w:p>
-            <w:pPr>
-              <w:pStyle w:val="Compact"/>
-            </w:pPr>
-            <w:r>
-              <w:t xml:space="preserve">NOT NULL</w:t>
-            </w:r>
-          </w:p>
-        </w:tc>
-        <w:tc>
-          <w:tcPr/>
-          <w:p>
-            <w:pPr>
-              <w:pStyle w:val="Compact"/>
-            </w:pPr>
-            <w:r>
-              <w:t xml:space="preserve">CHECK IN (GET,POST,PUT,DELETE,PATCH)</w:t>
-            </w:r>
-          </w:p>
-        </w:tc>
-        <w:tc>
-          <w:tcPr/>
-          <w:p>
-            <w:pPr>
-              <w:pStyle w:val="Compact"/>
-            </w:pPr>
-          </w:p>
-        </w:tc>
-      </w:tr>
-      <w:tr>
-        <w:tc>
-          <w:tcPr/>
-          <w:p>
-            <w:pPr>
-              <w:pStyle w:val="Compact"/>
-            </w:pPr>
-            <w:r>
-              <w:t xml:space="preserve">URL_PATTERN</w:t>
-            </w:r>
-          </w:p>
-        </w:tc>
-        <w:tc>
-          <w:tcPr/>
-          <w:p>
-            <w:pPr>
-              <w:pStyle w:val="Compact"/>
-            </w:pPr>
-            <w:r>
-              <w:t xml:space="preserve">VARCHAR2(255 CHAR)</w:t>
-            </w:r>
-          </w:p>
-        </w:tc>
-        <w:tc>
-          <w:tcPr/>
-          <w:p>
-            <w:pPr>
-              <w:pStyle w:val="Compact"/>
-            </w:pPr>
-            <w:r>
-              <w:t xml:space="preserve">NOT NULL</w:t>
-            </w:r>
-          </w:p>
-        </w:tc>
-        <w:tc>
-          <w:tcPr/>
-          <w:p>
-            <w:pPr>
-              <w:pStyle w:val="Compact"/>
-            </w:pPr>
-          </w:p>
-        </w:tc>
-        <w:tc>
-          <w:tcPr/>
-          <w:p>
-            <w:pPr>
-              <w:pStyle w:val="Compact"/>
-            </w:pPr>
-            <w:r>
-              <w:t xml:space="preserve">Có thể chứa</w:t>
+              <w:t xml:space="preserve">V2__team_code.sql</w:t>
+            </w:r>
+          </w:p>
+        </w:tc>
+        <w:tc>
+          <w:tcPr/>
+          <w:p>
+            <w:pPr>
+              <w:pStyle w:val="Compact"/>
+            </w:pPr>
+            <w:r>
+              <w:t xml:space="preserve">Đội sở hữu — KHÔNG có FK tới</w:t>
             </w:r>
             <w:r>
               <w:t xml:space="preserve"> </w:t>
@@ -3582,20 +3364,20 @@
               <w:rPr>
                 <w:rStyle w:val="VerbatimChar"/>
               </w:rPr>
-              <w:t xml:space="preserve">{token}</w:t>
-            </w:r>
-          </w:p>
-        </w:tc>
-      </w:tr>
-      <w:tr>
-        <w:tc>
-          <w:tcPr/>
-          <w:p>
-            <w:pPr>
-              <w:pStyle w:val="Compact"/>
-            </w:pPr>
-            <w:r>
-              <w:t xml:space="preserve">UPSTREAM_SERVICE_ID</w:t>
+              <w:t xml:space="preserve">GWM_TEAM</w:t>
+            </w:r>
+          </w:p>
+        </w:tc>
+      </w:tr>
+      <w:tr>
+        <w:tc>
+          <w:tcPr/>
+          <w:p>
+            <w:pPr>
+              <w:pStyle w:val="Compact"/>
+            </w:pPr>
+            <w:r>
+              <w:t xml:space="preserve">PATH</w:t>
             </w:r>
           </w:p>
         </w:tc>
@@ -3628,1238 +3410,727 @@
               <w:pStyle w:val="Compact"/>
             </w:pPr>
             <w:r>
-              <w:t xml:space="preserve">FK → UPSTREAM_SERVICE.ID (</w:t>
+              <w:t xml:space="preserve">UNIQUE ghép với TEAM_CODE (</w:t>
             </w:r>
             <w:r>
               <w:rPr>
                 <w:rStyle w:val="VerbatimChar"/>
               </w:rPr>
-              <w:t xml:space="preserve">FK2RCXPBA4YOIDGMRN8I0S3OFTT</w:t>
-            </w:r>
-            <w:r>
-              <w:t xml:space="preserve">)</w:t>
-            </w:r>
-          </w:p>
-        </w:tc>
-        <w:tc>
-          <w:tcPr/>
-          <w:p>
-            <w:pPr>
-              <w:pStyle w:val="Compact"/>
-            </w:pPr>
-          </w:p>
-        </w:tc>
-      </w:tr>
-      <w:tr>
-        <w:tc>
-          <w:tcPr/>
-          <w:p>
-            <w:pPr>
-              <w:pStyle w:val="Compact"/>
-            </w:pPr>
-            <w:r>
-              <w:t xml:space="preserve">FORWARD_ORIGINAL_BODY</w:t>
-            </w:r>
-          </w:p>
-        </w:tc>
-        <w:tc>
-          <w:tcPr/>
-          <w:p>
-            <w:pPr>
-              <w:pStyle w:val="Compact"/>
-            </w:pPr>
-            <w:r>
-              <w:t xml:space="preserve">NUMBER(1,0)</w:t>
-            </w:r>
-          </w:p>
-        </w:tc>
-        <w:tc>
-          <w:tcPr/>
-          <w:p>
-            <w:pPr>
-              <w:pStyle w:val="Compact"/>
-            </w:pPr>
-            <w:r>
-              <w:t xml:space="preserve">NOT NULL</w:t>
-            </w:r>
-          </w:p>
-        </w:tc>
-        <w:tc>
-          <w:tcPr/>
-          <w:p>
-            <w:pPr>
-              <w:pStyle w:val="Compact"/>
-            </w:pPr>
-            <w:r>
-              <w:t xml:space="preserve">CHECK IN (0,1)</w:t>
-            </w:r>
-          </w:p>
-        </w:tc>
-        <w:tc>
-          <w:tcPr/>
-          <w:p>
-            <w:pPr>
-              <w:pStyle w:val="Compact"/>
-            </w:pPr>
-          </w:p>
-        </w:tc>
-      </w:tr>
-      <w:tr>
-        <w:tc>
-          <w:tcPr/>
-          <w:p>
-            <w:pPr>
-              <w:pStyle w:val="Compact"/>
-            </w:pPr>
-            <w:r>
-              <w:t xml:space="preserve">CACHE_ENABLED</w:t>
-            </w:r>
-          </w:p>
-        </w:tc>
-        <w:tc>
-          <w:tcPr/>
-          <w:p>
-            <w:pPr>
-              <w:pStyle w:val="Compact"/>
-            </w:pPr>
-            <w:r>
-              <w:t xml:space="preserve">NUMBER(1,0)</w:t>
-            </w:r>
-          </w:p>
-        </w:tc>
-        <w:tc>
-          <w:tcPr/>
-          <w:p>
-            <w:pPr>
-              <w:pStyle w:val="Compact"/>
-            </w:pPr>
-            <w:r>
-              <w:t xml:space="preserve">NOT NULL</w:t>
-            </w:r>
-          </w:p>
-        </w:tc>
-        <w:tc>
-          <w:tcPr/>
-          <w:p>
-            <w:pPr>
-              <w:pStyle w:val="Compact"/>
-            </w:pPr>
-            <w:r>
-              <w:t xml:space="preserve">DEFAULT 0, CHECK IN (0,1)</w:t>
-            </w:r>
-          </w:p>
-        </w:tc>
-        <w:tc>
-          <w:tcPr/>
-          <w:p>
-            <w:pPr>
-              <w:pStyle w:val="Compact"/>
-            </w:pPr>
-            <w:r>
-              <w:rPr>
-                <w:b/>
-                <w:bCs/>
-              </w:rPr>
-              <w:t xml:space="preserve">Xem lưu ý §4.6</w:t>
-            </w:r>
-          </w:p>
-        </w:tc>
-      </w:tr>
-      <w:tr>
-        <w:tc>
-          <w:tcPr/>
-          <w:p>
-            <w:pPr>
-              <w:pStyle w:val="Compact"/>
-            </w:pPr>
-            <w:r>
-              <w:t xml:space="preserve">CACHE_TTL_SECONDS</w:t>
-            </w:r>
-          </w:p>
-        </w:tc>
-        <w:tc>
-          <w:tcPr/>
-          <w:p>
-            <w:pPr>
-              <w:pStyle w:val="Compact"/>
-            </w:pPr>
-            <w:r>
-              <w:t xml:space="preserve">NUMBER(10,0)</w:t>
-            </w:r>
-          </w:p>
-        </w:tc>
-        <w:tc>
-          <w:tcPr/>
-          <w:p>
-            <w:pPr>
-              <w:pStyle w:val="Compact"/>
-            </w:pPr>
-            <w:r>
-              <w:t xml:space="preserve">NOT NULL</w:t>
-            </w:r>
-          </w:p>
-        </w:tc>
-        <w:tc>
-          <w:tcPr/>
-          <w:p>
-            <w:pPr>
-              <w:pStyle w:val="Compact"/>
-            </w:pPr>
-            <w:r>
-              <w:t xml:space="preserve">DEFAULT 300</w:t>
-            </w:r>
-          </w:p>
-        </w:tc>
-        <w:tc>
-          <w:tcPr/>
-          <w:p>
-            <w:pPr>
-              <w:pStyle w:val="Compact"/>
-            </w:pPr>
-          </w:p>
-        </w:tc>
-      </w:tr>
-      <w:tr>
-        <w:tc>
-          <w:tcPr/>
-          <w:p>
-            <w:pPr>
-              <w:pStyle w:val="Compact"/>
-            </w:pPr>
-            <w:r>
-              <w:t xml:space="preserve">GROUP_NAME</w:t>
-            </w:r>
-          </w:p>
-        </w:tc>
-        <w:tc>
-          <w:tcPr/>
-          <w:p>
-            <w:pPr>
-              <w:pStyle w:val="Compact"/>
-            </w:pPr>
-            <w:r>
-              <w:t xml:space="preserve">VARCHAR2(255 CHAR)</w:t>
-            </w:r>
-          </w:p>
-        </w:tc>
-        <w:tc>
-          <w:tcPr/>
-          <w:p>
-            <w:pPr>
-              <w:pStyle w:val="Compact"/>
-            </w:pPr>
-            <w:r>
-              <w:t xml:space="preserve">NULL</w:t>
-            </w:r>
-          </w:p>
-        </w:tc>
-        <w:tc>
-          <w:tcPr/>
-          <w:p>
-            <w:pPr>
-              <w:pStyle w:val="Compact"/>
-            </w:pPr>
-          </w:p>
-        </w:tc>
-        <w:tc>
-          <w:tcPr/>
-          <w:p>
-            <w:pPr>
-              <w:pStyle w:val="Compact"/>
-            </w:pPr>
-          </w:p>
-        </w:tc>
-      </w:tr>
-      <w:tr>
-        <w:tc>
-          <w:tcPr/>
-          <w:p>
-            <w:pPr>
-              <w:pStyle w:val="Compact"/>
-            </w:pPr>
-            <w:r>
-              <w:t xml:space="preserve">TARGET_FIELD</w:t>
-            </w:r>
-          </w:p>
-        </w:tc>
-        <w:tc>
-          <w:tcPr/>
-          <w:p>
-            <w:pPr>
-              <w:pStyle w:val="Compact"/>
-            </w:pPr>
-            <w:r>
-              <w:t xml:space="preserve">VARCHAR2(255 CHAR)</w:t>
-            </w:r>
-          </w:p>
-        </w:tc>
-        <w:tc>
-          <w:tcPr/>
-          <w:p>
-            <w:pPr>
-              <w:pStyle w:val="Compact"/>
-            </w:pPr>
-            <w:r>
-              <w:t xml:space="preserve">NULL</w:t>
-            </w:r>
-          </w:p>
-        </w:tc>
-        <w:tc>
-          <w:tcPr/>
-          <w:p>
-            <w:pPr>
-              <w:pStyle w:val="Compact"/>
-            </w:pPr>
-          </w:p>
-        </w:tc>
-        <w:tc>
-          <w:tcPr/>
-          <w:p>
-            <w:pPr>
-              <w:pStyle w:val="Compact"/>
-            </w:pPr>
-          </w:p>
-        </w:tc>
-      </w:tr>
-      <w:tr>
-        <w:tc>
-          <w:tcPr/>
-          <w:p>
-            <w:pPr>
-              <w:pStyle w:val="Compact"/>
-            </w:pPr>
-            <w:r>
-              <w:t xml:space="preserve">CANVAS_X, CANVAS_Y</w:t>
-            </w:r>
-          </w:p>
-        </w:tc>
-        <w:tc>
-          <w:tcPr/>
-          <w:p>
-            <w:pPr>
-              <w:pStyle w:val="Compact"/>
-            </w:pPr>
-            <w:r>
-              <w:t xml:space="preserve">NUMBER(10,0)</w:t>
-            </w:r>
-          </w:p>
-        </w:tc>
-        <w:tc>
-          <w:tcPr/>
-          <w:p>
-            <w:pPr>
-              <w:pStyle w:val="Compact"/>
-            </w:pPr>
-            <w:r>
-              <w:t xml:space="preserve">NULL</w:t>
-            </w:r>
-          </w:p>
-        </w:tc>
-        <w:tc>
-          <w:tcPr/>
-          <w:p>
-            <w:pPr>
-              <w:pStyle w:val="Compact"/>
-            </w:pPr>
-          </w:p>
-        </w:tc>
-        <w:tc>
-          <w:tcPr/>
-          <w:p>
-            <w:pPr>
-              <w:pStyle w:val="Compact"/>
-            </w:pPr>
-            <w:r>
-              <w:t xml:space="preserve">Vị trí hiển thị canvas</w:t>
-            </w:r>
-          </w:p>
-        </w:tc>
-      </w:tr>
-      <w:tr>
-        <w:tc>
-          <w:tcPr/>
-          <w:p>
-            <w:pPr>
-              <w:pStyle w:val="Compact"/>
-            </w:pPr>
-            <w:r>
-              <w:t xml:space="preserve">CONDITION_SOURCE_TYPE</w:t>
-            </w:r>
-          </w:p>
-        </w:tc>
-        <w:tc>
-          <w:tcPr/>
-          <w:p>
-            <w:pPr>
-              <w:pStyle w:val="Compact"/>
-            </w:pPr>
-            <w:r>
-              <w:t xml:space="preserve">VARCHAR2(255 CHAR)</w:t>
-            </w:r>
-          </w:p>
-        </w:tc>
-        <w:tc>
-          <w:tcPr/>
-          <w:p>
-            <w:pPr>
-              <w:pStyle w:val="Compact"/>
-            </w:pPr>
-            <w:r>
-              <w:t xml:space="preserve">NULL</w:t>
-            </w:r>
-          </w:p>
-        </w:tc>
-        <w:tc>
-          <w:tcPr/>
-          <w:p>
-            <w:pPr>
-              <w:pStyle w:val="Compact"/>
-            </w:pPr>
-            <w:r>
-              <w:t xml:space="preserve">CHECK IN (STEP_RESPONSE, REQUEST_BODY, STEP_RESPONSE_ARRAY_AGGREGATE)</w:t>
-            </w:r>
-          </w:p>
-        </w:tc>
-        <w:tc>
-          <w:tcPr/>
-          <w:p>
-            <w:pPr>
-              <w:pStyle w:val="Compact"/>
-            </w:pPr>
-          </w:p>
-        </w:tc>
-      </w:tr>
-      <w:tr>
-        <w:tc>
-          <w:tcPr/>
-          <w:p>
-            <w:pPr>
-              <w:pStyle w:val="Compact"/>
-            </w:pPr>
-            <w:r>
-              <w:t xml:space="preserve">CONDITION_SOURCE_FIELD</w:t>
-            </w:r>
-          </w:p>
-        </w:tc>
-        <w:tc>
-          <w:tcPr/>
-          <w:p>
-            <w:pPr>
-              <w:pStyle w:val="Compact"/>
-            </w:pPr>
-            <w:r>
-              <w:t xml:space="preserve">VARCHAR2(255 CHAR)</w:t>
-            </w:r>
-          </w:p>
-        </w:tc>
-        <w:tc>
-          <w:tcPr/>
-          <w:p>
-            <w:pPr>
-              <w:pStyle w:val="Compact"/>
-            </w:pPr>
-            <w:r>
-              <w:t xml:space="preserve">NULL</w:t>
-            </w:r>
-          </w:p>
-        </w:tc>
-        <w:tc>
-          <w:tcPr/>
-          <w:p>
-            <w:pPr>
-              <w:pStyle w:val="Compact"/>
-            </w:pPr>
-          </w:p>
-        </w:tc>
-        <w:tc>
-          <w:tcPr/>
-          <w:p>
-            <w:pPr>
-              <w:pStyle w:val="Compact"/>
-            </w:pPr>
-          </w:p>
-        </w:tc>
-      </w:tr>
-      <w:tr>
-        <w:tc>
-          <w:tcPr/>
-          <w:p>
-            <w:pPr>
-              <w:pStyle w:val="Compact"/>
-            </w:pPr>
-            <w:r>
-              <w:t xml:space="preserve">CONDITION_SOURCE_STEP_ORDER</w:t>
-            </w:r>
-          </w:p>
-        </w:tc>
-        <w:tc>
-          <w:tcPr/>
-          <w:p>
-            <w:pPr>
-              <w:pStyle w:val="Compact"/>
-            </w:pPr>
-            <w:r>
-              <w:t xml:space="preserve">NUMBER(10,0)</w:t>
-            </w:r>
-          </w:p>
-        </w:tc>
-        <w:tc>
-          <w:tcPr/>
-          <w:p>
-            <w:pPr>
-              <w:pStyle w:val="Compact"/>
-            </w:pPr>
-            <w:r>
-              <w:t xml:space="preserve">NULL</w:t>
-            </w:r>
-          </w:p>
-        </w:tc>
-        <w:tc>
-          <w:tcPr/>
-          <w:p>
-            <w:pPr>
-              <w:pStyle w:val="Compact"/>
-            </w:pPr>
-          </w:p>
-        </w:tc>
-        <w:tc>
-          <w:tcPr/>
-          <w:p>
-            <w:pPr>
-              <w:pStyle w:val="Compact"/>
-            </w:pPr>
-          </w:p>
-        </w:tc>
-      </w:tr>
-      <w:tr>
-        <w:tc>
-          <w:tcPr/>
-          <w:p>
-            <w:pPr>
-              <w:pStyle w:val="Compact"/>
-            </w:pPr>
-            <w:r>
-              <w:t xml:space="preserve">CONDITION_OPERATOR</w:t>
-            </w:r>
-          </w:p>
-        </w:tc>
-        <w:tc>
-          <w:tcPr/>
-          <w:p>
-            <w:pPr>
-              <w:pStyle w:val="Compact"/>
-            </w:pPr>
-            <w:r>
-              <w:t xml:space="preserve">VARCHAR2(255 CHAR)</w:t>
-            </w:r>
-          </w:p>
-        </w:tc>
-        <w:tc>
-          <w:tcPr/>
-          <w:p>
-            <w:pPr>
-              <w:pStyle w:val="Compact"/>
-            </w:pPr>
-            <w:r>
-              <w:t xml:space="preserve">NULL</w:t>
-            </w:r>
-          </w:p>
-        </w:tc>
-        <w:tc>
-          <w:tcPr/>
-          <w:p>
-            <w:pPr>
-              <w:pStyle w:val="Compact"/>
-            </w:pPr>
-            <w:r>
-              <w:t xml:space="preserve">CHECK IN (EQUALS, NOT_EQUALS, EXISTS, NOT_EXISTS, GREATER_THAN, GREATER_THAN_OR_EQUAL, LESS_THAN, LESS_THAN_OR_EQUAL)</w:t>
-            </w:r>
-          </w:p>
-        </w:tc>
-        <w:tc>
-          <w:tcPr/>
-          <w:p>
-            <w:pPr>
-              <w:pStyle w:val="Compact"/>
-            </w:pPr>
-          </w:p>
-        </w:tc>
-      </w:tr>
-      <w:tr>
-        <w:tc>
-          <w:tcPr/>
-          <w:p>
-            <w:pPr>
-              <w:pStyle w:val="Compact"/>
-            </w:pPr>
-            <w:r>
-              <w:t xml:space="preserve">CONDITION_EXPECTED_VALUE</w:t>
-            </w:r>
-          </w:p>
-        </w:tc>
-        <w:tc>
-          <w:tcPr/>
-          <w:p>
-            <w:pPr>
-              <w:pStyle w:val="Compact"/>
-            </w:pPr>
-            <w:r>
-              <w:t xml:space="preserve">VARCHAR2(255 CHAR)</w:t>
-            </w:r>
-          </w:p>
-        </w:tc>
-        <w:tc>
-          <w:tcPr/>
-          <w:p>
-            <w:pPr>
-              <w:pStyle w:val="Compact"/>
-            </w:pPr>
-            <w:r>
-              <w:t xml:space="preserve">NULL</w:t>
-            </w:r>
-          </w:p>
-        </w:tc>
-        <w:tc>
-          <w:tcPr/>
-          <w:p>
-            <w:pPr>
-              <w:pStyle w:val="Compact"/>
-            </w:pPr>
-          </w:p>
-        </w:tc>
-        <w:tc>
-          <w:tcPr/>
-          <w:p>
-            <w:pPr>
-              <w:pStyle w:val="Compact"/>
-            </w:pPr>
-          </w:p>
-        </w:tc>
-      </w:tr>
-      <w:tr>
-        <w:tc>
-          <w:tcPr/>
-          <w:p>
-            <w:pPr>
-              <w:pStyle w:val="Compact"/>
-            </w:pPr>
-            <w:r>
-              <w:t xml:space="preserve">NEXT_STEP_ORDER_IF_TRUE, NEXT_STEP_ORDER_IF_FALSE</w:t>
-            </w:r>
-          </w:p>
-        </w:tc>
-        <w:tc>
-          <w:tcPr/>
-          <w:p>
-            <w:pPr>
-              <w:pStyle w:val="Compact"/>
-            </w:pPr>
-            <w:r>
-              <w:t xml:space="preserve">NUMBER(10,0)</w:t>
-            </w:r>
-          </w:p>
-        </w:tc>
-        <w:tc>
-          <w:tcPr/>
-          <w:p>
-            <w:pPr>
-              <w:pStyle w:val="Compact"/>
-            </w:pPr>
-            <w:r>
-              <w:t xml:space="preserve">NULL</w:t>
-            </w:r>
-          </w:p>
-        </w:tc>
-        <w:tc>
-          <w:tcPr/>
-          <w:p>
-            <w:pPr>
-              <w:pStyle w:val="Compact"/>
-            </w:pPr>
-          </w:p>
-        </w:tc>
-        <w:tc>
-          <w:tcPr/>
-          <w:p>
-            <w:pPr>
-              <w:pStyle w:val="Compact"/>
-            </w:pPr>
-          </w:p>
-        </w:tc>
-      </w:tr>
-      <w:tr>
-        <w:tc>
-          <w:tcPr/>
-          <w:p>
-            <w:pPr>
-              <w:pStyle w:val="Compact"/>
-            </w:pPr>
-            <w:r>
-              <w:t xml:space="preserve">ON_ERROR_STEP_ORDER</w:t>
-            </w:r>
-          </w:p>
-        </w:tc>
-        <w:tc>
-          <w:tcPr/>
-          <w:p>
-            <w:pPr>
-              <w:pStyle w:val="Compact"/>
-            </w:pPr>
-            <w:r>
-              <w:t xml:space="preserve">NUMBER(10,0)</w:t>
-            </w:r>
-          </w:p>
-        </w:tc>
-        <w:tc>
-          <w:tcPr/>
-          <w:p>
-            <w:pPr>
-              <w:pStyle w:val="Compact"/>
-            </w:pPr>
-            <w:r>
-              <w:t xml:space="preserve">NULL</w:t>
-            </w:r>
-          </w:p>
-        </w:tc>
-        <w:tc>
-          <w:tcPr/>
-          <w:p>
-            <w:pPr>
-              <w:pStyle w:val="Compact"/>
-            </w:pPr>
-          </w:p>
-        </w:tc>
-        <w:tc>
-          <w:tcPr/>
-          <w:p>
-            <w:pPr>
-              <w:pStyle w:val="Compact"/>
-            </w:pPr>
-          </w:p>
-        </w:tc>
-      </w:tr>
-      <w:tr>
-        <w:tc>
-          <w:tcPr/>
-          <w:p>
-            <w:pPr>
-              <w:pStyle w:val="Compact"/>
-            </w:pPr>
-            <w:r>
-              <w:t xml:space="preserve">PARALLEL_GROUP</w:t>
-            </w:r>
-          </w:p>
-        </w:tc>
-        <w:tc>
-          <w:tcPr/>
-          <w:p>
-            <w:pPr>
-              <w:pStyle w:val="Compact"/>
-            </w:pPr>
-            <w:r>
-              <w:t xml:space="preserve">NUMBER(10,0)</w:t>
-            </w:r>
-          </w:p>
-        </w:tc>
-        <w:tc>
-          <w:tcPr/>
-          <w:p>
-            <w:pPr>
-              <w:pStyle w:val="Compact"/>
-            </w:pPr>
-            <w:r>
-              <w:t xml:space="preserve">NULL</w:t>
-            </w:r>
-          </w:p>
-        </w:tc>
-        <w:tc>
-          <w:tcPr/>
-          <w:p>
-            <w:pPr>
-              <w:pStyle w:val="Compact"/>
-            </w:pPr>
-          </w:p>
-        </w:tc>
-        <w:tc>
-          <w:tcPr/>
-          <w:p>
-            <w:pPr>
-              <w:pStyle w:val="Compact"/>
-            </w:pPr>
-            <w:r>
-              <w:t xml:space="preserve">Mã</w:t>
+              <w:t xml:space="preserve">ENDPOINT_CONFIG_TEAM_PATH_UK</w:t>
+            </w:r>
+            <w:r>
+              <w:t xml:space="preserve">, thay thế</w:t>
             </w:r>
             <w:r>
               <w:t xml:space="preserve"> </w:t>
-            </w:r>
-            <w:r>
-              <w:t xml:space="preserve">“wave”</w:t>
-            </w:r>
-          </w:p>
-        </w:tc>
-      </w:tr>
-      <w:tr>
-        <w:tc>
-          <w:tcPr/>
-          <w:p>
-            <w:pPr>
-              <w:pStyle w:val="Compact"/>
-            </w:pPr>
-            <w:r>
-              <w:t xml:space="preserve">CONNECT_TIMEOUT_MS, READ_TIMEOUT_MS</w:t>
-            </w:r>
-          </w:p>
-        </w:tc>
-        <w:tc>
-          <w:tcPr/>
-          <w:p>
-            <w:pPr>
-              <w:pStyle w:val="Compact"/>
-            </w:pPr>
-            <w:r>
-              <w:t xml:space="preserve">NUMBER(10,0)</w:t>
-            </w:r>
-          </w:p>
-        </w:tc>
-        <w:tc>
-          <w:tcPr/>
-          <w:p>
-            <w:pPr>
-              <w:pStyle w:val="Compact"/>
-            </w:pPr>
-            <w:r>
-              <w:t xml:space="preserve">NULL</w:t>
-            </w:r>
-          </w:p>
-        </w:tc>
-        <w:tc>
-          <w:tcPr/>
-          <w:p>
-            <w:pPr>
-              <w:pStyle w:val="Compact"/>
-            </w:pPr>
-          </w:p>
-        </w:tc>
-        <w:tc>
-          <w:tcPr/>
-          <w:p>
-            <w:pPr>
-              <w:pStyle w:val="Compact"/>
-            </w:pPr>
-            <w:r>
-              <w:t xml:space="preserve">Override riêng, null = dùng của Upstream</w:t>
-            </w:r>
-          </w:p>
-        </w:tc>
-      </w:tr>
-      <w:tr>
-        <w:tc>
-          <w:tcPr/>
-          <w:p>
-            <w:pPr>
-              <w:pStyle w:val="Compact"/>
-            </w:pPr>
-            <w:r>
-              <w:t xml:space="preserve">COMPENSATION_UPSTREAM_SERVICE_ID</w:t>
-            </w:r>
-          </w:p>
-        </w:tc>
-        <w:tc>
-          <w:tcPr/>
-          <w:p>
-            <w:pPr>
-              <w:pStyle w:val="Compact"/>
-            </w:pPr>
-            <w:r>
-              <w:t xml:space="preserve">VARCHAR2(255 CHAR)</w:t>
-            </w:r>
-          </w:p>
-        </w:tc>
-        <w:tc>
-          <w:tcPr/>
-          <w:p>
-            <w:pPr>
-              <w:pStyle w:val="Compact"/>
-            </w:pPr>
-            <w:r>
-              <w:t xml:space="preserve">NULL</w:t>
-            </w:r>
-          </w:p>
-        </w:tc>
-        <w:tc>
-          <w:tcPr/>
-          <w:p>
-            <w:pPr>
-              <w:pStyle w:val="Compact"/>
-            </w:pPr>
-            <w:r>
-              <w:t xml:space="preserve">FK → UPSTREAM_SERVICE.ID (</w:t>
             </w:r>
             <w:r>
               <w:rPr>
                 <w:rStyle w:val="VerbatimChar"/>
               </w:rPr>
-              <w:t xml:space="preserve">BACKEND_STEP_COMP_UPSTREAM_FK</w:t>
-            </w:r>
-            <w:r>
-              <w:t xml:space="preserve">)</w:t>
-            </w:r>
-          </w:p>
-        </w:tc>
-        <w:tc>
-          <w:tcPr/>
-          <w:p>
-            <w:pPr>
-              <w:pStyle w:val="Compact"/>
-            </w:pPr>
-          </w:p>
-        </w:tc>
-      </w:tr>
-      <w:tr>
-        <w:tc>
-          <w:tcPr/>
-          <w:p>
-            <w:pPr>
-              <w:pStyle w:val="Compact"/>
-            </w:pPr>
-            <w:r>
-              <w:t xml:space="preserve">COMPENSATION_METHOD</w:t>
-            </w:r>
-          </w:p>
-        </w:tc>
-        <w:tc>
-          <w:tcPr/>
-          <w:p>
-            <w:pPr>
-              <w:pStyle w:val="Compact"/>
-            </w:pPr>
-            <w:r>
-              <w:t xml:space="preserve">VARCHAR2(255 CHAR)</w:t>
-            </w:r>
-          </w:p>
-        </w:tc>
-        <w:tc>
-          <w:tcPr/>
-          <w:p>
-            <w:pPr>
-              <w:pStyle w:val="Compact"/>
-            </w:pPr>
-            <w:r>
-              <w:t xml:space="preserve">NULL</w:t>
-            </w:r>
-          </w:p>
-        </w:tc>
-        <w:tc>
-          <w:tcPr/>
-          <w:p>
-            <w:pPr>
-              <w:pStyle w:val="Compact"/>
-            </w:pPr>
-            <w:r>
-              <w:t xml:space="preserve">CHECK IN (GET,POST,PUT,DELETE,PATCH)</w:t>
-            </w:r>
-          </w:p>
-        </w:tc>
-        <w:tc>
-          <w:tcPr/>
-          <w:p>
-            <w:pPr>
-              <w:pStyle w:val="Compact"/>
-            </w:pPr>
-          </w:p>
-        </w:tc>
-      </w:tr>
-      <w:tr>
-        <w:tc>
-          <w:tcPr/>
-          <w:p>
-            <w:pPr>
-              <w:pStyle w:val="Compact"/>
-            </w:pPr>
-            <w:r>
-              <w:t xml:space="preserve">COMPENSATION_URL_PATTERN</w:t>
-            </w:r>
-          </w:p>
-        </w:tc>
-        <w:tc>
-          <w:tcPr/>
-          <w:p>
-            <w:pPr>
-              <w:pStyle w:val="Compact"/>
-            </w:pPr>
-            <w:r>
-              <w:t xml:space="preserve">VARCHAR2(255 CHAR)</w:t>
-            </w:r>
-          </w:p>
-        </w:tc>
-        <w:tc>
-          <w:tcPr/>
-          <w:p>
-            <w:pPr>
-              <w:pStyle w:val="Compact"/>
-            </w:pPr>
-            <w:r>
-              <w:t xml:space="preserve">NULL</w:t>
-            </w:r>
-          </w:p>
-        </w:tc>
-        <w:tc>
-          <w:tcPr/>
-          <w:p>
-            <w:pPr>
-              <w:pStyle w:val="Compact"/>
-            </w:pPr>
-          </w:p>
-        </w:tc>
-        <w:tc>
-          <w:tcPr/>
-          <w:p>
-            <w:pPr>
-              <w:pStyle w:val="Compact"/>
-            </w:pPr>
-          </w:p>
-        </w:tc>
-      </w:tr>
-    </w:tbl>
-    <w:p>
-      <w:pPr>
-        <w:pStyle w:val="BodyText"/>
-      </w:pPr>
-      <w:r>
-        <w:rPr>
-          <w:b/>
-          <w:bCs/>
-        </w:rPr>
-        <w:t xml:space="preserve">Bảng con</w:t>
-      </w:r>
-      <w:r>
-        <w:t xml:space="preserve"> </w:t>
-      </w:r>
-      <w:r>
-        <w:t xml:space="preserve">(cùng khoá cha</w:t>
-      </w:r>
-      <w:r>
-        <w:t xml:space="preserve"> </w:t>
-      </w:r>
-      <w:r>
-        <w:rPr>
-          <w:rStyle w:val="VerbatimChar"/>
-        </w:rPr>
-        <w:t xml:space="preserve">STEP_ID</w:t>
-      </w:r>
-      <w:r>
-        <w:t xml:space="preserve"> </w:t>
-      </w:r>
-      <w:r>
-        <w:t xml:space="preserve">→</w:t>
-      </w:r>
-      <w:r>
-        <w:t xml:space="preserve"> </w:t>
-      </w:r>
-      <w:r>
-        <w:rPr>
-          <w:rStyle w:val="VerbatimChar"/>
-        </w:rPr>
-        <w:t xml:space="preserve">BACKEND_STEP.ID</w:t>
-      </w:r>
-      <w:r>
-        <w:t xml:space="preserve">):</w:t>
-      </w:r>
-    </w:p>
-    <w:tbl>
-      <w:tblPr>
-        <w:tblStyle w:val="Table"/>
-        <w:tblW w:type="pct" w:w="5000"/>
-        <w:tblLayout w:type="fixed"/>
-        <w:tblLook w:firstRow="1" w:lastRow="0" w:firstColumn="0" w:lastColumn="0" w:noHBand="0" w:noVBand="0" w:val="0020"/>
-      </w:tblPr>
-      <w:tblGrid>
-        <w:gridCol w:w="2640"/>
-        <w:gridCol w:w="2640"/>
-        <w:gridCol w:w="2640"/>
-      </w:tblGrid>
-      <w:tr>
-        <w:trPr>
-          <w:tblHeader w:val="on"/>
-        </w:trPr>
-        <w:tc>
-          <w:tcPr/>
-          <w:p>
-            <w:pPr>
-              <w:pStyle w:val="Compact"/>
-            </w:pPr>
-            <w:r>
-              <w:t xml:space="preserve">Bảng</w:t>
-            </w:r>
-          </w:p>
-        </w:tc>
-        <w:tc>
-          <w:tcPr/>
-          <w:p>
-            <w:pPr>
-              <w:pStyle w:val="Compact"/>
-            </w:pPr>
-            <w:r>
-              <w:t xml:space="preserve">Cột</w:t>
-            </w:r>
-          </w:p>
-        </w:tc>
-        <w:tc>
-          <w:tcPr/>
-          <w:p>
-            <w:pPr>
-              <w:pStyle w:val="Compact"/>
-            </w:pPr>
-            <w:r>
-              <w:t xml:space="preserve">Mô tả</w:t>
-            </w:r>
-          </w:p>
-        </w:tc>
-      </w:tr>
-      <w:tr>
-        <w:tc>
-          <w:tcPr/>
-          <w:p>
-            <w:pPr>
-              <w:pStyle w:val="Compact"/>
-            </w:pPr>
+              <w:t xml:space="preserve">UK5SBR9SP37R2WRGTA6BTBEE3XB</w:t>
+            </w:r>
+            <w:r>
+              <w:t xml:space="preserve"> </w:t>
+            </w:r>
+            <w:r>
+              <w:t xml:space="preserve">cũ)</w:t>
+            </w:r>
+          </w:p>
+        </w:tc>
+        <w:tc>
+          <w:tcPr/>
+          <w:p>
+            <w:pPr>
+              <w:pStyle w:val="Compact"/>
+            </w:pPr>
+            <w:r>
+              <w:t xml:space="preserve">vd</w:t>
+            </w:r>
+            <w:r>
+              <w:t xml:space="preserve"> </w:t>
+            </w:r>
             <w:r>
               <w:rPr>
                 <w:rStyle w:val="VerbatimChar"/>
               </w:rPr>
-              <w:t xml:space="preserve">BACKEND_STEP_ALLOW</w:t>
-            </w:r>
-          </w:p>
-        </w:tc>
-        <w:tc>
-          <w:tcPr/>
-          <w:p>
-            <w:pPr>
-              <w:pStyle w:val="Compact"/>
-            </w:pPr>
-            <w:r>
-              <w:t xml:space="preserve">STEP_ID (FK), FIELD_NAME</w:t>
-            </w:r>
-          </w:p>
-        </w:tc>
-        <w:tc>
-          <w:tcPr/>
-          <w:p>
-            <w:pPr>
-              <w:pStyle w:val="Compact"/>
-            </w:pPr>
-            <w:r>
-              <w:t xml:space="preserve">Danh sách field GIỮ LẠI trong response step</w:t>
-            </w:r>
-          </w:p>
-        </w:tc>
-      </w:tr>
-      <w:tr>
-        <w:tc>
-          <w:tcPr/>
-          <w:p>
-            <w:pPr>
-              <w:pStyle w:val="Compact"/>
-            </w:pPr>
+              <w:t xml:space="preserve">/v1/orders/{orderId}</w:t>
+            </w:r>
+            <w:r>
+              <w:t xml:space="preserve"> </w:t>
+            </w:r>
+            <w:r>
+              <w:t xml:space="preserve">— duy nhất TRONG 1 đội, 2 đội được phép trùng path</w:t>
+            </w:r>
+          </w:p>
+        </w:tc>
+      </w:tr>
+      <w:tr>
+        <w:tc>
+          <w:tcPr/>
+          <w:p>
+            <w:pPr>
+              <w:pStyle w:val="Compact"/>
+            </w:pPr>
+            <w:r>
+              <w:t xml:space="preserve">METHOD</w:t>
+            </w:r>
+          </w:p>
+        </w:tc>
+        <w:tc>
+          <w:tcPr/>
+          <w:p>
+            <w:pPr>
+              <w:pStyle w:val="Compact"/>
+            </w:pPr>
+            <w:r>
+              <w:t xml:space="preserve">VARCHAR2(255 CHAR)</w:t>
+            </w:r>
+          </w:p>
+        </w:tc>
+        <w:tc>
+          <w:tcPr/>
+          <w:p>
+            <w:pPr>
+              <w:pStyle w:val="Compact"/>
+            </w:pPr>
+            <w:r>
+              <w:t xml:space="preserve">NOT NULL</w:t>
+            </w:r>
+          </w:p>
+        </w:tc>
+        <w:tc>
+          <w:tcPr/>
+          <w:p>
+            <w:pPr>
+              <w:pStyle w:val="Compact"/>
+            </w:pPr>
+            <w:r>
+              <w:t xml:space="preserve">CHECK IN (GET,POST,PUT,DELETE,PATCH)</w:t>
+            </w:r>
+          </w:p>
+        </w:tc>
+        <w:tc>
+          <w:tcPr/>
+          <w:p>
+            <w:pPr>
+              <w:pStyle w:val="Compact"/>
+            </w:pPr>
+          </w:p>
+        </w:tc>
+      </w:tr>
+      <w:tr>
+        <w:tc>
+          <w:tcPr/>
+          <w:p>
+            <w:pPr>
+              <w:pStyle w:val="Compact"/>
+            </w:pPr>
+            <w:r>
+              <w:t xml:space="preserve">NAME</w:t>
+            </w:r>
+          </w:p>
+        </w:tc>
+        <w:tc>
+          <w:tcPr/>
+          <w:p>
+            <w:pPr>
+              <w:pStyle w:val="Compact"/>
+            </w:pPr>
+            <w:r>
+              <w:t xml:space="preserve">VARCHAR2(255 CHAR)</w:t>
+            </w:r>
+          </w:p>
+        </w:tc>
+        <w:tc>
+          <w:tcPr/>
+          <w:p>
+            <w:pPr>
+              <w:pStyle w:val="Compact"/>
+            </w:pPr>
+            <w:r>
+              <w:t xml:space="preserve">NOT NULL</w:t>
+            </w:r>
+          </w:p>
+        </w:tc>
+        <w:tc>
+          <w:tcPr/>
+          <w:p>
+            <w:pPr>
+              <w:pStyle w:val="Compact"/>
+            </w:pPr>
+          </w:p>
+        </w:tc>
+        <w:tc>
+          <w:tcPr/>
+          <w:p>
+            <w:pPr>
+              <w:pStyle w:val="Compact"/>
+            </w:pPr>
+          </w:p>
+        </w:tc>
+      </w:tr>
+      <w:tr>
+        <w:tc>
+          <w:tcPr/>
+          <w:p>
+            <w:pPr>
+              <w:pStyle w:val="Compact"/>
+            </w:pPr>
+            <w:r>
+              <w:t xml:space="preserve">DESCRIPTION</w:t>
+            </w:r>
+          </w:p>
+        </w:tc>
+        <w:tc>
+          <w:tcPr/>
+          <w:p>
+            <w:pPr>
+              <w:pStyle w:val="Compact"/>
+            </w:pPr>
+            <w:r>
+              <w:t xml:space="preserve">VARCHAR2(255 CHAR)</w:t>
+            </w:r>
+          </w:p>
+        </w:tc>
+        <w:tc>
+          <w:tcPr/>
+          <w:p>
+            <w:pPr>
+              <w:pStyle w:val="Compact"/>
+            </w:pPr>
+            <w:r>
+              <w:t xml:space="preserve">NULL</w:t>
+            </w:r>
+          </w:p>
+        </w:tc>
+        <w:tc>
+          <w:tcPr/>
+          <w:p>
+            <w:pPr>
+              <w:pStyle w:val="Compact"/>
+            </w:pPr>
+          </w:p>
+        </w:tc>
+        <w:tc>
+          <w:tcPr/>
+          <w:p>
+            <w:pPr>
+              <w:pStyle w:val="Compact"/>
+            </w:pPr>
+          </w:p>
+        </w:tc>
+      </w:tr>
+      <w:tr>
+        <w:tc>
+          <w:tcPr/>
+          <w:p>
+            <w:pPr>
+              <w:pStyle w:val="Compact"/>
+            </w:pPr>
+            <w:r>
+              <w:t xml:space="preserve">OUTPUT_ENCODING</w:t>
+            </w:r>
+          </w:p>
+        </w:tc>
+        <w:tc>
+          <w:tcPr/>
+          <w:p>
+            <w:pPr>
+              <w:pStyle w:val="Compact"/>
+            </w:pPr>
+            <w:r>
+              <w:t xml:space="preserve">VARCHAR2(255 CHAR)</w:t>
+            </w:r>
+          </w:p>
+        </w:tc>
+        <w:tc>
+          <w:tcPr/>
+          <w:p>
+            <w:pPr>
+              <w:pStyle w:val="Compact"/>
+            </w:pPr>
+            <w:r>
+              <w:t xml:space="preserve">NULL</w:t>
+            </w:r>
+          </w:p>
+        </w:tc>
+        <w:tc>
+          <w:tcPr/>
+          <w:p>
+            <w:pPr>
+              <w:pStyle w:val="Compact"/>
+            </w:pPr>
+            <w:r>
+              <w:t xml:space="preserve">mặc định ứng dụng</w:t>
+            </w:r>
+            <w:r>
+              <w:t xml:space="preserve"> </w:t>
+            </w:r>
             <w:r>
               <w:rPr>
                 <w:rStyle w:val="VerbatimChar"/>
               </w:rPr>
-              <w:t xml:space="preserve">BACKEND_STEP_DENY</w:t>
-            </w:r>
-          </w:p>
-        </w:tc>
-        <w:tc>
-          <w:tcPr/>
-          <w:p>
-            <w:pPr>
-              <w:pStyle w:val="Compact"/>
-            </w:pPr>
-            <w:r>
-              <w:t xml:space="preserve">STEP_ID (FK), FIELD_NAME</w:t>
-            </w:r>
-          </w:p>
-        </w:tc>
-        <w:tc>
-          <w:tcPr/>
-          <w:p>
-            <w:pPr>
-              <w:pStyle w:val="Compact"/>
-            </w:pPr>
-            <w:r>
-              <w:t xml:space="preserve">Danh sách field LOẠI BỎ khỏi response step</w:t>
-            </w:r>
-          </w:p>
-        </w:tc>
-      </w:tr>
-      <w:tr>
-        <w:tc>
-          <w:tcPr/>
-          <w:p>
-            <w:pPr>
-              <w:pStyle w:val="Compact"/>
-            </w:pPr>
-            <w:r>
-              <w:rPr>
-                <w:rStyle w:val="VerbatimChar"/>
-              </w:rPr>
-              <w:t xml:space="preserve">BACKEND_STEP_MAPPING</w:t>
-            </w:r>
-          </w:p>
-        </w:tc>
-        <w:tc>
-          <w:tcPr/>
-          <w:p>
-            <w:pPr>
-              <w:pStyle w:val="Compact"/>
-            </w:pPr>
-            <w:r>
-              <w:t xml:space="preserve">STEP_ID (FK) + SOURCE_FIELD (PK ghép</w:t>
-            </w:r>
-            <w:r>
-              <w:t xml:space="preserve"> </w:t>
-            </w:r>
-            <w:r>
-              <w:rPr>
-                <w:rStyle w:val="VerbatimChar"/>
-              </w:rPr>
-              <w:t xml:space="preserve">BACKEND_STEP_MAPPING_PK</w:t>
-            </w:r>
-            <w:r>
-              <w:t xml:space="preserve">), TARGET_FIELD</w:t>
-            </w:r>
-          </w:p>
-        </w:tc>
-        <w:tc>
-          <w:tcPr/>
-          <w:p>
-            <w:pPr>
-              <w:pStyle w:val="Compact"/>
-            </w:pPr>
-            <w:r>
-              <w:t xml:space="preserve">Đổi tên field: SOURCE_FIELD (tên gốc) → TARGET_FIELD (tên mới)</w:t>
-            </w:r>
+              <w:t xml:space="preserve">json</w:t>
+            </w:r>
+          </w:p>
+        </w:tc>
+        <w:tc>
+          <w:tcPr/>
+          <w:p>
+            <w:pPr>
+              <w:pStyle w:val="Compact"/>
+            </w:pPr>
+          </w:p>
+        </w:tc>
+      </w:tr>
+      <w:tr>
+        <w:tc>
+          <w:tcPr/>
+          <w:p>
+            <w:pPr>
+              <w:pStyle w:val="Compact"/>
+            </w:pPr>
+            <w:r>
+              <w:t xml:space="preserve">IS_SEQUENTIAL</w:t>
+            </w:r>
+          </w:p>
+        </w:tc>
+        <w:tc>
+          <w:tcPr/>
+          <w:p>
+            <w:pPr>
+              <w:pStyle w:val="Compact"/>
+            </w:pPr>
+            <w:r>
+              <w:t xml:space="preserve">NUMBER(1,0)</w:t>
+            </w:r>
+          </w:p>
+        </w:tc>
+        <w:tc>
+          <w:tcPr/>
+          <w:p>
+            <w:pPr>
+              <w:pStyle w:val="Compact"/>
+            </w:pPr>
+            <w:r>
+              <w:t xml:space="preserve">NOT NULL</w:t>
+            </w:r>
+          </w:p>
+        </w:tc>
+        <w:tc>
+          <w:tcPr/>
+          <w:p>
+            <w:pPr>
+              <w:pStyle w:val="Compact"/>
+            </w:pPr>
+            <w:r>
+              <w:t xml:space="preserve">CHECK IN (0,1)</w:t>
+            </w:r>
+          </w:p>
+        </w:tc>
+        <w:tc>
+          <w:tcPr/>
+          <w:p>
+            <w:pPr>
+              <w:pStyle w:val="Compact"/>
+            </w:pPr>
+          </w:p>
+        </w:tc>
+      </w:tr>
+      <w:tr>
+        <w:tc>
+          <w:tcPr/>
+          <w:p>
+            <w:pPr>
+              <w:pStyle w:val="Compact"/>
+            </w:pPr>
+            <w:r>
+              <w:t xml:space="preserve">PARALLEL_EXECUTION</w:t>
+            </w:r>
+          </w:p>
+        </w:tc>
+        <w:tc>
+          <w:tcPr/>
+          <w:p>
+            <w:pPr>
+              <w:pStyle w:val="Compact"/>
+            </w:pPr>
+            <w:r>
+              <w:t xml:space="preserve">NUMBER(1,0)</w:t>
+            </w:r>
+          </w:p>
+        </w:tc>
+        <w:tc>
+          <w:tcPr/>
+          <w:p>
+            <w:pPr>
+              <w:pStyle w:val="Compact"/>
+            </w:pPr>
+            <w:r>
+              <w:t xml:space="preserve">NOT NULL</w:t>
+            </w:r>
+          </w:p>
+        </w:tc>
+        <w:tc>
+          <w:tcPr/>
+          <w:p>
+            <w:pPr>
+              <w:pStyle w:val="Compact"/>
+            </w:pPr>
+            <w:r>
+              <w:t xml:space="preserve">DEFAULT 0, CHECK IN (0,1)</w:t>
+            </w:r>
+          </w:p>
+        </w:tc>
+        <w:tc>
+          <w:tcPr/>
+          <w:p>
+            <w:pPr>
+              <w:pStyle w:val="Compact"/>
+            </w:pPr>
+            <w:r>
+              <w:t xml:space="preserve">Chỉ có ý nghĩa khi IS_SEQUENTIAL=0</w:t>
+            </w:r>
+          </w:p>
+        </w:tc>
+      </w:tr>
+      <w:tr>
+        <w:tc>
+          <w:tcPr/>
+          <w:p>
+            <w:pPr>
+              <w:pStyle w:val="Compact"/>
+            </w:pPr>
+            <w:r>
+              <w:t xml:space="preserve">IDEMPOTENCY_ENABLED</w:t>
+            </w:r>
+          </w:p>
+        </w:tc>
+        <w:tc>
+          <w:tcPr/>
+          <w:p>
+            <w:pPr>
+              <w:pStyle w:val="Compact"/>
+            </w:pPr>
+            <w:r>
+              <w:t xml:space="preserve">NUMBER(1,0)</w:t>
+            </w:r>
+          </w:p>
+        </w:tc>
+        <w:tc>
+          <w:tcPr/>
+          <w:p>
+            <w:pPr>
+              <w:pStyle w:val="Compact"/>
+            </w:pPr>
+            <w:r>
+              <w:t xml:space="preserve">NOT NULL</w:t>
+            </w:r>
+          </w:p>
+        </w:tc>
+        <w:tc>
+          <w:tcPr/>
+          <w:p>
+            <w:pPr>
+              <w:pStyle w:val="Compact"/>
+            </w:pPr>
+            <w:r>
+              <w:t xml:space="preserve">DEFAULT 0, CHECK IN (0,1)</w:t>
+            </w:r>
+          </w:p>
+        </w:tc>
+        <w:tc>
+          <w:tcPr/>
+          <w:p>
+            <w:pPr>
+              <w:pStyle w:val="Compact"/>
+            </w:pPr>
+          </w:p>
+        </w:tc>
+      </w:tr>
+      <w:tr>
+        <w:tc>
+          <w:tcPr/>
+          <w:p>
+            <w:pPr>
+              <w:pStyle w:val="Compact"/>
+            </w:pPr>
+            <w:r>
+              <w:t xml:space="preserve">IDEMPOTENCY_TTL_SECONDS</w:t>
+            </w:r>
+          </w:p>
+        </w:tc>
+        <w:tc>
+          <w:tcPr/>
+          <w:p>
+            <w:pPr>
+              <w:pStyle w:val="Compact"/>
+            </w:pPr>
+            <w:r>
+              <w:t xml:space="preserve">NUMBER(10,0)</w:t>
+            </w:r>
+          </w:p>
+        </w:tc>
+        <w:tc>
+          <w:tcPr/>
+          <w:p>
+            <w:pPr>
+              <w:pStyle w:val="Compact"/>
+            </w:pPr>
+            <w:r>
+              <w:t xml:space="preserve">NOT NULL</w:t>
+            </w:r>
+          </w:p>
+        </w:tc>
+        <w:tc>
+          <w:tcPr/>
+          <w:p>
+            <w:pPr>
+              <w:pStyle w:val="Compact"/>
+            </w:pPr>
+            <w:r>
+              <w:t xml:space="preserve">DEFAULT 86400</w:t>
+            </w:r>
+          </w:p>
+        </w:tc>
+        <w:tc>
+          <w:tcPr/>
+          <w:p>
+            <w:pPr>
+              <w:pStyle w:val="Compact"/>
+            </w:pPr>
+          </w:p>
+        </w:tc>
+      </w:tr>
+      <w:tr>
+        <w:tc>
+          <w:tcPr/>
+          <w:p>
+            <w:pPr>
+              <w:pStyle w:val="Compact"/>
+            </w:pPr>
+            <w:r>
+              <w:t xml:space="preserve">RESPONSE_CACHE_ENABLED</w:t>
+            </w:r>
+          </w:p>
+        </w:tc>
+        <w:tc>
+          <w:tcPr/>
+          <w:p>
+            <w:pPr>
+              <w:pStyle w:val="Compact"/>
+            </w:pPr>
+            <w:r>
+              <w:t xml:space="preserve">NUMBER(1,0)</w:t>
+            </w:r>
+          </w:p>
+        </w:tc>
+        <w:tc>
+          <w:tcPr/>
+          <w:p>
+            <w:pPr>
+              <w:pStyle w:val="Compact"/>
+            </w:pPr>
+            <w:r>
+              <w:t xml:space="preserve">NOT NULL</w:t>
+            </w:r>
+          </w:p>
+        </w:tc>
+        <w:tc>
+          <w:tcPr/>
+          <w:p>
+            <w:pPr>
+              <w:pStyle w:val="Compact"/>
+            </w:pPr>
+            <w:r>
+              <w:t xml:space="preserve">DEFAULT 0, CHECK IN (0,1)</w:t>
+            </w:r>
+          </w:p>
+        </w:tc>
+        <w:tc>
+          <w:tcPr/>
+          <w:p>
+            <w:pPr>
+              <w:pStyle w:val="Compact"/>
+            </w:pPr>
+          </w:p>
+        </w:tc>
+      </w:tr>
+      <w:tr>
+        <w:tc>
+          <w:tcPr/>
+          <w:p>
+            <w:pPr>
+              <w:pStyle w:val="Compact"/>
+            </w:pPr>
+            <w:r>
+              <w:t xml:space="preserve">RESPONSE_CACHE_TTL_SECONDS</w:t>
+            </w:r>
+          </w:p>
+        </w:tc>
+        <w:tc>
+          <w:tcPr/>
+          <w:p>
+            <w:pPr>
+              <w:pStyle w:val="Compact"/>
+            </w:pPr>
+            <w:r>
+              <w:t xml:space="preserve">NUMBER(10,0)</w:t>
+            </w:r>
+          </w:p>
+        </w:tc>
+        <w:tc>
+          <w:tcPr/>
+          <w:p>
+            <w:pPr>
+              <w:pStyle w:val="Compact"/>
+            </w:pPr>
+            <w:r>
+              <w:t xml:space="preserve">NOT NULL</w:t>
+            </w:r>
+          </w:p>
+        </w:tc>
+        <w:tc>
+          <w:tcPr/>
+          <w:p>
+            <w:pPr>
+              <w:pStyle w:val="Compact"/>
+            </w:pPr>
+            <w:r>
+              <w:t xml:space="preserve">DEFAULT 300</w:t>
+            </w:r>
+          </w:p>
+        </w:tc>
+        <w:tc>
+          <w:tcPr/>
+          <w:p>
+            <w:pPr>
+              <w:pStyle w:val="Compact"/>
+            </w:pPr>
+          </w:p>
+        </w:tc>
+      </w:tr>
+      <w:tr>
+        <w:tc>
+          <w:tcPr/>
+          <w:p>
+            <w:pPr>
+              <w:pStyle w:val="Compact"/>
+            </w:pPr>
+            <w:r>
+              <w:t xml:space="preserve">CREATED_AT</w:t>
+            </w:r>
+          </w:p>
+        </w:tc>
+        <w:tc>
+          <w:tcPr/>
+          <w:p>
+            <w:pPr>
+              <w:pStyle w:val="Compact"/>
+            </w:pPr>
+            <w:r>
+              <w:t xml:space="preserve">TIMESTAMP(6) WITH TIME ZONE</w:t>
+            </w:r>
+          </w:p>
+        </w:tc>
+        <w:tc>
+          <w:tcPr/>
+          <w:p>
+            <w:pPr>
+              <w:pStyle w:val="Compact"/>
+            </w:pPr>
+            <w:r>
+              <w:t xml:space="preserve">NULL</w:t>
+            </w:r>
+          </w:p>
+        </w:tc>
+        <w:tc>
+          <w:tcPr/>
+          <w:p>
+            <w:pPr>
+              <w:pStyle w:val="Compact"/>
+            </w:pPr>
+          </w:p>
+        </w:tc>
+        <w:tc>
+          <w:tcPr/>
+          <w:p>
+            <w:pPr>
+              <w:pStyle w:val="Compact"/>
+            </w:pPr>
+          </w:p>
+        </w:tc>
+      </w:tr>
+      <w:tr>
+        <w:tc>
+          <w:tcPr/>
+          <w:p>
+            <w:pPr>
+              <w:pStyle w:val="Compact"/>
+            </w:pPr>
+            <w:r>
+              <w:t xml:space="preserve">UPDATED_AT</w:t>
+            </w:r>
+          </w:p>
+        </w:tc>
+        <w:tc>
+          <w:tcPr/>
+          <w:p>
+            <w:pPr>
+              <w:pStyle w:val="Compact"/>
+            </w:pPr>
+            <w:r>
+              <w:t xml:space="preserve">TIMESTAMP(6) WITH TIME ZONE</w:t>
+            </w:r>
+          </w:p>
+        </w:tc>
+        <w:tc>
+          <w:tcPr/>
+          <w:p>
+            <w:pPr>
+              <w:pStyle w:val="Compact"/>
+            </w:pPr>
+            <w:r>
+              <w:t xml:space="preserve">NULL</w:t>
+            </w:r>
+          </w:p>
+        </w:tc>
+        <w:tc>
+          <w:tcPr/>
+          <w:p>
+            <w:pPr>
+              <w:pStyle w:val="Compact"/>
+            </w:pPr>
+          </w:p>
+        </w:tc>
+        <w:tc>
+          <w:tcPr/>
+          <w:p>
+            <w:pPr>
+              <w:pStyle w:val="Compact"/>
+            </w:pPr>
           </w:p>
         </w:tc>
       </w:tr>
     </w:tbl>
     <w:bookmarkEnd w:id="15"/>
-    <w:bookmarkStart w:id="16" w:name="field_mapping"/>
+    <w:bookmarkStart w:id="16" w:name="backend_step"/>
     <w:p>
       <w:pPr>
         <w:pStyle w:val="Heading3"/>
       </w:pPr>
       <w:r>
-        <w:t xml:space="preserve">4.4.</w:t>
-      </w:r>
-      <w:r>
-        <w:t xml:space="preserve"> </w:t>
-      </w:r>
-      <w:r>
-        <w:rPr>
-          <w:rStyle w:val="VerbatimChar"/>
-        </w:rPr>
-        <w:t xml:space="preserve">FIELD_MAPPING</w:t>
+        <w:t xml:space="preserve">4.3.</w:t>
+      </w:r>
+      <w:r>
+        <w:t xml:space="preserve"> </w:t>
+      </w:r>
+      <w:r>
+        <w:rPr>
+          <w:rStyle w:val="VerbatimChar"/>
+        </w:rPr>
+        <w:t xml:space="preserve">BACKEND_STEP</w:t>
       </w:r>
     </w:p>
     <w:tbl>
@@ -4983,7 +4254,7 @@
               <w:rPr>
                 <w:rStyle w:val="VerbatimChar"/>
               </w:rPr>
-              <w:t xml:space="preserve">FIELD_MAPPING_PK</w:t>
+              <w:t xml:space="preserve">BACKEND_STEP_PK</w:t>
             </w:r>
             <w:r>
               <w:t xml:space="preserve">)</w:t>
@@ -5046,7 +4317,7 @@
               <w:rPr>
                 <w:rStyle w:val="VerbatimChar"/>
               </w:rPr>
-              <w:t xml:space="preserve">FKG9BDKEU7BU7USNQSCONIOKV8K</w:t>
+              <w:t xml:space="preserve">FKRTN26VYRBRFLYH5FA838XWTL2</w:t>
             </w:r>
             <w:r>
               <w:t xml:space="preserve">)</w:t>
@@ -5070,7 +4341,61 @@
               <w:pStyle w:val="Compact"/>
             </w:pPr>
             <w:r>
-              <w:t xml:space="preserve">SOURCE_TYPE</w:t>
+              <w:t xml:space="preserve">STEP_ORDER</w:t>
+            </w:r>
+          </w:p>
+        </w:tc>
+        <w:tc>
+          <w:tcPr/>
+          <w:p>
+            <w:pPr>
+              <w:pStyle w:val="Compact"/>
+            </w:pPr>
+            <w:r>
+              <w:t xml:space="preserve">NUMBER(10,0)</w:t>
+            </w:r>
+          </w:p>
+        </w:tc>
+        <w:tc>
+          <w:tcPr/>
+          <w:p>
+            <w:pPr>
+              <w:pStyle w:val="Compact"/>
+            </w:pPr>
+            <w:r>
+              <w:t xml:space="preserve">NOT NULL</w:t>
+            </w:r>
+          </w:p>
+        </w:tc>
+        <w:tc>
+          <w:tcPr/>
+          <w:p>
+            <w:pPr>
+              <w:pStyle w:val="Compact"/>
+            </w:pPr>
+          </w:p>
+        </w:tc>
+        <w:tc>
+          <w:tcPr/>
+          <w:p>
+            <w:pPr>
+              <w:pStyle w:val="Compact"/>
+            </w:pPr>
+            <w:r>
+              <w:t xml:space="preserve">Duy nhất trong phạm vi 1 Endpoint (ràng buộc mức ứng dụng, không phải UNIQUE composite DB)</w:t>
+            </w:r>
+          </w:p>
+        </w:tc>
+      </w:tr>
+      <w:tr>
+        <w:tc>
+          <w:tcPr/>
+          <w:p>
+            <w:pPr>
+              <w:pStyle w:val="Compact"/>
+            </w:pPr>
+            <w:r>
+              <w:t xml:space="preserve">NAME</w:t>
             </w:r>
           </w:p>
         </w:tc>
@@ -5102,92 +4427,143 @@
             <w:pPr>
               <w:pStyle w:val="Compact"/>
             </w:pPr>
-            <w:r>
-              <w:t xml:space="preserve">CHECK (</w:t>
+          </w:p>
+        </w:tc>
+        <w:tc>
+          <w:tcPr/>
+          <w:p>
+            <w:pPr>
+              <w:pStyle w:val="Compact"/>
+            </w:pPr>
+          </w:p>
+        </w:tc>
+      </w:tr>
+      <w:tr>
+        <w:tc>
+          <w:tcPr/>
+          <w:p>
+            <w:pPr>
+              <w:pStyle w:val="Compact"/>
+            </w:pPr>
+            <w:r>
+              <w:t xml:space="preserve">METHOD</w:t>
+            </w:r>
+          </w:p>
+        </w:tc>
+        <w:tc>
+          <w:tcPr/>
+          <w:p>
+            <w:pPr>
+              <w:pStyle w:val="Compact"/>
+            </w:pPr>
+            <w:r>
+              <w:t xml:space="preserve">VARCHAR2(255 CHAR)</w:t>
+            </w:r>
+          </w:p>
+        </w:tc>
+        <w:tc>
+          <w:tcPr/>
+          <w:p>
+            <w:pPr>
+              <w:pStyle w:val="Compact"/>
+            </w:pPr>
+            <w:r>
+              <w:t xml:space="preserve">NOT NULL</w:t>
+            </w:r>
+          </w:p>
+        </w:tc>
+        <w:tc>
+          <w:tcPr/>
+          <w:p>
+            <w:pPr>
+              <w:pStyle w:val="Compact"/>
+            </w:pPr>
+            <w:r>
+              <w:t xml:space="preserve">CHECK IN (GET,POST,PUT,DELETE,PATCH)</w:t>
+            </w:r>
+          </w:p>
+        </w:tc>
+        <w:tc>
+          <w:tcPr/>
+          <w:p>
+            <w:pPr>
+              <w:pStyle w:val="Compact"/>
+            </w:pPr>
+          </w:p>
+        </w:tc>
+      </w:tr>
+      <w:tr>
+        <w:tc>
+          <w:tcPr/>
+          <w:p>
+            <w:pPr>
+              <w:pStyle w:val="Compact"/>
+            </w:pPr>
+            <w:r>
+              <w:t xml:space="preserve">URL_PATTERN</w:t>
+            </w:r>
+          </w:p>
+        </w:tc>
+        <w:tc>
+          <w:tcPr/>
+          <w:p>
+            <w:pPr>
+              <w:pStyle w:val="Compact"/>
+            </w:pPr>
+            <w:r>
+              <w:t xml:space="preserve">VARCHAR2(255 CHAR)</w:t>
+            </w:r>
+          </w:p>
+        </w:tc>
+        <w:tc>
+          <w:tcPr/>
+          <w:p>
+            <w:pPr>
+              <w:pStyle w:val="Compact"/>
+            </w:pPr>
+            <w:r>
+              <w:t xml:space="preserve">NOT NULL</w:t>
+            </w:r>
+          </w:p>
+        </w:tc>
+        <w:tc>
+          <w:tcPr/>
+          <w:p>
+            <w:pPr>
+              <w:pStyle w:val="Compact"/>
+            </w:pPr>
+          </w:p>
+        </w:tc>
+        <w:tc>
+          <w:tcPr/>
+          <w:p>
+            <w:pPr>
+              <w:pStyle w:val="Compact"/>
+            </w:pPr>
+            <w:r>
+              <w:t xml:space="preserve">Có thể chứa</w:t>
+            </w:r>
+            <w:r>
+              <w:t xml:space="preserve"> </w:t>
             </w:r>
             <w:r>
               <w:rPr>
                 <w:rStyle w:val="VerbatimChar"/>
               </w:rPr>
-              <w:t xml:space="preserve">FIELD_MAPPING_SOURCE_TYPE_CHK</w:t>
-            </w:r>
-            <w:r>
-              <w:t xml:space="preserve">) IN (STEP_RESPONSE, REQUEST_BODY, QUERY_PARAM, STEP_RESPONSE_ARRAY_AGGREGATE, CONSTANT, STEP_RESPONSE_ARRAY_MERGE)</w:t>
-            </w:r>
-          </w:p>
-        </w:tc>
-        <w:tc>
-          <w:tcPr/>
-          <w:p>
-            <w:pPr>
-              <w:pStyle w:val="Compact"/>
-            </w:pPr>
-          </w:p>
-        </w:tc>
-      </w:tr>
-      <w:tr>
-        <w:tc>
-          <w:tcPr/>
-          <w:p>
-            <w:pPr>
-              <w:pStyle w:val="Compact"/>
-            </w:pPr>
-            <w:r>
-              <w:t xml:space="preserve">SOURCE_STEP_ORDER</w:t>
-            </w:r>
-          </w:p>
-        </w:tc>
-        <w:tc>
-          <w:tcPr/>
-          <w:p>
-            <w:pPr>
-              <w:pStyle w:val="Compact"/>
-            </w:pPr>
-            <w:r>
-              <w:t xml:space="preserve">NUMBER(10,0)</w:t>
-            </w:r>
-          </w:p>
-        </w:tc>
-        <w:tc>
-          <w:tcPr/>
-          <w:p>
-            <w:pPr>
-              <w:pStyle w:val="Compact"/>
-            </w:pPr>
-            <w:r>
-              <w:t xml:space="preserve">NULL</w:t>
-            </w:r>
-          </w:p>
-        </w:tc>
-        <w:tc>
-          <w:tcPr/>
-          <w:p>
-            <w:pPr>
-              <w:pStyle w:val="Compact"/>
-            </w:pPr>
-          </w:p>
-        </w:tc>
-        <w:tc>
-          <w:tcPr/>
-          <w:p>
-            <w:pPr>
-              <w:pStyle w:val="Compact"/>
-            </w:pPr>
-            <w:r>
-              <w:t xml:space="preserve">Dùng với STEP_RESPONSE*</w:t>
-            </w:r>
-          </w:p>
-        </w:tc>
-      </w:tr>
-      <w:tr>
-        <w:tc>
-          <w:tcPr/>
-          <w:p>
-            <w:pPr>
-              <w:pStyle w:val="Compact"/>
-            </w:pPr>
-            <w:r>
-              <w:t xml:space="preserve">SOURCE_FIELD</w:t>
+              <w:t xml:space="preserve">{token}</w:t>
+            </w:r>
+          </w:p>
+        </w:tc>
+      </w:tr>
+      <w:tr>
+        <w:tc>
+          <w:tcPr/>
+          <w:p>
+            <w:pPr>
+              <w:pStyle w:val="Compact"/>
+            </w:pPr>
+            <w:r>
+              <w:t xml:space="preserve">UPSTREAM_SERVICE_ID</w:t>
             </w:r>
           </w:p>
         </w:tc>
@@ -5209,219 +4585,6 @@
               <w:pStyle w:val="Compact"/>
             </w:pPr>
             <w:r>
-              <w:t xml:space="preserve">NULL</w:t>
-            </w:r>
-          </w:p>
-        </w:tc>
-        <w:tc>
-          <w:tcPr/>
-          <w:p>
-            <w:pPr>
-              <w:pStyle w:val="Compact"/>
-            </w:pPr>
-          </w:p>
-        </w:tc>
-        <w:tc>
-          <w:tcPr/>
-          <w:p>
-            <w:pPr>
-              <w:pStyle w:val="Compact"/>
-            </w:pPr>
-          </w:p>
-        </w:tc>
-      </w:tr>
-      <w:tr>
-        <w:tc>
-          <w:tcPr/>
-          <w:p>
-            <w:pPr>
-              <w:pStyle w:val="Compact"/>
-            </w:pPr>
-            <w:r>
-              <w:t xml:space="preserve">SOURCE_ARRAY_FIELD</w:t>
-            </w:r>
-          </w:p>
-        </w:tc>
-        <w:tc>
-          <w:tcPr/>
-          <w:p>
-            <w:pPr>
-              <w:pStyle w:val="Compact"/>
-            </w:pPr>
-            <w:r>
-              <w:t xml:space="preserve">VARCHAR2(255 CHAR)</w:t>
-            </w:r>
-          </w:p>
-        </w:tc>
-        <w:tc>
-          <w:tcPr/>
-          <w:p>
-            <w:pPr>
-              <w:pStyle w:val="Compact"/>
-            </w:pPr>
-            <w:r>
-              <w:t xml:space="preserve">NULL</w:t>
-            </w:r>
-          </w:p>
-        </w:tc>
-        <w:tc>
-          <w:tcPr/>
-          <w:p>
-            <w:pPr>
-              <w:pStyle w:val="Compact"/>
-            </w:pPr>
-          </w:p>
-        </w:tc>
-        <w:tc>
-          <w:tcPr/>
-          <w:p>
-            <w:pPr>
-              <w:pStyle w:val="Compact"/>
-            </w:pPr>
-            <w:r>
-              <w:t xml:space="preserve">Dùng với ARRAY_AGGREGATE/ARRAY_MERGE</w:t>
-            </w:r>
-          </w:p>
-        </w:tc>
-      </w:tr>
-      <w:tr>
-        <w:tc>
-          <w:tcPr/>
-          <w:p>
-            <w:pPr>
-              <w:pStyle w:val="Compact"/>
-            </w:pPr>
-            <w:r>
-              <w:t xml:space="preserve">SOURCE_ELEMENT_FIELD</w:t>
-            </w:r>
-          </w:p>
-        </w:tc>
-        <w:tc>
-          <w:tcPr/>
-          <w:p>
-            <w:pPr>
-              <w:pStyle w:val="Compact"/>
-            </w:pPr>
-            <w:r>
-              <w:t xml:space="preserve">VARCHAR2(255 CHAR)</w:t>
-            </w:r>
-          </w:p>
-        </w:tc>
-        <w:tc>
-          <w:tcPr/>
-          <w:p>
-            <w:pPr>
-              <w:pStyle w:val="Compact"/>
-            </w:pPr>
-            <w:r>
-              <w:t xml:space="preserve">NULL</w:t>
-            </w:r>
-          </w:p>
-        </w:tc>
-        <w:tc>
-          <w:tcPr/>
-          <w:p>
-            <w:pPr>
-              <w:pStyle w:val="Compact"/>
-            </w:pPr>
-          </w:p>
-        </w:tc>
-        <w:tc>
-          <w:tcPr/>
-          <w:p>
-            <w:pPr>
-              <w:pStyle w:val="Compact"/>
-            </w:pPr>
-            <w:r>
-              <w:t xml:space="preserve">Dùng với ARRAY_AGGREGATE</w:t>
-            </w:r>
-          </w:p>
-        </w:tc>
-      </w:tr>
-      <w:tr>
-        <w:tc>
-          <w:tcPr/>
-          <w:p>
-            <w:pPr>
-              <w:pStyle w:val="Compact"/>
-            </w:pPr>
-            <w:r>
-              <w:t xml:space="preserve">CONSTANT_VALUE</w:t>
-            </w:r>
-          </w:p>
-        </w:tc>
-        <w:tc>
-          <w:tcPr/>
-          <w:p>
-            <w:pPr>
-              <w:pStyle w:val="Compact"/>
-            </w:pPr>
-            <w:r>
-              <w:t xml:space="preserve">VARCHAR2(4000 CHAR)</w:t>
-            </w:r>
-          </w:p>
-        </w:tc>
-        <w:tc>
-          <w:tcPr/>
-          <w:p>
-            <w:pPr>
-              <w:pStyle w:val="Compact"/>
-            </w:pPr>
-            <w:r>
-              <w:t xml:space="preserve">NULL</w:t>
-            </w:r>
-          </w:p>
-        </w:tc>
-        <w:tc>
-          <w:tcPr/>
-          <w:p>
-            <w:pPr>
-              <w:pStyle w:val="Compact"/>
-            </w:pPr>
-          </w:p>
-        </w:tc>
-        <w:tc>
-          <w:tcPr/>
-          <w:p>
-            <w:pPr>
-              <w:pStyle w:val="Compact"/>
-            </w:pPr>
-            <w:r>
-              <w:t xml:space="preserve">Dùng với CONSTANT — length 4000 CỐ Ý lớn hơn quy ước 255 chung (xem §4.6)</w:t>
-            </w:r>
-          </w:p>
-        </w:tc>
-      </w:tr>
-      <w:tr>
-        <w:tc>
-          <w:tcPr/>
-          <w:p>
-            <w:pPr>
-              <w:pStyle w:val="Compact"/>
-            </w:pPr>
-            <w:r>
-              <w:t xml:space="preserve">TARGET_STEP_ORDER</w:t>
-            </w:r>
-          </w:p>
-        </w:tc>
-        <w:tc>
-          <w:tcPr/>
-          <w:p>
-            <w:pPr>
-              <w:pStyle w:val="Compact"/>
-            </w:pPr>
-            <w:r>
-              <w:t xml:space="preserve">NUMBER(10,0)</w:t>
-            </w:r>
-          </w:p>
-        </w:tc>
-        <w:tc>
-          <w:tcPr/>
-          <w:p>
-            <w:pPr>
-              <w:pStyle w:val="Compact"/>
-            </w:pPr>
-            <w:r>
               <w:t xml:space="preserve">NOT NULL</w:t>
             </w:r>
           </w:p>
@@ -5432,266 +4595,1239 @@
             <w:pPr>
               <w:pStyle w:val="Compact"/>
             </w:pPr>
-          </w:p>
-        </w:tc>
-        <w:tc>
-          <w:tcPr/>
-          <w:p>
-            <w:pPr>
-              <w:pStyle w:val="Compact"/>
-            </w:pPr>
-          </w:p>
-        </w:tc>
-      </w:tr>
-      <w:tr>
-        <w:tc>
-          <w:tcPr/>
-          <w:p>
-            <w:pPr>
-              <w:pStyle w:val="Compact"/>
-            </w:pPr>
-            <w:r>
-              <w:t xml:space="preserve">TARGET_TYPE</w:t>
-            </w:r>
-          </w:p>
-        </w:tc>
-        <w:tc>
-          <w:tcPr/>
-          <w:p>
-            <w:pPr>
-              <w:pStyle w:val="Compact"/>
-            </w:pPr>
-            <w:r>
-              <w:t xml:space="preserve">VARCHAR2(255 CHAR)</w:t>
-            </w:r>
-          </w:p>
-        </w:tc>
-        <w:tc>
-          <w:tcPr/>
-          <w:p>
-            <w:pPr>
-              <w:pStyle w:val="Compact"/>
-            </w:pPr>
-            <w:r>
-              <w:t xml:space="preserve">NOT NULL</w:t>
-            </w:r>
-          </w:p>
-        </w:tc>
-        <w:tc>
-          <w:tcPr/>
-          <w:p>
-            <w:pPr>
-              <w:pStyle w:val="Compact"/>
-            </w:pPr>
-            <w:r>
-              <w:t xml:space="preserve">CHECK IN (PATH, QUERY, HEADER, BODY_FIELD)</w:t>
-            </w:r>
-          </w:p>
-        </w:tc>
-        <w:tc>
-          <w:tcPr/>
-          <w:p>
-            <w:pPr>
-              <w:pStyle w:val="Compact"/>
-            </w:pPr>
-          </w:p>
-        </w:tc>
-      </w:tr>
-      <w:tr>
-        <w:tc>
-          <w:tcPr/>
-          <w:p>
-            <w:pPr>
-              <w:pStyle w:val="Compact"/>
-            </w:pPr>
-            <w:r>
-              <w:t xml:space="preserve">TARGET_PARAM_NAME</w:t>
-            </w:r>
-          </w:p>
-        </w:tc>
-        <w:tc>
-          <w:tcPr/>
-          <w:p>
-            <w:pPr>
-              <w:pStyle w:val="Compact"/>
-            </w:pPr>
-            <w:r>
-              <w:t xml:space="preserve">VARCHAR2(255 CHAR)</w:t>
-            </w:r>
-          </w:p>
-        </w:tc>
-        <w:tc>
-          <w:tcPr/>
-          <w:p>
-            <w:pPr>
-              <w:pStyle w:val="Compact"/>
-            </w:pPr>
-            <w:r>
-              <w:t xml:space="preserve">NOT NULL</w:t>
-            </w:r>
-          </w:p>
-        </w:tc>
-        <w:tc>
-          <w:tcPr/>
-          <w:p>
-            <w:pPr>
-              <w:pStyle w:val="Compact"/>
-            </w:pPr>
-          </w:p>
-        </w:tc>
-        <w:tc>
-          <w:tcPr/>
-          <w:p>
-            <w:pPr>
-              <w:pStyle w:val="Compact"/>
-            </w:pPr>
-          </w:p>
-        </w:tc>
-      </w:tr>
-      <w:tr>
-        <w:tc>
-          <w:tcPr/>
-          <w:p>
-            <w:pPr>
-              <w:pStyle w:val="Compact"/>
-            </w:pPr>
-            <w:r>
-              <w:t xml:space="preserve">MAPPING_ORDER</w:t>
-            </w:r>
-          </w:p>
-        </w:tc>
-        <w:tc>
-          <w:tcPr/>
-          <w:p>
-            <w:pPr>
-              <w:pStyle w:val="Compact"/>
-            </w:pPr>
-            <w:r>
-              <w:t xml:space="preserve">NUMBER(10,0)</w:t>
-            </w:r>
-          </w:p>
-        </w:tc>
-        <w:tc>
-          <w:tcPr/>
-          <w:p>
-            <w:pPr>
-              <w:pStyle w:val="Compact"/>
-            </w:pPr>
-            <w:r>
-              <w:t xml:space="preserve">NOT NULL</w:t>
-            </w:r>
-          </w:p>
-        </w:tc>
-        <w:tc>
-          <w:tcPr/>
-          <w:p>
-            <w:pPr>
-              <w:pStyle w:val="Compact"/>
-            </w:pPr>
-            <w:r>
-              <w:t xml:space="preserve">DEFAULT 0</w:t>
-            </w:r>
-          </w:p>
-        </w:tc>
-        <w:tc>
-          <w:tcPr/>
-          <w:p>
-            <w:pPr>
-              <w:pStyle w:val="Compact"/>
-            </w:pPr>
-          </w:p>
-        </w:tc>
-      </w:tr>
-      <w:tr>
-        <w:tc>
-          <w:tcPr/>
-          <w:p>
-            <w:pPr>
-              <w:pStyle w:val="Compact"/>
-            </w:pPr>
-            <w:r>
-              <w:t xml:space="preserve">TARGET_CONTEXT</w:t>
-            </w:r>
-          </w:p>
-        </w:tc>
-        <w:tc>
-          <w:tcPr/>
-          <w:p>
-            <w:pPr>
-              <w:pStyle w:val="Compact"/>
-            </w:pPr>
-            <w:r>
-              <w:t xml:space="preserve">VARCHAR2(255 CHAR)</w:t>
-            </w:r>
-          </w:p>
-        </w:tc>
-        <w:tc>
-          <w:tcPr/>
-          <w:p>
-            <w:pPr>
-              <w:pStyle w:val="Compact"/>
-            </w:pPr>
-            <w:r>
-              <w:t xml:space="preserve">NOT NULL</w:t>
-            </w:r>
-          </w:p>
-        </w:tc>
-        <w:tc>
-          <w:tcPr/>
-          <w:p>
-            <w:pPr>
-              <w:pStyle w:val="Compact"/>
-            </w:pPr>
-            <w:r>
-              <w:t xml:space="preserve">DEFAULT</w:t>
-            </w:r>
-            <w:r>
-              <w:t xml:space="preserve"> </w:t>
-            </w:r>
-            <w:r>
-              <w:t xml:space="preserve">‘MAIN’</w:t>
-            </w:r>
-            <w:r>
-              <w:t xml:space="preserve">, CHECK (</w:t>
+            <w:r>
+              <w:t xml:space="preserve">FK → UPSTREAM_SERVICE.ID (</w:t>
             </w:r>
             <w:r>
               <w:rPr>
                 <w:rStyle w:val="VerbatimChar"/>
               </w:rPr>
-              <w:t xml:space="preserve">FIELD_MAPPING_TARGET_CONTEXT_CHK</w:t>
-            </w:r>
-            <w:r>
-              <w:t xml:space="preserve">) IN (MAIN, COMPENSATION)</w:t>
-            </w:r>
-          </w:p>
-        </w:tc>
-        <w:tc>
-          <w:tcPr/>
-          <w:p>
-            <w:pPr>
-              <w:pStyle w:val="Compact"/>
-            </w:pPr>
+              <w:t xml:space="preserve">FK2RCXPBA4YOIDGMRN8I0S3OFTT</w:t>
+            </w:r>
+            <w:r>
+              <w:t xml:space="preserve">)</w:t>
+            </w:r>
+          </w:p>
+        </w:tc>
+        <w:tc>
+          <w:tcPr/>
+          <w:p>
+            <w:pPr>
+              <w:pStyle w:val="Compact"/>
+            </w:pPr>
+          </w:p>
+        </w:tc>
+      </w:tr>
+      <w:tr>
+        <w:tc>
+          <w:tcPr/>
+          <w:p>
+            <w:pPr>
+              <w:pStyle w:val="Compact"/>
+            </w:pPr>
+            <w:r>
+              <w:t xml:space="preserve">FORWARD_ORIGINAL_BODY</w:t>
+            </w:r>
+          </w:p>
+        </w:tc>
+        <w:tc>
+          <w:tcPr/>
+          <w:p>
+            <w:pPr>
+              <w:pStyle w:val="Compact"/>
+            </w:pPr>
+            <w:r>
+              <w:t xml:space="preserve">NUMBER(1,0)</w:t>
+            </w:r>
+          </w:p>
+        </w:tc>
+        <w:tc>
+          <w:tcPr/>
+          <w:p>
+            <w:pPr>
+              <w:pStyle w:val="Compact"/>
+            </w:pPr>
+            <w:r>
+              <w:t xml:space="preserve">NOT NULL</w:t>
+            </w:r>
+          </w:p>
+        </w:tc>
+        <w:tc>
+          <w:tcPr/>
+          <w:p>
+            <w:pPr>
+              <w:pStyle w:val="Compact"/>
+            </w:pPr>
+            <w:r>
+              <w:t xml:space="preserve">CHECK IN (0,1)</w:t>
+            </w:r>
+          </w:p>
+        </w:tc>
+        <w:tc>
+          <w:tcPr/>
+          <w:p>
+            <w:pPr>
+              <w:pStyle w:val="Compact"/>
+            </w:pPr>
+          </w:p>
+        </w:tc>
+      </w:tr>
+      <w:tr>
+        <w:tc>
+          <w:tcPr/>
+          <w:p>
+            <w:pPr>
+              <w:pStyle w:val="Compact"/>
+            </w:pPr>
+            <w:r>
+              <w:t xml:space="preserve">CACHE_ENABLED</w:t>
+            </w:r>
+          </w:p>
+        </w:tc>
+        <w:tc>
+          <w:tcPr/>
+          <w:p>
+            <w:pPr>
+              <w:pStyle w:val="Compact"/>
+            </w:pPr>
+            <w:r>
+              <w:t xml:space="preserve">NUMBER(1,0)</w:t>
+            </w:r>
+          </w:p>
+        </w:tc>
+        <w:tc>
+          <w:tcPr/>
+          <w:p>
+            <w:pPr>
+              <w:pStyle w:val="Compact"/>
+            </w:pPr>
+            <w:r>
+              <w:t xml:space="preserve">NOT NULL</w:t>
+            </w:r>
+          </w:p>
+        </w:tc>
+        <w:tc>
+          <w:tcPr/>
+          <w:p>
+            <w:pPr>
+              <w:pStyle w:val="Compact"/>
+            </w:pPr>
+            <w:r>
+              <w:t xml:space="preserve">DEFAULT 0, CHECK IN (0,1)</w:t>
+            </w:r>
+          </w:p>
+        </w:tc>
+        <w:tc>
+          <w:tcPr/>
+          <w:p>
+            <w:pPr>
+              <w:pStyle w:val="Compact"/>
+            </w:pPr>
+            <w:r>
+              <w:rPr>
+                <w:b/>
+                <w:bCs/>
+              </w:rPr>
+              <w:t xml:space="preserve">Xem lưu ý §4.6</w:t>
+            </w:r>
+          </w:p>
+        </w:tc>
+      </w:tr>
+      <w:tr>
+        <w:tc>
+          <w:tcPr/>
+          <w:p>
+            <w:pPr>
+              <w:pStyle w:val="Compact"/>
+            </w:pPr>
+            <w:r>
+              <w:t xml:space="preserve">CACHE_TTL_SECONDS</w:t>
+            </w:r>
+          </w:p>
+        </w:tc>
+        <w:tc>
+          <w:tcPr/>
+          <w:p>
+            <w:pPr>
+              <w:pStyle w:val="Compact"/>
+            </w:pPr>
+            <w:r>
+              <w:t xml:space="preserve">NUMBER(10,0)</w:t>
+            </w:r>
+          </w:p>
+        </w:tc>
+        <w:tc>
+          <w:tcPr/>
+          <w:p>
+            <w:pPr>
+              <w:pStyle w:val="Compact"/>
+            </w:pPr>
+            <w:r>
+              <w:t xml:space="preserve">NOT NULL</w:t>
+            </w:r>
+          </w:p>
+        </w:tc>
+        <w:tc>
+          <w:tcPr/>
+          <w:p>
+            <w:pPr>
+              <w:pStyle w:val="Compact"/>
+            </w:pPr>
+            <w:r>
+              <w:t xml:space="preserve">DEFAULT 300</w:t>
+            </w:r>
+          </w:p>
+        </w:tc>
+        <w:tc>
+          <w:tcPr/>
+          <w:p>
+            <w:pPr>
+              <w:pStyle w:val="Compact"/>
+            </w:pPr>
+          </w:p>
+        </w:tc>
+      </w:tr>
+      <w:tr>
+        <w:tc>
+          <w:tcPr/>
+          <w:p>
+            <w:pPr>
+              <w:pStyle w:val="Compact"/>
+            </w:pPr>
+            <w:r>
+              <w:t xml:space="preserve">GROUP_NAME</w:t>
+            </w:r>
+          </w:p>
+        </w:tc>
+        <w:tc>
+          <w:tcPr/>
+          <w:p>
+            <w:pPr>
+              <w:pStyle w:val="Compact"/>
+            </w:pPr>
+            <w:r>
+              <w:t xml:space="preserve">VARCHAR2(255 CHAR)</w:t>
+            </w:r>
+          </w:p>
+        </w:tc>
+        <w:tc>
+          <w:tcPr/>
+          <w:p>
+            <w:pPr>
+              <w:pStyle w:val="Compact"/>
+            </w:pPr>
+            <w:r>
+              <w:t xml:space="preserve">NULL</w:t>
+            </w:r>
+          </w:p>
+        </w:tc>
+        <w:tc>
+          <w:tcPr/>
+          <w:p>
+            <w:pPr>
+              <w:pStyle w:val="Compact"/>
+            </w:pPr>
+          </w:p>
+        </w:tc>
+        <w:tc>
+          <w:tcPr/>
+          <w:p>
+            <w:pPr>
+              <w:pStyle w:val="Compact"/>
+            </w:pPr>
+          </w:p>
+        </w:tc>
+      </w:tr>
+      <w:tr>
+        <w:tc>
+          <w:tcPr/>
+          <w:p>
+            <w:pPr>
+              <w:pStyle w:val="Compact"/>
+            </w:pPr>
+            <w:r>
+              <w:t xml:space="preserve">TARGET_FIELD</w:t>
+            </w:r>
+          </w:p>
+        </w:tc>
+        <w:tc>
+          <w:tcPr/>
+          <w:p>
+            <w:pPr>
+              <w:pStyle w:val="Compact"/>
+            </w:pPr>
+            <w:r>
+              <w:t xml:space="preserve">VARCHAR2(255 CHAR)</w:t>
+            </w:r>
+          </w:p>
+        </w:tc>
+        <w:tc>
+          <w:tcPr/>
+          <w:p>
+            <w:pPr>
+              <w:pStyle w:val="Compact"/>
+            </w:pPr>
+            <w:r>
+              <w:t xml:space="preserve">NULL</w:t>
+            </w:r>
+          </w:p>
+        </w:tc>
+        <w:tc>
+          <w:tcPr/>
+          <w:p>
+            <w:pPr>
+              <w:pStyle w:val="Compact"/>
+            </w:pPr>
+          </w:p>
+        </w:tc>
+        <w:tc>
+          <w:tcPr/>
+          <w:p>
+            <w:pPr>
+              <w:pStyle w:val="Compact"/>
+            </w:pPr>
+          </w:p>
+        </w:tc>
+      </w:tr>
+      <w:tr>
+        <w:tc>
+          <w:tcPr/>
+          <w:p>
+            <w:pPr>
+              <w:pStyle w:val="Compact"/>
+            </w:pPr>
+            <w:r>
+              <w:t xml:space="preserve">CANVAS_X, CANVAS_Y</w:t>
+            </w:r>
+          </w:p>
+        </w:tc>
+        <w:tc>
+          <w:tcPr/>
+          <w:p>
+            <w:pPr>
+              <w:pStyle w:val="Compact"/>
+            </w:pPr>
+            <w:r>
+              <w:t xml:space="preserve">NUMBER(10,0)</w:t>
+            </w:r>
+          </w:p>
+        </w:tc>
+        <w:tc>
+          <w:tcPr/>
+          <w:p>
+            <w:pPr>
+              <w:pStyle w:val="Compact"/>
+            </w:pPr>
+            <w:r>
+              <w:t xml:space="preserve">NULL</w:t>
+            </w:r>
+          </w:p>
+        </w:tc>
+        <w:tc>
+          <w:tcPr/>
+          <w:p>
+            <w:pPr>
+              <w:pStyle w:val="Compact"/>
+            </w:pPr>
+          </w:p>
+        </w:tc>
+        <w:tc>
+          <w:tcPr/>
+          <w:p>
+            <w:pPr>
+              <w:pStyle w:val="Compact"/>
+            </w:pPr>
+            <w:r>
+              <w:t xml:space="preserve">Vị trí hiển thị canvas</w:t>
+            </w:r>
+          </w:p>
+        </w:tc>
+      </w:tr>
+      <w:tr>
+        <w:tc>
+          <w:tcPr/>
+          <w:p>
+            <w:pPr>
+              <w:pStyle w:val="Compact"/>
+            </w:pPr>
+            <w:r>
+              <w:t xml:space="preserve">CONDITION_SOURCE_TYPE</w:t>
+            </w:r>
+          </w:p>
+        </w:tc>
+        <w:tc>
+          <w:tcPr/>
+          <w:p>
+            <w:pPr>
+              <w:pStyle w:val="Compact"/>
+            </w:pPr>
+            <w:r>
+              <w:t xml:space="preserve">VARCHAR2(255 CHAR)</w:t>
+            </w:r>
+          </w:p>
+        </w:tc>
+        <w:tc>
+          <w:tcPr/>
+          <w:p>
+            <w:pPr>
+              <w:pStyle w:val="Compact"/>
+            </w:pPr>
+            <w:r>
+              <w:t xml:space="preserve">NULL</w:t>
+            </w:r>
+          </w:p>
+        </w:tc>
+        <w:tc>
+          <w:tcPr/>
+          <w:p>
+            <w:pPr>
+              <w:pStyle w:val="Compact"/>
+            </w:pPr>
+            <w:r>
+              <w:t xml:space="preserve">CHECK IN (STEP_RESPONSE, REQUEST_BODY, STEP_RESPONSE_ARRAY_AGGREGATE)</w:t>
+            </w:r>
+          </w:p>
+        </w:tc>
+        <w:tc>
+          <w:tcPr/>
+          <w:p>
+            <w:pPr>
+              <w:pStyle w:val="Compact"/>
+            </w:pPr>
+          </w:p>
+        </w:tc>
+      </w:tr>
+      <w:tr>
+        <w:tc>
+          <w:tcPr/>
+          <w:p>
+            <w:pPr>
+              <w:pStyle w:val="Compact"/>
+            </w:pPr>
+            <w:r>
+              <w:t xml:space="preserve">CONDITION_SOURCE_FIELD</w:t>
+            </w:r>
+          </w:p>
+        </w:tc>
+        <w:tc>
+          <w:tcPr/>
+          <w:p>
+            <w:pPr>
+              <w:pStyle w:val="Compact"/>
+            </w:pPr>
+            <w:r>
+              <w:t xml:space="preserve">VARCHAR2(255 CHAR)</w:t>
+            </w:r>
+          </w:p>
+        </w:tc>
+        <w:tc>
+          <w:tcPr/>
+          <w:p>
+            <w:pPr>
+              <w:pStyle w:val="Compact"/>
+            </w:pPr>
+            <w:r>
+              <w:t xml:space="preserve">NULL</w:t>
+            </w:r>
+          </w:p>
+        </w:tc>
+        <w:tc>
+          <w:tcPr/>
+          <w:p>
+            <w:pPr>
+              <w:pStyle w:val="Compact"/>
+            </w:pPr>
+          </w:p>
+        </w:tc>
+        <w:tc>
+          <w:tcPr/>
+          <w:p>
+            <w:pPr>
+              <w:pStyle w:val="Compact"/>
+            </w:pPr>
+          </w:p>
+        </w:tc>
+      </w:tr>
+      <w:tr>
+        <w:tc>
+          <w:tcPr/>
+          <w:p>
+            <w:pPr>
+              <w:pStyle w:val="Compact"/>
+            </w:pPr>
+            <w:r>
+              <w:t xml:space="preserve">CONDITION_SOURCE_STEP_ORDER</w:t>
+            </w:r>
+          </w:p>
+        </w:tc>
+        <w:tc>
+          <w:tcPr/>
+          <w:p>
+            <w:pPr>
+              <w:pStyle w:val="Compact"/>
+            </w:pPr>
+            <w:r>
+              <w:t xml:space="preserve">NUMBER(10,0)</w:t>
+            </w:r>
+          </w:p>
+        </w:tc>
+        <w:tc>
+          <w:tcPr/>
+          <w:p>
+            <w:pPr>
+              <w:pStyle w:val="Compact"/>
+            </w:pPr>
+            <w:r>
+              <w:t xml:space="preserve">NULL</w:t>
+            </w:r>
+          </w:p>
+        </w:tc>
+        <w:tc>
+          <w:tcPr/>
+          <w:p>
+            <w:pPr>
+              <w:pStyle w:val="Compact"/>
+            </w:pPr>
+          </w:p>
+        </w:tc>
+        <w:tc>
+          <w:tcPr/>
+          <w:p>
+            <w:pPr>
+              <w:pStyle w:val="Compact"/>
+            </w:pPr>
+          </w:p>
+        </w:tc>
+      </w:tr>
+      <w:tr>
+        <w:tc>
+          <w:tcPr/>
+          <w:p>
+            <w:pPr>
+              <w:pStyle w:val="Compact"/>
+            </w:pPr>
+            <w:r>
+              <w:t xml:space="preserve">CONDITION_OPERATOR</w:t>
+            </w:r>
+          </w:p>
+        </w:tc>
+        <w:tc>
+          <w:tcPr/>
+          <w:p>
+            <w:pPr>
+              <w:pStyle w:val="Compact"/>
+            </w:pPr>
+            <w:r>
+              <w:t xml:space="preserve">VARCHAR2(255 CHAR)</w:t>
+            </w:r>
+          </w:p>
+        </w:tc>
+        <w:tc>
+          <w:tcPr/>
+          <w:p>
+            <w:pPr>
+              <w:pStyle w:val="Compact"/>
+            </w:pPr>
+            <w:r>
+              <w:t xml:space="preserve">NULL</w:t>
+            </w:r>
+          </w:p>
+        </w:tc>
+        <w:tc>
+          <w:tcPr/>
+          <w:p>
+            <w:pPr>
+              <w:pStyle w:val="Compact"/>
+            </w:pPr>
+            <w:r>
+              <w:t xml:space="preserve">CHECK IN (EQUALS, NOT_EQUALS, EXISTS, NOT_EXISTS, GREATER_THAN, GREATER_THAN_OR_EQUAL, LESS_THAN, LESS_THAN_OR_EQUAL)</w:t>
+            </w:r>
+          </w:p>
+        </w:tc>
+        <w:tc>
+          <w:tcPr/>
+          <w:p>
+            <w:pPr>
+              <w:pStyle w:val="Compact"/>
+            </w:pPr>
+          </w:p>
+        </w:tc>
+      </w:tr>
+      <w:tr>
+        <w:tc>
+          <w:tcPr/>
+          <w:p>
+            <w:pPr>
+              <w:pStyle w:val="Compact"/>
+            </w:pPr>
+            <w:r>
+              <w:t xml:space="preserve">CONDITION_EXPECTED_VALUE</w:t>
+            </w:r>
+          </w:p>
+        </w:tc>
+        <w:tc>
+          <w:tcPr/>
+          <w:p>
+            <w:pPr>
+              <w:pStyle w:val="Compact"/>
+            </w:pPr>
+            <w:r>
+              <w:t xml:space="preserve">VARCHAR2(255 CHAR)</w:t>
+            </w:r>
+          </w:p>
+        </w:tc>
+        <w:tc>
+          <w:tcPr/>
+          <w:p>
+            <w:pPr>
+              <w:pStyle w:val="Compact"/>
+            </w:pPr>
+            <w:r>
+              <w:t xml:space="preserve">NULL</w:t>
+            </w:r>
+          </w:p>
+        </w:tc>
+        <w:tc>
+          <w:tcPr/>
+          <w:p>
+            <w:pPr>
+              <w:pStyle w:val="Compact"/>
+            </w:pPr>
+          </w:p>
+        </w:tc>
+        <w:tc>
+          <w:tcPr/>
+          <w:p>
+            <w:pPr>
+              <w:pStyle w:val="Compact"/>
+            </w:pPr>
+          </w:p>
+        </w:tc>
+      </w:tr>
+      <w:tr>
+        <w:tc>
+          <w:tcPr/>
+          <w:p>
+            <w:pPr>
+              <w:pStyle w:val="Compact"/>
+            </w:pPr>
+            <w:r>
+              <w:t xml:space="preserve">NEXT_STEP_ORDER_IF_TRUE, NEXT_STEP_ORDER_IF_FALSE</w:t>
+            </w:r>
+          </w:p>
+        </w:tc>
+        <w:tc>
+          <w:tcPr/>
+          <w:p>
+            <w:pPr>
+              <w:pStyle w:val="Compact"/>
+            </w:pPr>
+            <w:r>
+              <w:t xml:space="preserve">NUMBER(10,0)</w:t>
+            </w:r>
+          </w:p>
+        </w:tc>
+        <w:tc>
+          <w:tcPr/>
+          <w:p>
+            <w:pPr>
+              <w:pStyle w:val="Compact"/>
+            </w:pPr>
+            <w:r>
+              <w:t xml:space="preserve">NULL</w:t>
+            </w:r>
+          </w:p>
+        </w:tc>
+        <w:tc>
+          <w:tcPr/>
+          <w:p>
+            <w:pPr>
+              <w:pStyle w:val="Compact"/>
+            </w:pPr>
+          </w:p>
+        </w:tc>
+        <w:tc>
+          <w:tcPr/>
+          <w:p>
+            <w:pPr>
+              <w:pStyle w:val="Compact"/>
+            </w:pPr>
+          </w:p>
+        </w:tc>
+      </w:tr>
+      <w:tr>
+        <w:tc>
+          <w:tcPr/>
+          <w:p>
+            <w:pPr>
+              <w:pStyle w:val="Compact"/>
+            </w:pPr>
+            <w:r>
+              <w:t xml:space="preserve">ON_ERROR_STEP_ORDER</w:t>
+            </w:r>
+          </w:p>
+        </w:tc>
+        <w:tc>
+          <w:tcPr/>
+          <w:p>
+            <w:pPr>
+              <w:pStyle w:val="Compact"/>
+            </w:pPr>
+            <w:r>
+              <w:t xml:space="preserve">NUMBER(10,0)</w:t>
+            </w:r>
+          </w:p>
+        </w:tc>
+        <w:tc>
+          <w:tcPr/>
+          <w:p>
+            <w:pPr>
+              <w:pStyle w:val="Compact"/>
+            </w:pPr>
+            <w:r>
+              <w:t xml:space="preserve">NULL</w:t>
+            </w:r>
+          </w:p>
+        </w:tc>
+        <w:tc>
+          <w:tcPr/>
+          <w:p>
+            <w:pPr>
+              <w:pStyle w:val="Compact"/>
+            </w:pPr>
+          </w:p>
+        </w:tc>
+        <w:tc>
+          <w:tcPr/>
+          <w:p>
+            <w:pPr>
+              <w:pStyle w:val="Compact"/>
+            </w:pPr>
+          </w:p>
+        </w:tc>
+      </w:tr>
+      <w:tr>
+        <w:tc>
+          <w:tcPr/>
+          <w:p>
+            <w:pPr>
+              <w:pStyle w:val="Compact"/>
+            </w:pPr>
+            <w:r>
+              <w:t xml:space="preserve">PARALLEL_GROUP</w:t>
+            </w:r>
+          </w:p>
+        </w:tc>
+        <w:tc>
+          <w:tcPr/>
+          <w:p>
+            <w:pPr>
+              <w:pStyle w:val="Compact"/>
+            </w:pPr>
+            <w:r>
+              <w:t xml:space="preserve">NUMBER(10,0)</w:t>
+            </w:r>
+          </w:p>
+        </w:tc>
+        <w:tc>
+          <w:tcPr/>
+          <w:p>
+            <w:pPr>
+              <w:pStyle w:val="Compact"/>
+            </w:pPr>
+            <w:r>
+              <w:t xml:space="preserve">NULL</w:t>
+            </w:r>
+          </w:p>
+        </w:tc>
+        <w:tc>
+          <w:tcPr/>
+          <w:p>
+            <w:pPr>
+              <w:pStyle w:val="Compact"/>
+            </w:pPr>
+          </w:p>
+        </w:tc>
+        <w:tc>
+          <w:tcPr/>
+          <w:p>
+            <w:pPr>
+              <w:pStyle w:val="Compact"/>
+            </w:pPr>
+            <w:r>
+              <w:t xml:space="preserve">Mã</w:t>
+            </w:r>
+            <w:r>
+              <w:t xml:space="preserve"> </w:t>
+            </w:r>
+            <w:r>
+              <w:t xml:space="preserve">“wave”</w:t>
+            </w:r>
+          </w:p>
+        </w:tc>
+      </w:tr>
+      <w:tr>
+        <w:tc>
+          <w:tcPr/>
+          <w:p>
+            <w:pPr>
+              <w:pStyle w:val="Compact"/>
+            </w:pPr>
+            <w:r>
+              <w:t xml:space="preserve">CONNECT_TIMEOUT_MS, READ_TIMEOUT_MS</w:t>
+            </w:r>
+          </w:p>
+        </w:tc>
+        <w:tc>
+          <w:tcPr/>
+          <w:p>
+            <w:pPr>
+              <w:pStyle w:val="Compact"/>
+            </w:pPr>
+            <w:r>
+              <w:t xml:space="preserve">NUMBER(10,0)</w:t>
+            </w:r>
+          </w:p>
+        </w:tc>
+        <w:tc>
+          <w:tcPr/>
+          <w:p>
+            <w:pPr>
+              <w:pStyle w:val="Compact"/>
+            </w:pPr>
+            <w:r>
+              <w:t xml:space="preserve">NULL</w:t>
+            </w:r>
+          </w:p>
+        </w:tc>
+        <w:tc>
+          <w:tcPr/>
+          <w:p>
+            <w:pPr>
+              <w:pStyle w:val="Compact"/>
+            </w:pPr>
+          </w:p>
+        </w:tc>
+        <w:tc>
+          <w:tcPr/>
+          <w:p>
+            <w:pPr>
+              <w:pStyle w:val="Compact"/>
+            </w:pPr>
+            <w:r>
+              <w:t xml:space="preserve">Override riêng, null = dùng của Upstream</w:t>
+            </w:r>
+          </w:p>
+        </w:tc>
+      </w:tr>
+      <w:tr>
+        <w:tc>
+          <w:tcPr/>
+          <w:p>
+            <w:pPr>
+              <w:pStyle w:val="Compact"/>
+            </w:pPr>
+            <w:r>
+              <w:t xml:space="preserve">COMPENSATION_UPSTREAM_SERVICE_ID</w:t>
+            </w:r>
+          </w:p>
+        </w:tc>
+        <w:tc>
+          <w:tcPr/>
+          <w:p>
+            <w:pPr>
+              <w:pStyle w:val="Compact"/>
+            </w:pPr>
+            <w:r>
+              <w:t xml:space="preserve">VARCHAR2(255 CHAR)</w:t>
+            </w:r>
+          </w:p>
+        </w:tc>
+        <w:tc>
+          <w:tcPr/>
+          <w:p>
+            <w:pPr>
+              <w:pStyle w:val="Compact"/>
+            </w:pPr>
+            <w:r>
+              <w:t xml:space="preserve">NULL</w:t>
+            </w:r>
+          </w:p>
+        </w:tc>
+        <w:tc>
+          <w:tcPr/>
+          <w:p>
+            <w:pPr>
+              <w:pStyle w:val="Compact"/>
+            </w:pPr>
+            <w:r>
+              <w:t xml:space="preserve">FK → UPSTREAM_SERVICE.ID (</w:t>
+            </w:r>
+            <w:r>
+              <w:rPr>
+                <w:rStyle w:val="VerbatimChar"/>
+              </w:rPr>
+              <w:t xml:space="preserve">BACKEND_STEP_COMP_UPSTREAM_FK</w:t>
+            </w:r>
+            <w:r>
+              <w:t xml:space="preserve">)</w:t>
+            </w:r>
+          </w:p>
+        </w:tc>
+        <w:tc>
+          <w:tcPr/>
+          <w:p>
+            <w:pPr>
+              <w:pStyle w:val="Compact"/>
+            </w:pPr>
+          </w:p>
+        </w:tc>
+      </w:tr>
+      <w:tr>
+        <w:tc>
+          <w:tcPr/>
+          <w:p>
+            <w:pPr>
+              <w:pStyle w:val="Compact"/>
+            </w:pPr>
+            <w:r>
+              <w:t xml:space="preserve">COMPENSATION_METHOD</w:t>
+            </w:r>
+          </w:p>
+        </w:tc>
+        <w:tc>
+          <w:tcPr/>
+          <w:p>
+            <w:pPr>
+              <w:pStyle w:val="Compact"/>
+            </w:pPr>
+            <w:r>
+              <w:t xml:space="preserve">VARCHAR2(255 CHAR)</w:t>
+            </w:r>
+          </w:p>
+        </w:tc>
+        <w:tc>
+          <w:tcPr/>
+          <w:p>
+            <w:pPr>
+              <w:pStyle w:val="Compact"/>
+            </w:pPr>
+            <w:r>
+              <w:t xml:space="preserve">NULL</w:t>
+            </w:r>
+          </w:p>
+        </w:tc>
+        <w:tc>
+          <w:tcPr/>
+          <w:p>
+            <w:pPr>
+              <w:pStyle w:val="Compact"/>
+            </w:pPr>
+            <w:r>
+              <w:t xml:space="preserve">CHECK IN (GET,POST,PUT,DELETE,PATCH)</w:t>
+            </w:r>
+          </w:p>
+        </w:tc>
+        <w:tc>
+          <w:tcPr/>
+          <w:p>
+            <w:pPr>
+              <w:pStyle w:val="Compact"/>
+            </w:pPr>
+          </w:p>
+        </w:tc>
+      </w:tr>
+      <w:tr>
+        <w:tc>
+          <w:tcPr/>
+          <w:p>
+            <w:pPr>
+              <w:pStyle w:val="Compact"/>
+            </w:pPr>
+            <w:r>
+              <w:t xml:space="preserve">COMPENSATION_URL_PATTERN</w:t>
+            </w:r>
+          </w:p>
+        </w:tc>
+        <w:tc>
+          <w:tcPr/>
+          <w:p>
+            <w:pPr>
+              <w:pStyle w:val="Compact"/>
+            </w:pPr>
+            <w:r>
+              <w:t xml:space="preserve">VARCHAR2(255 CHAR)</w:t>
+            </w:r>
+          </w:p>
+        </w:tc>
+        <w:tc>
+          <w:tcPr/>
+          <w:p>
+            <w:pPr>
+              <w:pStyle w:val="Compact"/>
+            </w:pPr>
+            <w:r>
+              <w:t xml:space="preserve">NULL</w:t>
+            </w:r>
+          </w:p>
+        </w:tc>
+        <w:tc>
+          <w:tcPr/>
+          <w:p>
+            <w:pPr>
+              <w:pStyle w:val="Compact"/>
+            </w:pPr>
+          </w:p>
+        </w:tc>
+        <w:tc>
+          <w:tcPr/>
+          <w:p>
+            <w:pPr>
+              <w:pStyle w:val="Compact"/>
+            </w:pPr>
+          </w:p>
+        </w:tc>
+      </w:tr>
+    </w:tbl>
+    <w:p>
+      <w:pPr>
+        <w:pStyle w:val="BodyText"/>
+      </w:pPr>
+      <w:r>
+        <w:rPr>
+          <w:b/>
+          <w:bCs/>
+        </w:rPr>
+        <w:t xml:space="preserve">Bảng con</w:t>
+      </w:r>
+      <w:r>
+        <w:t xml:space="preserve"> </w:t>
+      </w:r>
+      <w:r>
+        <w:t xml:space="preserve">(cùng khoá cha</w:t>
+      </w:r>
+      <w:r>
+        <w:t xml:space="preserve"> </w:t>
+      </w:r>
+      <w:r>
+        <w:rPr>
+          <w:rStyle w:val="VerbatimChar"/>
+        </w:rPr>
+        <w:t xml:space="preserve">STEP_ID</w:t>
+      </w:r>
+      <w:r>
+        <w:t xml:space="preserve"> </w:t>
+      </w:r>
+      <w:r>
+        <w:t xml:space="preserve">→</w:t>
+      </w:r>
+      <w:r>
+        <w:t xml:space="preserve"> </w:t>
+      </w:r>
+      <w:r>
+        <w:rPr>
+          <w:rStyle w:val="VerbatimChar"/>
+        </w:rPr>
+        <w:t xml:space="preserve">BACKEND_STEP.ID</w:t>
+      </w:r>
+      <w:r>
+        <w:t xml:space="preserve">):</w:t>
+      </w:r>
+    </w:p>
+    <w:tbl>
+      <w:tblPr>
+        <w:tblStyle w:val="Table"/>
+        <w:tblW w:type="pct" w:w="5000"/>
+        <w:tblLayout w:type="fixed"/>
+        <w:tblLook w:firstRow="1" w:lastRow="0" w:firstColumn="0" w:lastColumn="0" w:noHBand="0" w:noVBand="0" w:val="0020"/>
+      </w:tblPr>
+      <w:tblGrid>
+        <w:gridCol w:w="2640"/>
+        <w:gridCol w:w="2640"/>
+        <w:gridCol w:w="2640"/>
+      </w:tblGrid>
+      <w:tr>
+        <w:trPr>
+          <w:tblHeader w:val="on"/>
+        </w:trPr>
+        <w:tc>
+          <w:tcPr/>
+          <w:p>
+            <w:pPr>
+              <w:pStyle w:val="Compact"/>
+            </w:pPr>
+            <w:r>
+              <w:t xml:space="preserve">Bảng</w:t>
+            </w:r>
+          </w:p>
+        </w:tc>
+        <w:tc>
+          <w:tcPr/>
+          <w:p>
+            <w:pPr>
+              <w:pStyle w:val="Compact"/>
+            </w:pPr>
+            <w:r>
+              <w:t xml:space="preserve">Cột</w:t>
+            </w:r>
+          </w:p>
+        </w:tc>
+        <w:tc>
+          <w:tcPr/>
+          <w:p>
+            <w:pPr>
+              <w:pStyle w:val="Compact"/>
+            </w:pPr>
+            <w:r>
+              <w:t xml:space="preserve">Mô tả</w:t>
+            </w:r>
+          </w:p>
+        </w:tc>
+      </w:tr>
+      <w:tr>
+        <w:tc>
+          <w:tcPr/>
+          <w:p>
+            <w:pPr>
+              <w:pStyle w:val="Compact"/>
+            </w:pPr>
+            <w:r>
+              <w:rPr>
+                <w:rStyle w:val="VerbatimChar"/>
+              </w:rPr>
+              <w:t xml:space="preserve">BACKEND_STEP_ALLOW</w:t>
+            </w:r>
+          </w:p>
+        </w:tc>
+        <w:tc>
+          <w:tcPr/>
+          <w:p>
+            <w:pPr>
+              <w:pStyle w:val="Compact"/>
+            </w:pPr>
+            <w:r>
+              <w:t xml:space="preserve">STEP_ID (FK), FIELD_NAME</w:t>
+            </w:r>
+          </w:p>
+        </w:tc>
+        <w:tc>
+          <w:tcPr/>
+          <w:p>
+            <w:pPr>
+              <w:pStyle w:val="Compact"/>
+            </w:pPr>
+            <w:r>
+              <w:t xml:space="preserve">Danh sách field GIỮ LẠI trong response step</w:t>
+            </w:r>
+          </w:p>
+        </w:tc>
+      </w:tr>
+      <w:tr>
+        <w:tc>
+          <w:tcPr/>
+          <w:p>
+            <w:pPr>
+              <w:pStyle w:val="Compact"/>
+            </w:pPr>
+            <w:r>
+              <w:rPr>
+                <w:rStyle w:val="VerbatimChar"/>
+              </w:rPr>
+              <w:t xml:space="preserve">BACKEND_STEP_DENY</w:t>
+            </w:r>
+          </w:p>
+        </w:tc>
+        <w:tc>
+          <w:tcPr/>
+          <w:p>
+            <w:pPr>
+              <w:pStyle w:val="Compact"/>
+            </w:pPr>
+            <w:r>
+              <w:t xml:space="preserve">STEP_ID (FK), FIELD_NAME</w:t>
+            </w:r>
+          </w:p>
+        </w:tc>
+        <w:tc>
+          <w:tcPr/>
+          <w:p>
+            <w:pPr>
+              <w:pStyle w:val="Compact"/>
+            </w:pPr>
+            <w:r>
+              <w:t xml:space="preserve">Danh sách field LOẠI BỎ khỏi response step</w:t>
+            </w:r>
+          </w:p>
+        </w:tc>
+      </w:tr>
+      <w:tr>
+        <w:tc>
+          <w:tcPr/>
+          <w:p>
+            <w:pPr>
+              <w:pStyle w:val="Compact"/>
+            </w:pPr>
+            <w:r>
+              <w:rPr>
+                <w:rStyle w:val="VerbatimChar"/>
+              </w:rPr>
+              <w:t xml:space="preserve">BACKEND_STEP_MAPPING</w:t>
+            </w:r>
+          </w:p>
+        </w:tc>
+        <w:tc>
+          <w:tcPr/>
+          <w:p>
+            <w:pPr>
+              <w:pStyle w:val="Compact"/>
+            </w:pPr>
+            <w:r>
+              <w:t xml:space="preserve">STEP_ID (FK) + SOURCE_FIELD (PK ghép</w:t>
+            </w:r>
+            <w:r>
+              <w:t xml:space="preserve"> </w:t>
+            </w:r>
+            <w:r>
+              <w:rPr>
+                <w:rStyle w:val="VerbatimChar"/>
+              </w:rPr>
+              <w:t xml:space="preserve">BACKEND_STEP_MAPPING_PK</w:t>
+            </w:r>
+            <w:r>
+              <w:t xml:space="preserve">), TARGET_FIELD</w:t>
+            </w:r>
+          </w:p>
+        </w:tc>
+        <w:tc>
+          <w:tcPr/>
+          <w:p>
+            <w:pPr>
+              <w:pStyle w:val="Compact"/>
+            </w:pPr>
+            <w:r>
+              <w:t xml:space="preserve">Đổi tên field: SOURCE_FIELD (tên gốc) → TARGET_FIELD (tên mới)</w:t>
+            </w:r>
           </w:p>
         </w:tc>
       </w:tr>
     </w:tbl>
     <w:bookmarkEnd w:id="16"/>
-    <w:bookmarkStart w:id="17" w:name="endpoint_config_version"/>
+    <w:bookmarkStart w:id="17" w:name="field_mapping"/>
     <w:p>
       <w:pPr>
         <w:pStyle w:val="Heading3"/>
       </w:pPr>
       <w:r>
-        <w:t xml:space="preserve">4.5.</w:t>
-      </w:r>
-      <w:r>
-        <w:t xml:space="preserve"> </w:t>
-      </w:r>
-      <w:r>
-        <w:rPr>
-          <w:rStyle w:val="VerbatimChar"/>
-        </w:rPr>
-        <w:t xml:space="preserve">ENDPOINT_CONFIG_VERSION</w:t>
+        <w:t xml:space="preserve">4.4.</w:t>
+      </w:r>
+      <w:r>
+        <w:t xml:space="preserve"> </w:t>
+      </w:r>
+      <w:r>
+        <w:rPr>
+          <w:rStyle w:val="VerbatimChar"/>
+        </w:rPr>
+        <w:t xml:space="preserve">FIELD_MAPPING</w:t>
       </w:r>
     </w:p>
     <w:tbl>
@@ -5815,6 +5951,838 @@
               <w:rPr>
                 <w:rStyle w:val="VerbatimChar"/>
               </w:rPr>
+              <w:t xml:space="preserve">FIELD_MAPPING_PK</w:t>
+            </w:r>
+            <w:r>
+              <w:t xml:space="preserve">)</w:t>
+            </w:r>
+          </w:p>
+        </w:tc>
+        <w:tc>
+          <w:tcPr/>
+          <w:p>
+            <w:pPr>
+              <w:pStyle w:val="Compact"/>
+            </w:pPr>
+          </w:p>
+        </w:tc>
+      </w:tr>
+      <w:tr>
+        <w:tc>
+          <w:tcPr/>
+          <w:p>
+            <w:pPr>
+              <w:pStyle w:val="Compact"/>
+            </w:pPr>
+            <w:r>
+              <w:t xml:space="preserve">ENDPOINT_ID</w:t>
+            </w:r>
+          </w:p>
+        </w:tc>
+        <w:tc>
+          <w:tcPr/>
+          <w:p>
+            <w:pPr>
+              <w:pStyle w:val="Compact"/>
+            </w:pPr>
+            <w:r>
+              <w:t xml:space="preserve">VARCHAR2(255 CHAR)</w:t>
+            </w:r>
+          </w:p>
+        </w:tc>
+        <w:tc>
+          <w:tcPr/>
+          <w:p>
+            <w:pPr>
+              <w:pStyle w:val="Compact"/>
+            </w:pPr>
+            <w:r>
+              <w:t xml:space="preserve">NULL</w:t>
+            </w:r>
+          </w:p>
+        </w:tc>
+        <w:tc>
+          <w:tcPr/>
+          <w:p>
+            <w:pPr>
+              <w:pStyle w:val="Compact"/>
+            </w:pPr>
+            <w:r>
+              <w:t xml:space="preserve">FK → ENDPOINT_CONFIG.ID (</w:t>
+            </w:r>
+            <w:r>
+              <w:rPr>
+                <w:rStyle w:val="VerbatimChar"/>
+              </w:rPr>
+              <w:t xml:space="preserve">FKG9BDKEU7BU7USNQSCONIOKV8K</w:t>
+            </w:r>
+            <w:r>
+              <w:t xml:space="preserve">)</w:t>
+            </w:r>
+          </w:p>
+        </w:tc>
+        <w:tc>
+          <w:tcPr/>
+          <w:p>
+            <w:pPr>
+              <w:pStyle w:val="Compact"/>
+            </w:pPr>
+          </w:p>
+        </w:tc>
+      </w:tr>
+      <w:tr>
+        <w:tc>
+          <w:tcPr/>
+          <w:p>
+            <w:pPr>
+              <w:pStyle w:val="Compact"/>
+            </w:pPr>
+            <w:r>
+              <w:t xml:space="preserve">SOURCE_TYPE</w:t>
+            </w:r>
+          </w:p>
+        </w:tc>
+        <w:tc>
+          <w:tcPr/>
+          <w:p>
+            <w:pPr>
+              <w:pStyle w:val="Compact"/>
+            </w:pPr>
+            <w:r>
+              <w:t xml:space="preserve">VARCHAR2(255 CHAR)</w:t>
+            </w:r>
+          </w:p>
+        </w:tc>
+        <w:tc>
+          <w:tcPr/>
+          <w:p>
+            <w:pPr>
+              <w:pStyle w:val="Compact"/>
+            </w:pPr>
+            <w:r>
+              <w:t xml:space="preserve">NOT NULL</w:t>
+            </w:r>
+          </w:p>
+        </w:tc>
+        <w:tc>
+          <w:tcPr/>
+          <w:p>
+            <w:pPr>
+              <w:pStyle w:val="Compact"/>
+            </w:pPr>
+            <w:r>
+              <w:t xml:space="preserve">CHECK (</w:t>
+            </w:r>
+            <w:r>
+              <w:rPr>
+                <w:rStyle w:val="VerbatimChar"/>
+              </w:rPr>
+              <w:t xml:space="preserve">FIELD_MAPPING_SOURCE_TYPE_CHK</w:t>
+            </w:r>
+            <w:r>
+              <w:t xml:space="preserve">) IN (STEP_RESPONSE, REQUEST_BODY, QUERY_PARAM, STEP_RESPONSE_ARRAY_AGGREGATE, CONSTANT, STEP_RESPONSE_ARRAY_MERGE)</w:t>
+            </w:r>
+          </w:p>
+        </w:tc>
+        <w:tc>
+          <w:tcPr/>
+          <w:p>
+            <w:pPr>
+              <w:pStyle w:val="Compact"/>
+            </w:pPr>
+          </w:p>
+        </w:tc>
+      </w:tr>
+      <w:tr>
+        <w:tc>
+          <w:tcPr/>
+          <w:p>
+            <w:pPr>
+              <w:pStyle w:val="Compact"/>
+            </w:pPr>
+            <w:r>
+              <w:t xml:space="preserve">SOURCE_STEP_ORDER</w:t>
+            </w:r>
+          </w:p>
+        </w:tc>
+        <w:tc>
+          <w:tcPr/>
+          <w:p>
+            <w:pPr>
+              <w:pStyle w:val="Compact"/>
+            </w:pPr>
+            <w:r>
+              <w:t xml:space="preserve">NUMBER(10,0)</w:t>
+            </w:r>
+          </w:p>
+        </w:tc>
+        <w:tc>
+          <w:tcPr/>
+          <w:p>
+            <w:pPr>
+              <w:pStyle w:val="Compact"/>
+            </w:pPr>
+            <w:r>
+              <w:t xml:space="preserve">NULL</w:t>
+            </w:r>
+          </w:p>
+        </w:tc>
+        <w:tc>
+          <w:tcPr/>
+          <w:p>
+            <w:pPr>
+              <w:pStyle w:val="Compact"/>
+            </w:pPr>
+          </w:p>
+        </w:tc>
+        <w:tc>
+          <w:tcPr/>
+          <w:p>
+            <w:pPr>
+              <w:pStyle w:val="Compact"/>
+            </w:pPr>
+            <w:r>
+              <w:t xml:space="preserve">Dùng với STEP_RESPONSE*</w:t>
+            </w:r>
+          </w:p>
+        </w:tc>
+      </w:tr>
+      <w:tr>
+        <w:tc>
+          <w:tcPr/>
+          <w:p>
+            <w:pPr>
+              <w:pStyle w:val="Compact"/>
+            </w:pPr>
+            <w:r>
+              <w:t xml:space="preserve">SOURCE_FIELD</w:t>
+            </w:r>
+          </w:p>
+        </w:tc>
+        <w:tc>
+          <w:tcPr/>
+          <w:p>
+            <w:pPr>
+              <w:pStyle w:val="Compact"/>
+            </w:pPr>
+            <w:r>
+              <w:t xml:space="preserve">VARCHAR2(255 CHAR)</w:t>
+            </w:r>
+          </w:p>
+        </w:tc>
+        <w:tc>
+          <w:tcPr/>
+          <w:p>
+            <w:pPr>
+              <w:pStyle w:val="Compact"/>
+            </w:pPr>
+            <w:r>
+              <w:t xml:space="preserve">NULL</w:t>
+            </w:r>
+          </w:p>
+        </w:tc>
+        <w:tc>
+          <w:tcPr/>
+          <w:p>
+            <w:pPr>
+              <w:pStyle w:val="Compact"/>
+            </w:pPr>
+          </w:p>
+        </w:tc>
+        <w:tc>
+          <w:tcPr/>
+          <w:p>
+            <w:pPr>
+              <w:pStyle w:val="Compact"/>
+            </w:pPr>
+          </w:p>
+        </w:tc>
+      </w:tr>
+      <w:tr>
+        <w:tc>
+          <w:tcPr/>
+          <w:p>
+            <w:pPr>
+              <w:pStyle w:val="Compact"/>
+            </w:pPr>
+            <w:r>
+              <w:t xml:space="preserve">SOURCE_ARRAY_FIELD</w:t>
+            </w:r>
+          </w:p>
+        </w:tc>
+        <w:tc>
+          <w:tcPr/>
+          <w:p>
+            <w:pPr>
+              <w:pStyle w:val="Compact"/>
+            </w:pPr>
+            <w:r>
+              <w:t xml:space="preserve">VARCHAR2(255 CHAR)</w:t>
+            </w:r>
+          </w:p>
+        </w:tc>
+        <w:tc>
+          <w:tcPr/>
+          <w:p>
+            <w:pPr>
+              <w:pStyle w:val="Compact"/>
+            </w:pPr>
+            <w:r>
+              <w:t xml:space="preserve">NULL</w:t>
+            </w:r>
+          </w:p>
+        </w:tc>
+        <w:tc>
+          <w:tcPr/>
+          <w:p>
+            <w:pPr>
+              <w:pStyle w:val="Compact"/>
+            </w:pPr>
+          </w:p>
+        </w:tc>
+        <w:tc>
+          <w:tcPr/>
+          <w:p>
+            <w:pPr>
+              <w:pStyle w:val="Compact"/>
+            </w:pPr>
+            <w:r>
+              <w:t xml:space="preserve">Dùng với ARRAY_AGGREGATE/ARRAY_MERGE</w:t>
+            </w:r>
+          </w:p>
+        </w:tc>
+      </w:tr>
+      <w:tr>
+        <w:tc>
+          <w:tcPr/>
+          <w:p>
+            <w:pPr>
+              <w:pStyle w:val="Compact"/>
+            </w:pPr>
+            <w:r>
+              <w:t xml:space="preserve">SOURCE_ELEMENT_FIELD</w:t>
+            </w:r>
+          </w:p>
+        </w:tc>
+        <w:tc>
+          <w:tcPr/>
+          <w:p>
+            <w:pPr>
+              <w:pStyle w:val="Compact"/>
+            </w:pPr>
+            <w:r>
+              <w:t xml:space="preserve">VARCHAR2(255 CHAR)</w:t>
+            </w:r>
+          </w:p>
+        </w:tc>
+        <w:tc>
+          <w:tcPr/>
+          <w:p>
+            <w:pPr>
+              <w:pStyle w:val="Compact"/>
+            </w:pPr>
+            <w:r>
+              <w:t xml:space="preserve">NULL</w:t>
+            </w:r>
+          </w:p>
+        </w:tc>
+        <w:tc>
+          <w:tcPr/>
+          <w:p>
+            <w:pPr>
+              <w:pStyle w:val="Compact"/>
+            </w:pPr>
+          </w:p>
+        </w:tc>
+        <w:tc>
+          <w:tcPr/>
+          <w:p>
+            <w:pPr>
+              <w:pStyle w:val="Compact"/>
+            </w:pPr>
+            <w:r>
+              <w:t xml:space="preserve">Dùng với ARRAY_AGGREGATE</w:t>
+            </w:r>
+          </w:p>
+        </w:tc>
+      </w:tr>
+      <w:tr>
+        <w:tc>
+          <w:tcPr/>
+          <w:p>
+            <w:pPr>
+              <w:pStyle w:val="Compact"/>
+            </w:pPr>
+            <w:r>
+              <w:t xml:space="preserve">CONSTANT_VALUE</w:t>
+            </w:r>
+          </w:p>
+        </w:tc>
+        <w:tc>
+          <w:tcPr/>
+          <w:p>
+            <w:pPr>
+              <w:pStyle w:val="Compact"/>
+            </w:pPr>
+            <w:r>
+              <w:t xml:space="preserve">VARCHAR2(4000 CHAR)</w:t>
+            </w:r>
+          </w:p>
+        </w:tc>
+        <w:tc>
+          <w:tcPr/>
+          <w:p>
+            <w:pPr>
+              <w:pStyle w:val="Compact"/>
+            </w:pPr>
+            <w:r>
+              <w:t xml:space="preserve">NULL</w:t>
+            </w:r>
+          </w:p>
+        </w:tc>
+        <w:tc>
+          <w:tcPr/>
+          <w:p>
+            <w:pPr>
+              <w:pStyle w:val="Compact"/>
+            </w:pPr>
+          </w:p>
+        </w:tc>
+        <w:tc>
+          <w:tcPr/>
+          <w:p>
+            <w:pPr>
+              <w:pStyle w:val="Compact"/>
+            </w:pPr>
+            <w:r>
+              <w:t xml:space="preserve">Dùng với CONSTANT — length 4000 CỐ Ý lớn hơn quy ước 255 chung (xem §4.6)</w:t>
+            </w:r>
+          </w:p>
+        </w:tc>
+      </w:tr>
+      <w:tr>
+        <w:tc>
+          <w:tcPr/>
+          <w:p>
+            <w:pPr>
+              <w:pStyle w:val="Compact"/>
+            </w:pPr>
+            <w:r>
+              <w:t xml:space="preserve">TARGET_STEP_ORDER</w:t>
+            </w:r>
+          </w:p>
+        </w:tc>
+        <w:tc>
+          <w:tcPr/>
+          <w:p>
+            <w:pPr>
+              <w:pStyle w:val="Compact"/>
+            </w:pPr>
+            <w:r>
+              <w:t xml:space="preserve">NUMBER(10,0)</w:t>
+            </w:r>
+          </w:p>
+        </w:tc>
+        <w:tc>
+          <w:tcPr/>
+          <w:p>
+            <w:pPr>
+              <w:pStyle w:val="Compact"/>
+            </w:pPr>
+            <w:r>
+              <w:t xml:space="preserve">NOT NULL</w:t>
+            </w:r>
+          </w:p>
+        </w:tc>
+        <w:tc>
+          <w:tcPr/>
+          <w:p>
+            <w:pPr>
+              <w:pStyle w:val="Compact"/>
+            </w:pPr>
+          </w:p>
+        </w:tc>
+        <w:tc>
+          <w:tcPr/>
+          <w:p>
+            <w:pPr>
+              <w:pStyle w:val="Compact"/>
+            </w:pPr>
+          </w:p>
+        </w:tc>
+      </w:tr>
+      <w:tr>
+        <w:tc>
+          <w:tcPr/>
+          <w:p>
+            <w:pPr>
+              <w:pStyle w:val="Compact"/>
+            </w:pPr>
+            <w:r>
+              <w:t xml:space="preserve">TARGET_TYPE</w:t>
+            </w:r>
+          </w:p>
+        </w:tc>
+        <w:tc>
+          <w:tcPr/>
+          <w:p>
+            <w:pPr>
+              <w:pStyle w:val="Compact"/>
+            </w:pPr>
+            <w:r>
+              <w:t xml:space="preserve">VARCHAR2(255 CHAR)</w:t>
+            </w:r>
+          </w:p>
+        </w:tc>
+        <w:tc>
+          <w:tcPr/>
+          <w:p>
+            <w:pPr>
+              <w:pStyle w:val="Compact"/>
+            </w:pPr>
+            <w:r>
+              <w:t xml:space="preserve">NOT NULL</w:t>
+            </w:r>
+          </w:p>
+        </w:tc>
+        <w:tc>
+          <w:tcPr/>
+          <w:p>
+            <w:pPr>
+              <w:pStyle w:val="Compact"/>
+            </w:pPr>
+            <w:r>
+              <w:t xml:space="preserve">CHECK IN (PATH, QUERY, HEADER, BODY_FIELD)</w:t>
+            </w:r>
+          </w:p>
+        </w:tc>
+        <w:tc>
+          <w:tcPr/>
+          <w:p>
+            <w:pPr>
+              <w:pStyle w:val="Compact"/>
+            </w:pPr>
+          </w:p>
+        </w:tc>
+      </w:tr>
+      <w:tr>
+        <w:tc>
+          <w:tcPr/>
+          <w:p>
+            <w:pPr>
+              <w:pStyle w:val="Compact"/>
+            </w:pPr>
+            <w:r>
+              <w:t xml:space="preserve">TARGET_PARAM_NAME</w:t>
+            </w:r>
+          </w:p>
+        </w:tc>
+        <w:tc>
+          <w:tcPr/>
+          <w:p>
+            <w:pPr>
+              <w:pStyle w:val="Compact"/>
+            </w:pPr>
+            <w:r>
+              <w:t xml:space="preserve">VARCHAR2(255 CHAR)</w:t>
+            </w:r>
+          </w:p>
+        </w:tc>
+        <w:tc>
+          <w:tcPr/>
+          <w:p>
+            <w:pPr>
+              <w:pStyle w:val="Compact"/>
+            </w:pPr>
+            <w:r>
+              <w:t xml:space="preserve">NOT NULL</w:t>
+            </w:r>
+          </w:p>
+        </w:tc>
+        <w:tc>
+          <w:tcPr/>
+          <w:p>
+            <w:pPr>
+              <w:pStyle w:val="Compact"/>
+            </w:pPr>
+          </w:p>
+        </w:tc>
+        <w:tc>
+          <w:tcPr/>
+          <w:p>
+            <w:pPr>
+              <w:pStyle w:val="Compact"/>
+            </w:pPr>
+          </w:p>
+        </w:tc>
+      </w:tr>
+      <w:tr>
+        <w:tc>
+          <w:tcPr/>
+          <w:p>
+            <w:pPr>
+              <w:pStyle w:val="Compact"/>
+            </w:pPr>
+            <w:r>
+              <w:t xml:space="preserve">MAPPING_ORDER</w:t>
+            </w:r>
+          </w:p>
+        </w:tc>
+        <w:tc>
+          <w:tcPr/>
+          <w:p>
+            <w:pPr>
+              <w:pStyle w:val="Compact"/>
+            </w:pPr>
+            <w:r>
+              <w:t xml:space="preserve">NUMBER(10,0)</w:t>
+            </w:r>
+          </w:p>
+        </w:tc>
+        <w:tc>
+          <w:tcPr/>
+          <w:p>
+            <w:pPr>
+              <w:pStyle w:val="Compact"/>
+            </w:pPr>
+            <w:r>
+              <w:t xml:space="preserve">NOT NULL</w:t>
+            </w:r>
+          </w:p>
+        </w:tc>
+        <w:tc>
+          <w:tcPr/>
+          <w:p>
+            <w:pPr>
+              <w:pStyle w:val="Compact"/>
+            </w:pPr>
+            <w:r>
+              <w:t xml:space="preserve">DEFAULT 0</w:t>
+            </w:r>
+          </w:p>
+        </w:tc>
+        <w:tc>
+          <w:tcPr/>
+          <w:p>
+            <w:pPr>
+              <w:pStyle w:val="Compact"/>
+            </w:pPr>
+          </w:p>
+        </w:tc>
+      </w:tr>
+      <w:tr>
+        <w:tc>
+          <w:tcPr/>
+          <w:p>
+            <w:pPr>
+              <w:pStyle w:val="Compact"/>
+            </w:pPr>
+            <w:r>
+              <w:t xml:space="preserve">TARGET_CONTEXT</w:t>
+            </w:r>
+          </w:p>
+        </w:tc>
+        <w:tc>
+          <w:tcPr/>
+          <w:p>
+            <w:pPr>
+              <w:pStyle w:val="Compact"/>
+            </w:pPr>
+            <w:r>
+              <w:t xml:space="preserve">VARCHAR2(255 CHAR)</w:t>
+            </w:r>
+          </w:p>
+        </w:tc>
+        <w:tc>
+          <w:tcPr/>
+          <w:p>
+            <w:pPr>
+              <w:pStyle w:val="Compact"/>
+            </w:pPr>
+            <w:r>
+              <w:t xml:space="preserve">NOT NULL</w:t>
+            </w:r>
+          </w:p>
+        </w:tc>
+        <w:tc>
+          <w:tcPr/>
+          <w:p>
+            <w:pPr>
+              <w:pStyle w:val="Compact"/>
+            </w:pPr>
+            <w:r>
+              <w:t xml:space="preserve">DEFAULT</w:t>
+            </w:r>
+            <w:r>
+              <w:t xml:space="preserve"> </w:t>
+            </w:r>
+            <w:r>
+              <w:t xml:space="preserve">‘MAIN’</w:t>
+            </w:r>
+            <w:r>
+              <w:t xml:space="preserve">, CHECK (</w:t>
+            </w:r>
+            <w:r>
+              <w:rPr>
+                <w:rStyle w:val="VerbatimChar"/>
+              </w:rPr>
+              <w:t xml:space="preserve">FIELD_MAPPING_TARGET_CONTEXT_CHK</w:t>
+            </w:r>
+            <w:r>
+              <w:t xml:space="preserve">) IN (MAIN, COMPENSATION)</w:t>
+            </w:r>
+          </w:p>
+        </w:tc>
+        <w:tc>
+          <w:tcPr/>
+          <w:p>
+            <w:pPr>
+              <w:pStyle w:val="Compact"/>
+            </w:pPr>
+          </w:p>
+        </w:tc>
+      </w:tr>
+    </w:tbl>
+    <w:bookmarkEnd w:id="17"/>
+    <w:bookmarkStart w:id="18" w:name="endpoint_config_version"/>
+    <w:p>
+      <w:pPr>
+        <w:pStyle w:val="Heading3"/>
+      </w:pPr>
+      <w:r>
+        <w:t xml:space="preserve">4.5.</w:t>
+      </w:r>
+      <w:r>
+        <w:t xml:space="preserve"> </w:t>
+      </w:r>
+      <w:r>
+        <w:rPr>
+          <w:rStyle w:val="VerbatimChar"/>
+        </w:rPr>
+        <w:t xml:space="preserve">ENDPOINT_CONFIG_VERSION</w:t>
+      </w:r>
+    </w:p>
+    <w:tbl>
+      <w:tblPr>
+        <w:tblStyle w:val="Table"/>
+        <w:tblW w:type="pct" w:w="5000"/>
+        <w:tblLayout w:type="fixed"/>
+        <w:tblLook w:firstRow="1" w:lastRow="0" w:firstColumn="0" w:lastColumn="0" w:noHBand="0" w:noVBand="0" w:val="0020"/>
+      </w:tblPr>
+      <w:tblGrid>
+        <w:gridCol w:w="1584"/>
+        <w:gridCol w:w="1584"/>
+        <w:gridCol w:w="1584"/>
+        <w:gridCol w:w="1584"/>
+        <w:gridCol w:w="1584"/>
+      </w:tblGrid>
+      <w:tr>
+        <w:trPr>
+          <w:tblHeader w:val="on"/>
+        </w:trPr>
+        <w:tc>
+          <w:tcPr/>
+          <w:p>
+            <w:pPr>
+              <w:pStyle w:val="Compact"/>
+            </w:pPr>
+            <w:r>
+              <w:t xml:space="preserve">Cột</w:t>
+            </w:r>
+          </w:p>
+        </w:tc>
+        <w:tc>
+          <w:tcPr/>
+          <w:p>
+            <w:pPr>
+              <w:pStyle w:val="Compact"/>
+            </w:pPr>
+            <w:r>
+              <w:t xml:space="preserve">Kiểu dữ liệu</w:t>
+            </w:r>
+          </w:p>
+        </w:tc>
+        <w:tc>
+          <w:tcPr/>
+          <w:p>
+            <w:pPr>
+              <w:pStyle w:val="Compact"/>
+            </w:pPr>
+            <w:r>
+              <w:t xml:space="preserve">Null?</w:t>
+            </w:r>
+          </w:p>
+        </w:tc>
+        <w:tc>
+          <w:tcPr/>
+          <w:p>
+            <w:pPr>
+              <w:pStyle w:val="Compact"/>
+            </w:pPr>
+            <w:r>
+              <w:t xml:space="preserve">Khoá/Ràng buộc</w:t>
+            </w:r>
+          </w:p>
+        </w:tc>
+        <w:tc>
+          <w:tcPr/>
+          <w:p>
+            <w:pPr>
+              <w:pStyle w:val="Compact"/>
+            </w:pPr>
+            <w:r>
+              <w:t xml:space="preserve">Mô tả</w:t>
+            </w:r>
+          </w:p>
+        </w:tc>
+      </w:tr>
+      <w:tr>
+        <w:tc>
+          <w:tcPr/>
+          <w:p>
+            <w:pPr>
+              <w:pStyle w:val="Compact"/>
+            </w:pPr>
+            <w:r>
+              <w:t xml:space="preserve">ID</w:t>
+            </w:r>
+          </w:p>
+        </w:tc>
+        <w:tc>
+          <w:tcPr/>
+          <w:p>
+            <w:pPr>
+              <w:pStyle w:val="Compact"/>
+            </w:pPr>
+            <w:r>
+              <w:t xml:space="preserve">VARCHAR2(255 CHAR)</w:t>
+            </w:r>
+          </w:p>
+        </w:tc>
+        <w:tc>
+          <w:tcPr/>
+          <w:p>
+            <w:pPr>
+              <w:pStyle w:val="Compact"/>
+            </w:pPr>
+            <w:r>
+              <w:t xml:space="preserve">NOT NULL</w:t>
+            </w:r>
+          </w:p>
+        </w:tc>
+        <w:tc>
+          <w:tcPr/>
+          <w:p>
+            <w:pPr>
+              <w:pStyle w:val="Compact"/>
+            </w:pPr>
+            <w:r>
+              <w:t xml:space="preserve">PK (</w:t>
+            </w:r>
+            <w:r>
+              <w:rPr>
+                <w:rStyle w:val="VerbatimChar"/>
+              </w:rPr>
               <w:t xml:space="preserve">ENDPOINT_CONFIG_VERSION_PK</w:t>
             </w:r>
             <w:r>
@@ -6168,8 +7136,8 @@
         </w:tc>
       </w:tr>
     </w:tbl>
-    <w:bookmarkEnd w:id="17"/>
-    <w:bookmarkStart w:id="18" w:name="X7f22790d9ddb6c1924bc64a83a5ad5cb242db61"/>
+    <w:bookmarkEnd w:id="18"/>
+    <w:bookmarkStart w:id="19" w:name="X7f22790d9ddb6c1924bc64a83a5ad5cb242db61"/>
     <w:p>
       <w:pPr>
         <w:pStyle w:val="Heading3"/>
@@ -6541,15 +7509,203 @@
       </w:r>
     </w:p>
     <w:p>
+      <w:pPr>
+        <w:pStyle w:val="Compact"/>
+        <w:numPr>
+          <w:ilvl w:val="0"/>
+          <w:numId w:val="1001"/>
+        </w:numPr>
+      </w:pPr>
+      <w:r>
+        <w:rPr>
+          <w:rStyle w:val="VerbatimChar"/>
+          <w:b/>
+          <w:bCs/>
+        </w:rPr>
+        <w:t xml:space="preserve">TEAM_CODE</w:t>
+      </w:r>
+      <w:r>
+        <w:rPr>
+          <w:b/>
+          <w:bCs/>
+        </w:rPr>
+        <w:t xml:space="preserve"> </w:t>
+      </w:r>
+      <w:r>
+        <w:rPr>
+          <w:b/>
+          <w:bCs/>
+        </w:rPr>
+        <w:t xml:space="preserve">trên</w:t>
+      </w:r>
+      <w:r>
+        <w:rPr>
+          <w:b/>
+          <w:bCs/>
+        </w:rPr>
+        <w:t xml:space="preserve"> </w:t>
+      </w:r>
+      <w:r>
+        <w:rPr>
+          <w:rStyle w:val="VerbatimChar"/>
+          <w:b/>
+          <w:bCs/>
+        </w:rPr>
+        <w:t xml:space="preserve">UPSTREAM_SERVICE</w:t>
+      </w:r>
+      <w:r>
+        <w:rPr>
+          <w:b/>
+          <w:bCs/>
+        </w:rPr>
+        <w:t xml:space="preserve">/</w:t>
+      </w:r>
+      <w:r>
+        <w:rPr>
+          <w:rStyle w:val="VerbatimChar"/>
+          <w:b/>
+          <w:bCs/>
+        </w:rPr>
+        <w:t xml:space="preserve">ENDPOINT_CONFIG</w:t>
+      </w:r>
+      <w:r>
+        <w:rPr>
+          <w:b/>
+          <w:bCs/>
+        </w:rPr>
+        <w:t xml:space="preserve"> </w:t>
+      </w:r>
+      <w:r>
+        <w:rPr>
+          <w:b/>
+          <w:bCs/>
+        </w:rPr>
+        <w:t xml:space="preserve">KHÔNG có ràng buộc</w:t>
+      </w:r>
+      <w:r>
+        <w:rPr>
+          <w:b/>
+          <w:bCs/>
+        </w:rPr>
+        <w:t xml:space="preserve"> </w:t>
+      </w:r>
+      <w:r>
+        <w:rPr>
+          <w:b/>
+          <w:bCs/>
+        </w:rPr>
+        <w:t xml:space="preserve">FK tới</w:t>
+      </w:r>
+      <w:r>
+        <w:rPr>
+          <w:b/>
+          <w:bCs/>
+        </w:rPr>
+        <w:t xml:space="preserve"> </w:t>
+      </w:r>
+      <w:r>
+        <w:rPr>
+          <w:rStyle w:val="VerbatimChar"/>
+          <w:b/>
+          <w:bCs/>
+        </w:rPr>
+        <w:t xml:space="preserve">GWM_TEAM</w:t>
+      </w:r>
+      <w:r>
+        <w:t xml:space="preserve"> </w:t>
+      </w:r>
+      <w:r>
+        <w:t xml:space="preserve">(chỉ khớp theo giá trị chuỗi, xác thực ở tầng ứng dụng</w:t>
+      </w:r>
+      <w:r>
+        <w:t xml:space="preserve"> </w:t>
+      </w:r>
+      <w:r>
+        <w:t xml:space="preserve">qua</w:t>
+      </w:r>
+      <w:r>
+        <w:t xml:space="preserve"> </w:t>
+      </w:r>
+      <w:r>
+        <w:rPr>
+          <w:rStyle w:val="VerbatimChar"/>
+        </w:rPr>
+        <w:t xml:space="preserve">CurrentTeamContext</w:t>
+      </w:r>
+      <w:r>
+        <w:t xml:space="preserve">) — quyết định có chủ đích: thêm FK thật đòi hỏi</w:t>
+      </w:r>
+      <w:r>
+        <w:t xml:space="preserve"> </w:t>
+      </w:r>
+      <w:r>
+        <w:t xml:space="preserve">sửa DDL của CẢ 6 bảng hiện có cùng lúc thêm cột mới (rủi ro cao hơn khi bàn</w:t>
+      </w:r>
+      <w:r>
+        <w:t xml:space="preserve"> </w:t>
+      </w:r>
+      <w:r>
+        <w:t xml:space="preserve">giao cho DBA chạy 1 lần), trong khi ứng dụng vốn đã validate schema chặt</w:t>
+      </w:r>
+      <w:r>
+        <w:t xml:space="preserve"> </w:t>
+      </w:r>
+      <w:r>
+        <w:t xml:space="preserve">qua</w:t>
+      </w:r>
+      <w:r>
+        <w:t xml:space="preserve"> </w:t>
+      </w:r>
+      <w:r>
+        <w:rPr>
+          <w:rStyle w:val="VerbatimChar"/>
+        </w:rPr>
+        <w:t xml:space="preserve">hibernate.ddl-auto=validate</w:t>
+      </w:r>
+      <w:r>
+        <w:t xml:space="preserve"> </w:t>
+      </w:r>
+      <w:r>
+        <w:t xml:space="preserve">+ luôn tự stamp</w:t>
+      </w:r>
+      <w:r>
+        <w:t xml:space="preserve"> </w:t>
+      </w:r>
+      <w:r>
+        <w:rPr>
+          <w:rStyle w:val="VerbatimChar"/>
+        </w:rPr>
+        <w:t xml:space="preserve">TEAM_CODE</w:t>
+      </w:r>
+      <w:r>
+        <w:t xml:space="preserve"> </w:t>
+      </w:r>
+      <w:r>
+        <w:t xml:space="preserve">lúc tạo (không</w:t>
+      </w:r>
+      <w:r>
+        <w:t xml:space="preserve"> </w:t>
+      </w:r>
+      <w:r>
+        <w:t xml:space="preserve">bao giờ để trống/sai) — rủi ro dữ liệu mồ côi coi như bằng 0 trong thực tế</w:t>
+      </w:r>
+      <w:r>
+        <w:t xml:space="preserve"> </w:t>
+      </w:r>
+      <w:r>
+        <w:t xml:space="preserve">vận hành.</w:t>
+      </w:r>
+    </w:p>
+    <w:p>
       <w:r>
         <w:pict>
           <v:rect style="width:0;height:1.5pt" o:hralign="center" o:hrstd="t" o:hr="t"/>
         </w:pict>
       </w:r>
     </w:p>
-    <w:bookmarkEnd w:id="18"/>
     <w:bookmarkEnd w:id="19"/>
-    <w:bookmarkStart w:id="20" w:name="chỉ-mục-indexing"/>
+    <w:bookmarkEnd w:id="20"/>
+    <w:bookmarkStart w:id="21" w:name="chỉ-mục-indexing"/>
     <w:p>
       <w:pPr>
         <w:pStyle w:val="Heading2"/>
@@ -6628,6 +7784,97 @@
               <w:pStyle w:val="Compact"/>
             </w:pPr>
             <w:r>
+              <w:t xml:space="preserve">GWM_TEAM</w:t>
+            </w:r>
+          </w:p>
+        </w:tc>
+        <w:tc>
+          <w:tcPr/>
+          <w:p>
+            <w:pPr>
+              <w:pStyle w:val="Compact"/>
+            </w:pPr>
+            <w:r>
+              <w:rPr>
+                <w:rStyle w:val="VerbatimChar"/>
+              </w:rPr>
+              <w:t xml:space="preserve">GWM_TEAM_API_KEY_UK</w:t>
+            </w:r>
+            <w:r>
+              <w:t xml:space="preserve"> </w:t>
+            </w:r>
+            <w:r>
+              <w:t xml:space="preserve">(API_KEY)</w:t>
+            </w:r>
+          </w:p>
+        </w:tc>
+        <w:tc>
+          <w:tcPr/>
+          <w:p>
+            <w:pPr>
+              <w:pStyle w:val="Compact"/>
+            </w:pPr>
+            <w:r>
+              <w:t xml:space="preserve">Unique index (tự động)</w:t>
+            </w:r>
+          </w:p>
+        </w:tc>
+        <w:tc>
+          <w:tcPr/>
+          <w:p>
+            <w:pPr>
+              <w:pStyle w:val="Compact"/>
+            </w:pPr>
+            <w:r>
+              <w:rPr>
+                <w:rStyle w:val="VerbatimChar"/>
+              </w:rPr>
+              <w:t xml:space="preserve">ApiKeyAuthFilter</w:t>
+            </w:r>
+            <w:r>
+              <w:t xml:space="preserve"> </w:t>
+            </w:r>
+            <w:r>
+              <w:t xml:space="preserve">tra cứu đội theo key trên MỌI request</w:t>
+            </w:r>
+            <w:r>
+              <w:t xml:space="preserve"> </w:t>
+            </w:r>
+            <w:r>
+              <w:rPr>
+                <w:rStyle w:val="VerbatimChar"/>
+              </w:rPr>
+              <w:t xml:space="preserve">/api/**</w:t>
+            </w:r>
+            <w:r>
+              <w:t xml:space="preserve"> </w:t>
+            </w:r>
+            <w:r>
+              <w:t xml:space="preserve">(trừ</w:t>
+            </w:r>
+            <w:r>
+              <w:t xml:space="preserve"> </w:t>
+            </w:r>
+            <w:r>
+              <w:rPr>
+                <w:rStyle w:val="VerbatimChar"/>
+              </w:rPr>
+              <w:t xml:space="preserve">/api/teams/**</w:t>
+            </w:r>
+            <w:r>
+              <w:t xml:space="preserve">) — mục đích chính của chỉ mục này</w:t>
+            </w:r>
+          </w:p>
+        </w:tc>
+      </w:tr>
+      <w:tr>
+        <w:tc>
+          <w:tcPr/>
+          <w:p>
+            <w:pPr>
+              <w:pStyle w:val="Compact"/>
+            </w:pPr>
+            <w:r>
               <w:t xml:space="preserve">UPSTREAM_SERVICE</w:t>
             </w:r>
           </w:p>
@@ -6638,6 +7885,32 @@
             <w:pPr>
               <w:pStyle w:val="Compact"/>
             </w:pPr>
+            <w:r>
+              <w:rPr>
+                <w:rStyle w:val="VerbatimChar"/>
+              </w:rPr>
+              <w:t xml:space="preserve">UPSTREAM_SERVICE_TEAM_NAME_UK</w:t>
+            </w:r>
+            <w:r>
+              <w:t xml:space="preserve"> </w:t>
+            </w:r>
+            <w:r>
+              <w:t xml:space="preserve">(TEAM_CODE, NAME)</w:t>
+            </w:r>
+          </w:p>
+        </w:tc>
+        <w:tc>
+          <w:tcPr/>
+          <w:p>
+            <w:pPr>
+              <w:pStyle w:val="Compact"/>
+            </w:pPr>
+            <w:r>
+              <w:t xml:space="preserve">Unique index (tự động, thay thế</w:t>
+            </w:r>
+            <w:r>
+              <w:t xml:space="preserve"> </w:t>
+            </w:r>
             <w:r>
               <w:rPr>
                 <w:rStyle w:val="VerbatimChar"/>
@@ -6648,29 +7921,18 @@
               <w:t xml:space="preserve"> </w:t>
             </w:r>
             <w:r>
-              <w:t xml:space="preserve">(NAME)</w:t>
-            </w:r>
-          </w:p>
-        </w:tc>
-        <w:tc>
-          <w:tcPr/>
-          <w:p>
-            <w:pPr>
-              <w:pStyle w:val="Compact"/>
-            </w:pPr>
-            <w:r>
-              <w:t xml:space="preserve">Unique index (tự động theo UNIQUE constraint)</w:t>
-            </w:r>
-          </w:p>
-        </w:tc>
-        <w:tc>
-          <w:tcPr/>
-          <w:p>
-            <w:pPr>
-              <w:pStyle w:val="Compact"/>
-            </w:pPr>
-            <w:r>
-              <w:t xml:space="preserve">Tra theo tên khi CRUD</w:t>
+              <w:t xml:space="preserve">cũ)</w:t>
+            </w:r>
+          </w:p>
+        </w:tc>
+        <w:tc>
+          <w:tcPr/>
+          <w:p>
+            <w:pPr>
+              <w:pStyle w:val="Compact"/>
+            </w:pPr>
+            <w:r>
+              <w:t xml:space="preserve">Tra theo tên khi CRUD, TRONG phạm vi 1 đội</w:t>
             </w:r>
           </w:p>
         </w:tc>
@@ -6693,6 +7955,32 @@
             <w:pPr>
               <w:pStyle w:val="Compact"/>
             </w:pPr>
+            <w:r>
+              <w:rPr>
+                <w:rStyle w:val="VerbatimChar"/>
+              </w:rPr>
+              <w:t xml:space="preserve">ENDPOINT_CONFIG_TEAM_PATH_UK</w:t>
+            </w:r>
+            <w:r>
+              <w:t xml:space="preserve"> </w:t>
+            </w:r>
+            <w:r>
+              <w:t xml:space="preserve">(TEAM_CODE, PATH)</w:t>
+            </w:r>
+          </w:p>
+        </w:tc>
+        <w:tc>
+          <w:tcPr/>
+          <w:p>
+            <w:pPr>
+              <w:pStyle w:val="Compact"/>
+            </w:pPr>
+            <w:r>
+              <w:t xml:space="preserve">Unique index (tự động, thay thế</w:t>
+            </w:r>
+            <w:r>
+              <w:t xml:space="preserve"> </w:t>
+            </w:r>
             <w:r>
               <w:rPr>
                 <w:rStyle w:val="VerbatimChar"/>
@@ -6703,29 +7991,18 @@
               <w:t xml:space="preserve"> </w:t>
             </w:r>
             <w:r>
-              <w:t xml:space="preserve">(PATH)</w:t>
-            </w:r>
-          </w:p>
-        </w:tc>
-        <w:tc>
-          <w:tcPr/>
-          <w:p>
-            <w:pPr>
-              <w:pStyle w:val="Compact"/>
-            </w:pPr>
-            <w:r>
-              <w:t xml:space="preserve">Unique index (tự động)</w:t>
-            </w:r>
-          </w:p>
-        </w:tc>
-        <w:tc>
-          <w:tcPr/>
-          <w:p>
-            <w:pPr>
-              <w:pStyle w:val="Compact"/>
-            </w:pPr>
-            <w:r>
-              <w:t xml:space="preserve">Đảm bảo không trùng đường dẫn — cũng là chỉ mục tra cứu chính khi Data Plane khớp request (dù việc khớp thật diễn ra ở bộ nhớ trong-process qua</w:t>
+              <w:t xml:space="preserve">cũ)</w:t>
+            </w:r>
+          </w:p>
+        </w:tc>
+        <w:tc>
+          <w:tcPr/>
+          <w:p>
+            <w:pPr>
+              <w:pStyle w:val="Compact"/>
+            </w:pPr>
+            <w:r>
+              <w:t xml:space="preserve">Đảm bảo không trùng đường dẫn TRONG 1 đội — cũng phục vụ mọi câu truy vấn CRUD của Control Plane (luôn lọc theo</w:t>
             </w:r>
             <w:r>
               <w:t xml:space="preserve"> </w:t>
@@ -6734,10 +8011,25 @@
               <w:rPr>
                 <w:rStyle w:val="VerbatimChar"/>
               </w:rPr>
-              <w:t xml:space="preserve">EndpointRegistryCache</w:t>
-            </w:r>
-            <w:r>
-              <w:t xml:space="preserve">, không phải truy vấn DB mỗi request)</w:t>
+              <w:t xml:space="preserve">TEAM_CODE</w:t>
+            </w:r>
+            <w:r>
+              <w:t xml:space="preserve"> </w:t>
+            </w:r>
+            <w:r>
+              <w:t xml:space="preserve">trước, xem</w:t>
+            </w:r>
+            <w:r>
+              <w:t xml:space="preserve"> </w:t>
+            </w:r>
+            <w:r>
+              <w:rPr>
+                <w:rStyle w:val="VerbatimChar"/>
+              </w:rPr>
+              <w:t xml:space="preserve">CurrentTeamContext</w:t>
+            </w:r>
+            <w:r>
+              <w:t xml:space="preserve">)</w:t>
             </w:r>
           </w:p>
         </w:tc>
@@ -6960,43 +8252,58 @@
         <w:t xml:space="preserve"> </w:t>
       </w:r>
       <w:r>
-        <w:t xml:space="preserve">lượng traffic thật (Data Plane đọc từ bộ nhớ đệm</w:t>
-      </w:r>
-      <w:r>
-        <w:t xml:space="preserve"> </w:t>
-      </w:r>
-      <w:r>
-        <w:rPr>
-          <w:rStyle w:val="VerbatimChar"/>
-        </w:rPr>
-        <w:t xml:space="preserve">EndpointRegistryCache</w:t>
-      </w:r>
-      <w:r>
-        <w:t xml:space="preserve">,</w:t>
-      </w:r>
-      <w:r>
-        <w:t xml:space="preserve"> </w:t>
-      </w:r>
-      <w:r>
-        <w:t xml:space="preserve">không truy vấn DB trực tiếp mỗi request) — vì vậy KHÔNG cần thêm chỉ mục tối</w:t>
-      </w:r>
-      <w:r>
-        <w:t xml:space="preserve"> </w:t>
-      </w:r>
-      <w:r>
-        <w:t xml:space="preserve">ưu đọc phức tạp ngoài các chỉ mục tự động theo PK/FK/UNIQUE ở trên. Nếu về</w:t>
-      </w:r>
-      <w:r>
-        <w:t xml:space="preserve"> </w:t>
-      </w:r>
-      <w:r>
-        <w:t xml:space="preserve">sau bổ sung tính năng tìm kiếm cấu hình theo nhiều điều kiện phức tạp</w:t>
-      </w:r>
-      <w:r>
-        <w:t xml:space="preserve"> </w:t>
-      </w:r>
-      <w:r>
-        <w:t xml:space="preserve">(full-text trên</w:t>
+        <w:t xml:space="preserve">lượng traffic thật (Data Plane từ 2026-09 đọc từ bộ nhớ đệm nạp qua HTTP,</w:t>
+      </w:r>
+      <w:r>
+        <w:t xml:space="preserve"> </w:t>
+      </w:r>
+      <w:r>
+        <w:t xml:space="preserve">KHÔNG còn truy vấn DB trực tiếp nữa — xem SAD ADR-07; chỉ Control Plane còn</w:t>
+      </w:r>
+      <w:r>
+        <w:t xml:space="preserve"> </w:t>
+      </w:r>
+      <w:r>
+        <w:t xml:space="preserve">đọc DB, cho tần suất CRUD/UI thấp) — vì vậy KHÔNG cần thêm chỉ mục tối ưu đọc</w:t>
+      </w:r>
+      <w:r>
+        <w:t xml:space="preserve"> </w:t>
+      </w:r>
+      <w:r>
+        <w:t xml:space="preserve">phức tạp ngoài các chỉ mục tự động theo PK/FK/UNIQUE ở trên (2 UNIQUE index</w:t>
+      </w:r>
+      <w:r>
+        <w:t xml:space="preserve"> </w:t>
+      </w:r>
+      <w:r>
+        <w:t xml:space="preserve">ghép</w:t>
+      </w:r>
+      <w:r>
+        <w:t xml:space="preserve"> </w:t>
+      </w:r>
+      <w:r>
+        <w:rPr>
+          <w:rStyle w:val="VerbatimChar"/>
+        </w:rPr>
+        <w:t xml:space="preserve">TEAM_CODE</w:t>
+      </w:r>
+      <w:r>
+        <w:t xml:space="preserve"> </w:t>
+      </w:r>
+      <w:r>
+        <w:t xml:space="preserve">ở trên vừa đảm bảo ràng buộc vừa đủ dùng làm chỉ mục lọc</w:t>
+      </w:r>
+      <w:r>
+        <w:t xml:space="preserve"> </w:t>
+      </w:r>
+      <w:r>
+        <w:t xml:space="preserve">theo đội). Nếu về sau bổ sung tính năng tìm kiếm cấu hình theo nhiều điều</w:t>
+      </w:r>
+      <w:r>
+        <w:t xml:space="preserve"> </w:t>
+      </w:r>
+      <w:r>
+        <w:t xml:space="preserve">kiện phức tạp (full-text trên</w:t>
       </w:r>
       <w:r>
         <w:t xml:space="preserve"> </w:t>
@@ -7027,8 +8334,8 @@
         </w:pict>
       </w:r>
     </w:p>
-    <w:bookmarkEnd w:id="20"/>
-    <w:bookmarkStart w:id="21" w:name="view-stored-procedure"/>
+    <w:bookmarkEnd w:id="21"/>
+    <w:bookmarkStart w:id="22" w:name="view-stored-procedure"/>
     <w:p>
       <w:pPr>
         <w:pStyle w:val="Heading2"/>
@@ -7217,8 +8524,8 @@
         </w:pict>
       </w:r>
     </w:p>
-    <w:bookmarkEnd w:id="21"/>
-    <w:bookmarkStart w:id="22" w:name="X5c780e8c43fb3bff431d50f625afebc19c02a70"/>
+    <w:bookmarkEnd w:id="22"/>
+    <w:bookmarkStart w:id="23" w:name="X5c780e8c43fb3bff431d50f625afebc19c02a70"/>
     <w:p>
       <w:pPr>
         <w:pStyle w:val="Heading2"/>
@@ -7257,13 +8564,13 @@
         <w:t xml:space="preserve"> </w:t>
       </w:r>
       <w:r>
-        <w:t xml:space="preserve">Lý do: Oracle 19c của từng đội BCCS là hạ tầng do DBA quản trị — user chạy</w:t>
-      </w:r>
-      <w:r>
-        <w:t xml:space="preserve"> </w:t>
-      </w:r>
-      <w:r>
-        <w:t xml:space="preserve">ứng dụng chỉ được cấp quyền DML, không có quyền DDL (xem SAD-GWM-001 ADR-03).</w:t>
+        <w:t xml:space="preserve">Lý do: Oracle 19c trung tâm là hạ tầng do DBA quản trị — user chạy Control</w:t>
+      </w:r>
+      <w:r>
+        <w:t xml:space="preserve"> </w:t>
+      </w:r>
+      <w:r>
+        <w:t xml:space="preserve">Plane chỉ được cấp quyền DML, không có quyền DDL (xem SAD-GWM-001 ADR-03).</w:t>
       </w:r>
       <w:r>
         <w:t xml:space="preserve"> </w:t>
@@ -7353,50 +8660,80 @@
         </w:numPr>
       </w:pPr>
       <w:r>
-        <w:t xml:space="preserve">File DDL được</w:t>
-      </w:r>
-      <w:r>
-        <w:t xml:space="preserve"> </w:t>
-      </w:r>
-      <w:r>
         <w:rPr>
           <w:b/>
           <w:bCs/>
         </w:rPr>
-        <w:t xml:space="preserve">bàn giao cho DBA của từng đội</w:t>
-      </w:r>
-      <w:r>
-        <w:t xml:space="preserve"> </w:t>
-      </w:r>
-      <w:r>
-        <w:t xml:space="preserve">(không phải ứng dụng tự</w:t>
-      </w:r>
-      <w:r>
-        <w:t xml:space="preserve"> </w:t>
-      </w:r>
-      <w:r>
-        <w:t xml:space="preserve">chạy) — DBA tự chạy trên schema đã có, theo đúng quy trình change-management</w:t>
-      </w:r>
-      <w:r>
-        <w:t xml:space="preserve"> </w:t>
-      </w:r>
-      <w:r>
-        <w:t xml:space="preserve">nội bộ (xem</w:t>
-      </w:r>
-      <w:r>
-        <w:t xml:space="preserve"> </w:t>
-      </w:r>
-      <w:r>
-        <w:rPr>
-          <w:rStyle w:val="VerbatimChar"/>
-        </w:rPr>
-        <w:t xml:space="preserve">DEPLOYMENT_GUIDE.md</w:t>
-      </w:r>
-      <w:r>
-        <w:t xml:space="preserve"> </w:t>
-      </w:r>
-      <w:r>
-        <w:t xml:space="preserve">mục 6).</w:t>
+        <w:t xml:space="preserve">TỪ 2026-09 (xem SAD ADR-07): file DDL bàn giao cho DBA của ĐỘI NỀN TẢNG</w:t>
+      </w:r>
+      <w:r>
+        <w:t xml:space="preserve"> </w:t>
+      </w:r>
+      <w:r>
+        <w:t xml:space="preserve">(đội vận hành Control Plane trung tâm) — KHÔNG còn bàn giao cho DBA của</w:t>
+      </w:r>
+      <w:r>
+        <w:t xml:space="preserve"> </w:t>
+      </w:r>
+      <w:r>
+        <w:t xml:space="preserve">từng đội BCCS như trước (khi mỗi đội có DB riêng).</w:t>
+      </w:r>
+      <w:r>
+        <w:t xml:space="preserve"> </w:t>
+      </w:r>
+      <w:r>
+        <w:rPr>
+          <w:rStyle w:val="VerbatimChar"/>
+        </w:rPr>
+        <w:t xml:space="preserve">V2__team_code.sql</w:t>
+      </w:r>
+      <w:r>
+        <w:t xml:space="preserve"> </w:t>
+      </w:r>
+      <w:r>
+        <w:t xml:space="preserve">(thêm cột</w:t>
+      </w:r>
+      <w:r>
+        <w:t xml:space="preserve"> </w:t>
+      </w:r>
+      <w:r>
+        <w:rPr>
+          <w:rStyle w:val="VerbatimChar"/>
+        </w:rPr>
+        <w:t xml:space="preserve">TEAM_CODE</w:t>
+      </w:r>
+      <w:r>
+        <w:t xml:space="preserve"> </w:t>
+      </w:r>
+      <w:r>
+        <w:t xml:space="preserve">+ bảng</w:t>
+      </w:r>
+      <w:r>
+        <w:t xml:space="preserve"> </w:t>
+      </w:r>
+      <w:r>
+        <w:rPr>
+          <w:rStyle w:val="VerbatimChar"/>
+        </w:rPr>
+        <w:t xml:space="preserve">GWM_TEAM</w:t>
+      </w:r>
+      <w:r>
+        <w:t xml:space="preserve"> </w:t>
+      </w:r>
+      <w:r>
+        <w:t xml:space="preserve">+ đổi 2 ràng buộc UNIQUE, xem mục 3)</w:t>
+      </w:r>
+      <w:r>
+        <w:t xml:space="preserve"> </w:t>
+      </w:r>
+      <w:r>
+        <w:t xml:space="preserve">là ví dụ migration đầu tiên theo mô hình mới này — chạy 1 lần trên Oracle</w:t>
+      </w:r>
+      <w:r>
+        <w:t xml:space="preserve"> </w:t>
+      </w:r>
+      <w:r>
+        <w:t xml:space="preserve">trung tâm, ảnh hưởng CẢ hệ thống (mọi đội), không phải riêng 1 đội.</w:t>
       </w:r>
     </w:p>
     <w:p>
@@ -7408,13 +8745,13 @@
         </w:numPr>
       </w:pPr>
       <w:r>
-        <w:t xml:space="preserve">KHÔNG sửa lại nội dung 1 file DDL ĐÃ bàn giao cho bất kỳ đội nào — nếu cần</w:t>
-      </w:r>
-      <w:r>
-        <w:t xml:space="preserve"> </w:t>
-      </w:r>
-      <w:r>
-        <w:t xml:space="preserve">sửa nội dung đã sai, phát hành 1 file mới (</w:t>
+        <w:t xml:space="preserve">KHÔNG sửa lại nội dung 1 file DDL ĐÃ bàn giao — nếu cần sửa nội dung đã sai,</w:t>
+      </w:r>
+      <w:r>
+        <w:t xml:space="preserve"> </w:t>
+      </w:r>
+      <w:r>
+        <w:t xml:space="preserve">phát hành 1 file mới (</w:t>
       </w:r>
       <w:r>
         <w:rPr>
@@ -7423,13 +8760,7 @@
         <w:t xml:space="preserve">V(n+1)__...sql</w:t>
       </w:r>
       <w:r>
-        <w:t xml:space="preserve">) để chỉnh lại,</w:t>
-      </w:r>
-      <w:r>
-        <w:t xml:space="preserve"> </w:t>
-      </w:r>
-      <w:r>
-        <w:t xml:space="preserve">không ghi đè lịch sử.</w:t>
+        <w:t xml:space="preserve">) để chỉnh lại, không ghi đè lịch sử.</w:t>
       </w:r>
     </w:p>
     <w:p>
@@ -7450,25 +8781,25 @@
         <w:t xml:space="preserve"> </w:t>
       </w:r>
       <w:r>
-        <w:t xml:space="preserve">đóng vai trò lưới an toàn duy nhất ở phía ứng</w:t>
-      </w:r>
-      <w:r>
-        <w:t xml:space="preserve"> </w:t>
-      </w:r>
-      <w:r>
-        <w:t xml:space="preserve">dụng — nếu entity Java và schema thật lệch nhau (ví dụ DBA chưa kịp áp dụng</w:t>
-      </w:r>
-      <w:r>
-        <w:t xml:space="preserve"> </w:t>
-      </w:r>
-      <w:r>
-        <w:t xml:space="preserve">DDL mới nhất), ứng dụng sẽ KHÔNG khởi động được, buộc phát hiện ngay thay</w:t>
-      </w:r>
-      <w:r>
-        <w:t xml:space="preserve"> </w:t>
-      </w:r>
-      <w:r>
-        <w:t xml:space="preserve">vì chạy sai âm thầm.</w:t>
+        <w:t xml:space="preserve">(CHỈ chạy ở Control Plane — Data Plane không</w:t>
+      </w:r>
+      <w:r>
+        <w:t xml:space="preserve"> </w:t>
+      </w:r>
+      <w:r>
+        <w:t xml:space="preserve">kết nối Oracle từ 2026-09, xem SAD ADR-07) đóng vai trò lưới an toàn duy</w:t>
+      </w:r>
+      <w:r>
+        <w:t xml:space="preserve"> </w:t>
+      </w:r>
+      <w:r>
+        <w:t xml:space="preserve">nhất ở phía ứng dụng — nếu entity Java và schema thật lệch nhau, Control</w:t>
+      </w:r>
+      <w:r>
+        <w:t xml:space="preserve"> </w:t>
+      </w:r>
+      <w:r>
+        <w:t xml:space="preserve">Plane sẽ KHÔNG khởi động được, buộc phát hiện ngay thay vì chạy sai âm thầm.</w:t>
       </w:r>
     </w:p>
     <w:p>
@@ -7480,7 +8811,13 @@
         </w:numPr>
       </w:pPr>
       <w:r>
-        <w:t xml:space="preserve">Với mỗi đội tự triển khai 1 instance mới: chỉ cần DBA chạy đúng</w:t>
+        <w:t xml:space="preserve">Với instance Control Plane mới (chỉ dựng 1 lần duy nhất, không lặp lại theo</w:t>
+      </w:r>
+      <w:r>
+        <w:t xml:space="preserve"> </w:t>
+      </w:r>
+      <w:r>
+        <w:t xml:space="preserve">đội): DBA đội nền tảng chạy tuần tự</w:t>
       </w:r>
       <w:r>
         <w:t xml:space="preserve"> </w:t>
@@ -7495,19 +8832,37 @@
         <w:t xml:space="preserve"> </w:t>
       </w:r>
       <w:r>
-        <w:t xml:space="preserve">1 lần trước khi khởi động ứng dụng lần đầu — không cần</w:t>
-      </w:r>
-      <w:r>
-        <w:t xml:space="preserve"> </w:t>
-      </w:r>
-      <w:r>
-        <w:t xml:space="preserve">biết lịch sử các thay đổi trước đó (nội dung V1 đã là schema đầy đủ, mới</w:t>
-      </w:r>
-      <w:r>
-        <w:t xml:space="preserve"> </w:t>
-      </w:r>
-      <w:r>
-        <w:t xml:space="preserve">nhất tính đến thời điểm phát hành).</w:t>
+        <w:t xml:space="preserve">rồi</w:t>
+      </w:r>
+      <w:r>
+        <w:t xml:space="preserve"> </w:t>
+      </w:r>
+      <w:r>
+        <w:rPr>
+          <w:rStyle w:val="VerbatimChar"/>
+        </w:rPr>
+        <w:t xml:space="preserve">V2__team_code.sql</w:t>
+      </w:r>
+      <w:r>
+        <w:t xml:space="preserve"> </w:t>
+      </w:r>
+      <w:r>
+        <w:t xml:space="preserve">(và mọi</w:t>
+      </w:r>
+      <w:r>
+        <w:t xml:space="preserve"> </w:t>
+      </w:r>
+      <w:r>
+        <w:rPr>
+          <w:rStyle w:val="VerbatimChar"/>
+        </w:rPr>
+        <w:t xml:space="preserve">Vn__...sql</w:t>
+      </w:r>
+      <w:r>
+        <w:t xml:space="preserve"> </w:t>
+      </w:r>
+      <w:r>
+        <w:t xml:space="preserve">tiếp theo) trước khi khởi động lần đầu.</w:t>
       </w:r>
     </w:p>
     <w:p>
@@ -7517,8 +8872,8 @@
         </w:pict>
       </w:r>
     </w:p>
-    <w:bookmarkEnd w:id="22"/>
-    <w:bookmarkStart w:id="25" w:name="phụ-lục"/>
+    <w:bookmarkEnd w:id="23"/>
+    <w:bookmarkStart w:id="26" w:name="phụ-lục"/>
     <w:p>
       <w:pPr>
         <w:pStyle w:val="Heading2"/>
@@ -7527,7 +8882,7 @@
         <w:t xml:space="preserve">8. Phụ lục</w:t>
       </w:r>
     </w:p>
-    <w:bookmarkStart w:id="23" w:name="bảng-tổng-hợp-toàn-bộ-ràng-buộc-check"/>
+    <w:bookmarkStart w:id="24" w:name="bảng-tổng-hợp-toàn-bộ-ràng-buộc-check"/>
     <w:p>
       <w:pPr>
         <w:pStyle w:val="Heading3"/>
@@ -7767,8 +9122,8 @@
         </w:tc>
       </w:tr>
     </w:tbl>
-    <w:bookmarkEnd w:id="23"/>
-    <w:bookmarkStart w:id="24" w:name="tài-liệu-liên-quan"/>
+    <w:bookmarkEnd w:id="24"/>
+    <w:bookmarkStart w:id="25" w:name="tài-liệu-liên-quan"/>
     <w:p>
       <w:pPr>
         <w:pStyle w:val="Heading3"/>
@@ -7785,9 +9140,9 @@
         <w:t xml:space="preserve">FDS-GWM-001 (mục 3, 10.1), SAD-GWM-001 (ADR-03, mục 6).</w:t>
       </w:r>
     </w:p>
-    <w:bookmarkEnd w:id="24"/>
     <w:bookmarkEnd w:id="25"/>
     <w:bookmarkEnd w:id="26"/>
+    <w:bookmarkEnd w:id="27"/>
     <w:sectPr>
       <w:footnotePr>
         <w:numRestart w:val="eachSect"/>
